--- a/vvdn/converters/dc-dc/isolated/resonant-converters.docx
+++ b/vvdn/converters/dc-dc/isolated/resonant-converters.docx
@@ -1484,77 +1484,2910 @@
                 <w:color w:val="2D3748"/>
                 <w:sz w:val="18"/>
               </w:rPr>
-              <w:t xml:space="preserve">                       LLC Resonant Half-Bridge Converter Power Stage</w:t>
+              <w:t>========================================================================================================================</w:t>
               <w:br/>
-              <w:t xml:space="preserve">   +Vin DC ────┬─────────────────────────────────────────────────────────────────────────────────┐</w:t>
+              <w:t xml:space="preserve">     DETAILED HARDWARE SCHEMATIC: LLC RESONANT HALF-BRIDGE CONVERTER (400V -&gt; 12V/40A, 500W SERVER PSU)</w:t>
               <w:br/>
-              <w:t xml:space="preserve">               │                                                                                 │</w:t>
+              <w:t>========================================================================================================================</w:t>
               <w:br/>
-              <w:t xml:space="preserve">           Drain (D)                                                                            ┌┴┐</w:t>
               <w:br/>
-              <w:t xml:space="preserve">           ┌───┴───┐ Q1                                                                         │ │ C_in</w:t>
+              <w:t xml:space="preserve">                  +-----------------[ D_boot: DFLS1100 ]&lt;------+ +VCC_DRV (+12V)</w:t>
               <w:br/>
-              <w:t xml:space="preserve">           │  S1   │ High-Side Switch                                                           └┬┘</w:t>
+              <w:t xml:space="preserve">                  |                 [ 100V / 1A Schottky]      |</w:t>
               <w:br/>
-              <w:t xml:space="preserve">           └───┬───┘                                                                             │</w:t>
+              <w:t xml:space="preserve">                  |                                           [R_boot: 2.2Ω]</w:t>
               <w:br/>
-              <w:t xml:space="preserve">               │ Source (S)                                                                      │</w:t>
+              <w:t xml:space="preserve">                  |                                            |</w:t>
               <w:br/>
-              <w:t xml:space="preserve">               ├─── Midpoint (HB) ──┐                                                            │</w:t>
+              <w:t xml:space="preserve">                  |     +-----------[ C_boot: 0.1µF/50V X7R ]--+</w:t>
               <w:br/>
-              <w:t xml:space="preserve">               │                    │                                                            │</w:t>
+              <w:t xml:space="preserve">                  |     |                                      |</w:t>
               <w:br/>
-              <w:t xml:space="preserve">           Drain (D)              ┌─┴─┐ Cr (Resonant Cap)                                        │</w:t>
+              <w:t xml:space="preserve">                  |     |   +---[ RESONANT LLC CONTROLLER IC (e.g. UCC256403 / L6599A) ]---+</w:t>
               <w:br/>
-              <w:t xml:space="preserve">           ┌───┴───┐ Q2           │   │                                                          │</w:t>
+              <w:t xml:space="preserve">                  |     |   |                                                              |</w:t>
               <w:br/>
-              <w:t xml:space="preserve">           │  S2   │ Low-Side     └─┬─┘                                                          │</w:t>
+              <w:t xml:space="preserve">                  +--------&gt;| BOOT      [HO] Pin 16 ---[ R_g1: 4.7Ω ]----+                 |</w:t>
               <w:br/>
-              <w:t xml:space="preserve">           └───┬───┘ Switch         ├───[ Lr (Resonant Inductor) ]───┬──────────────────┐        │</w:t>
+              <w:t xml:space="preserve">                        |   |                                            |                 |</w:t>
               <w:br/>
-              <w:t xml:space="preserve">               │ Source (S)         │                                │                  │        │</w:t>
+              <w:t xml:space="preserve">                        +--&gt;| PHASE/HB  [LO] Pin 11 ---[ R_g2: 4.7Ω ]--+ |                 |</w:t>
               <w:br/>
-              <w:t xml:space="preserve">   GND_PRI ────┴────────────────────┼───────────────────────────────┌┴┐ Lm              │        │</w:t>
+              <w:t xml:space="preserve">                            |                                          | |                 |</w:t>
               <w:br/>
-              <w:t xml:space="preserve">                                    │                               │ │ (Magnetizing)   │        │</w:t>
+              <w:t xml:space="preserve">         OPTO_FB ----------&gt;| FB (VCO)  [VCC] Pin 12 &lt;-- +12V          | |                 |</w:t>
               <w:br/>
-              <w:t xml:space="preserve">                                    │                               └┬┘                 │        │</w:t>
+              <w:t xml:space="preserve">         ISEN_IN ----------&gt;| ISEN      [GND] Pin 10 --&gt; GND_PRI       | |                 |</w:t>
               <w:br/>
-              <w:t xml:space="preserve">                                    │                                │                  │        │</w:t>
+              <w:t xml:space="preserve">                            +------------------------------------------|-|-----------------+</w:t>
               <w:br/>
-              <w:t xml:space="preserve">                                    │                       [ Primary Winding Np ]      │        │</w:t>
+              <w:t xml:space="preserve">                                                                       | |</w:t>
               <w:br/>
-              <w:t xml:space="preserve">                                    │                                ││                 │        │</w:t>
+              <w:t xml:space="preserve">    +V_BUS (+400V DC Rail) ───────────────┬────────────────────────────|─|───────────────────────┐</w:t>
               <w:br/>
-              <w:t xml:space="preserve">                                    └────────────────────────────────┼──────────────────┘        │</w:t>
+              <w:t xml:space="preserve">        │                                 │                            │ │                       │</w:t>
               <w:br/>
-              <w:t xml:space="preserve">                                                                     ││                          │</w:t>
+              <w:t xml:space="preserve">       ┌┴─────────────────┐           Drain (D)                        │ │                      ┌┴┐</w:t>
               <w:br/>
-              <w:t xml:space="preserve">   ================================================ ISOLATION BARRIER ================================================</w:t>
+              <w:t xml:space="preserve">       │ C_BUS_BULK       │          ┌────┴──────────┐                 │ │                      │ │ C_CER</w:t>
               <w:br/>
-              <w:t xml:space="preserve">                                                                     ││</w:t>
+              <w:t xml:space="preserve">       │ 330µF / 450V     │          │ Q1: HS N-MOS  │&lt;----------------+ │                      └┬┘ 2x 1µF/630V</w:t>
               <w:br/>
-              <w:t xml:space="preserve">                                                              Secondary ││ Center-Tap</w:t>
+              <w:t xml:space="preserve">       │ Aluminum Elec.   │          │ IPW60R099CP   │                   │                       │   Poly Film</w:t>
               <w:br/>
-              <w:t xml:space="preserve">                                                              Winding ┌───[ Ns1 ]───[&gt;|] D1 ──┬───&gt; +Vout</w:t>
+              <w:t xml:space="preserve">       └┬─────────────────┘          │ (650V, 99mΩ)  │                   │                       │</w:t>
               <w:br/>
-              <w:t xml:space="preserve">                                                                      │   ││                  │</w:t>
+              <w:t xml:space="preserve">        │                            └────┬──────────┘                   │                       │</w:t>
               <w:br/>
-              <w:t xml:space="preserve">                                                              GND_SEC ├───┼───────────────────┤</w:t>
+              <w:t xml:space="preserve">        │                           Source│                              │                       │</w:t>
               <w:br/>
-              <w:t xml:space="preserve">                                                                      │   ││                  │</w:t>
+              <w:t xml:space="preserve">        │                                 │                              │                       │</w:t>
               <w:br/>
-              <w:t xml:space="preserve">                                                                      └───[ Ns2 ]───[&gt;|] D2 ──┤</w:t>
+              <w:t xml:space="preserve">        │                                 +=== HALF-BRIDGE MID (HB)      │                       │</w:t>
               <w:br/>
-              <w:t xml:space="preserve">                                                                          ││                  │</w:t>
+              <w:t xml:space="preserve">        │                                 |    (0V to +400V Square Wave) │                       │</w:t>
               <w:br/>
-              <w:t xml:space="preserve">                                                                                             ┌┴┐ Co (Only</w:t>
+              <w:t xml:space="preserve">        │                                 |                              │                       │</w:t>
               <w:br/>
-              <w:t xml:space="preserve">                                                                                             │ │ Cap Needed!)</w:t>
+              <w:t xml:space="preserve">        │       +-------------------------+--[ Cr: 24nF / 630V MKP ]     │                       │</w:t>
               <w:br/>
-              <w:t xml:space="preserve">                                                                                             └┬┘</w:t>
+              <w:t xml:space="preserve">        │       |                         |  SERIES RESONANT CAP         │                       │</w:t>
               <w:br/>
-              <w:t xml:space="preserve">                                                              GND_SEC ────────────────────────┴─── GND_SEC</w:t>
+              <w:t xml:space="preserve">        │       |                         |  (Low-Loss Polypropylene)    │                       │</w:t>
+              <w:br/>
+              <w:t xml:space="preserve">        │       |                         |                              │                       │</w:t>
+              <w:br/>
+              <w:t xml:space="preserve">        │       |                         +--[ Lr: 22µH Resonant Choke ]-+                       │</w:t>
+              <w:br/>
+              <w:t xml:space="preserve">        │       |                         |  (Integrated Leakage / Ext)  |                       │</w:t>
+              <w:br/>
+              <w:t xml:space="preserve">        │       |                         |                              |                       │</w:t>
+              <w:br/>
+              <w:t xml:space="preserve">        │       |                     Drain (D)                          |                       │</w:t>
+              <w:br/>
+              <w:t xml:space="preserve">        │       |                    ┌────┴──────────┐                   |                       │</w:t>
+              <w:br/>
+              <w:t xml:space="preserve">        │       |                    │ Q2: LS N-MOS  │&lt;------------------+                       │</w:t>
+              <w:br/>
+              <w:t xml:space="preserve">        │       |                    │ IPW60R099CP   │                                           │</w:t>
+              <w:br/>
+              <w:t xml:space="preserve">        │       |                    │ (650V, 99mΩ)  │                                           │</w:t>
+              <w:br/>
+              <w:t xml:space="preserve">        │       |                    └────┬──────────┘                                           │</w:t>
+              <w:br/>
+              <w:t xml:space="preserve">        │       |                   Source│                                                      │</w:t>
+              <w:br/>
+              <w:t xml:space="preserve">        │       |                         +---[ CT1: Resonant Current ]                          │</w:t>
+              <w:br/>
+              <w:t xml:space="preserve">        │       |                         │   Sense Transformer -&gt; ISEN                          │</w:t>
+              <w:br/>
+              <w:t xml:space="preserve">        │       |                         │                                                      │</w:t>
+              <w:br/>
+              <w:t xml:space="preserve">    GND_PRI ────┴─────────────────────────┴──────────────────────────────────────────────────────┴─── GND_PRI</w:t>
+              <w:br/>
+              <w:t xml:space="preserve">                                          │</w:t>
+              <w:br/>
+              <w:t xml:space="preserve">                                          +=== TANK EXCITATION NODE</w:t>
+              <w:br/>
+              <w:t xml:space="preserve">                                          |</w:t>
+              <w:br/>
+              <w:t xml:space="preserve">                                          ├──[ Lm: 110µH Magnetizing Inductance ]──┐</w:t>
+              <w:br/>
+              <w:t xml:space="preserve">                                          │  (Integrated Transformer Core Gap)     │</w:t>
+              <w:br/>
+              <w:t xml:space="preserve">                                          │                                        │</w:t>
+              <w:br/>
+              <w:t xml:space="preserve">                                          +---[ Transformer Primary Winding Np ]───┤ (Np: 18T)</w:t>
+              <w:br/>
+              <w:t xml:space="preserve">                                          |   * (Dot at Tank Node)                 |</w:t>
+              <w:br/>
+              <w:t xml:space="preserve">                                          |                                        |</w:t>
+              <w:br/>
+              <w:t xml:space="preserve">                                          +----------------------------------------+</w:t>
+              <w:br/>
+              <w:t xml:space="preserve">                                          |</w:t>
+              <w:br/>
+              <w:t xml:space="preserve">   =======================================│===================================== ISOLATION BARRIER =================</w:t>
+              <w:br/>
+              <w:t xml:space="preserve">                                          |</w:t>
+              <w:br/>
+              <w:t xml:space="preserve">    GND_SEC ──────────────────────────────┼───+─────────────────────────────────────────────────────────┬─── GND_SEC</w:t>
+              <w:br/>
+              <w:t xml:space="preserve">                                          │   │                                                         │</w:t>
+              <w:br/>
+              <w:t xml:space="preserve">                                          │   │                        SECONDARY CENTER-TAP             │</w:t>
+              <w:br/>
+              <w:t xml:space="preserve">                                          │   │                        (Ns1: 1T, Ns2: 1T Cu-Foil)       │</w:t>
+              <w:br/>
+              <w:t xml:space="preserve">                                          │   │                                   │                     │</w:t>
+              <w:br/>
+              <w:t xml:space="preserve">                                          │   │                     +-------------+-------------+       │</w:t>
+              <w:br/>
+              <w:t xml:space="preserve">                                          │   │                     |                           |       │</w:t>
+              <w:br/>
+              <w:t xml:space="preserve">                                          │   │               SECONDARY WINDING 1         SECONDARY WINDING 2</w:t>
+              <w:br/>
+              <w:t xml:space="preserve">                                          │   │               (Ns1: 1T Foil)              (Ns2: 1T Foil)│</w:t>
+              <w:br/>
+              <w:t xml:space="preserve">                                          │   │               * (Dot at SR1 Drain)        |             │</w:t>
+              <w:br/>
+              <w:t xml:space="preserve">                                          │   │                     |                     * (Dot at Center-Tap)</w:t>
+              <w:br/>
+              <w:t xml:space="preserve">                                          │   │                 Drain (D)                 |             │</w:t>
+              <w:br/>
+              <w:t xml:space="preserve">                                          │   │               ┌─────┴──────────┐      Drain (D)         │</w:t>
+              <w:br/>
+              <w:t xml:space="preserve">                                          │   │               │ Q_SR1: SYNC FET│     ┌────┴──────────┐  │</w:t>
+              <w:br/>
+              <w:t xml:space="preserve">                                          │   │               │ BSC014N04LS    │     │ Q_SR2: SYNC   │  │</w:t>
+              <w:br/>
+              <w:t xml:space="preserve">                                          │   │        +-----&gt;│ (40V, 1.4mΩ)   │ +--&gt;│ BSC014N04LS   │  │</w:t>
+              <w:br/>
+              <w:t xml:space="preserve">                                          │   │        | Gate └─────┬──────────┘ |   └────┬──────────┘  │</w:t>
+              <w:br/>
+              <w:t xml:space="preserve">                                          │   │        |      Source│            |  Source│             │</w:t>
+              <w:br/>
+              <w:t xml:space="preserve">                                          │   │        |            │            |        │             │</w:t>
+              <w:br/>
+              <w:t xml:space="preserve">                                          │   │   +----+------------|------------+--------+             │</w:t>
+              <w:br/>
+              <w:t xml:space="preserve">                                          │   │   | DUAL SYNCHRONOUS RECTIFIER CONTROLLER               │</w:t>
+              <w:br/>
+              <w:t xml:space="preserve">                                          │   │   | (e.g. MP6922 / TEA1995: Zero-Current Sensing)       │</w:t>
+              <w:br/>
+              <w:t xml:space="preserve">                                          │   │   +-----------------+-----------------------------------+</w:t>
+              <w:br/>
+              <w:t xml:space="preserve">                                          │   │                     │</w:t>
+              <w:br/>
+              <w:t xml:space="preserve">                                          │   │                  GND_SEC</w:t>
+              <w:br/>
+              <w:t xml:space="preserve">                                          │   │</w:t>
+              <w:br/>
+              <w:t xml:space="preserve">                                          │   +===================================+=== +VOUT (+12V/40A, 500W)</w:t>
+              <w:br/>
+              <w:t xml:space="preserve">                                          │                                       │    (Pure Capacitive Filter!)</w:t>
+              <w:br/>
+              <w:t xml:space="preserve">                                          │                                      ┌┴──────────────────┐</w:t>
+              <w:br/>
+              <w:t xml:space="preserve">                                          │                                      │ COUT_BULK         │</w:t>
+              <w:br/>
+              <w:t xml:space="preserve">                                          │                                     ┌┴┐ 6x 470µF/16V    ┌┴┐ COUT_CER</w:t>
+              <w:br/>
+              <w:t xml:space="preserve">                                          │                                     │ │ Poly (ESR=4mΩ)  │ │ 8x 47µF/16V</w:t>
+              <w:br/>
+              <w:t xml:space="preserve">                                          │                                     └┬┘                 └┬┘ X7R 1210</w:t>
+              <w:br/>
+              <w:t xml:space="preserve">                                          │                                      │                   │</w:t>
+              <w:br/>
+              <w:t xml:space="preserve">                                          │            +VOUT                     │      +VOUT        │</w:t>
+              <w:br/>
+              <w:t xml:space="preserve">                                          │              │                       │        │          │</w:t>
+              <w:br/>
+              <w:t xml:space="preserve">                                          │           [ 1kΩ ]                    │     [ R_fb1: 38.3kΩ ]</w:t>
+              <w:br/>
+              <w:t xml:space="preserve">                                          │              │                       │        │</w:t>
+              <w:br/>
+              <w:t xml:space="preserve">                                          │     [ Anode: Pin 1 ]                 │        +---&gt; TL431 REF</w:t>
+              <w:br/>
+              <w:t xml:space="preserve">                                          │     PC817 OPTOCOUPLER                │        │     (V_ref=2.50V)</w:t>
+              <w:br/>
+              <w:t xml:space="preserve">                                          │     [ Cathode: Pin 2 ]               │     [ R_fb2: 10.0kΩ ]</w:t>
+              <w:br/>
+              <w:t xml:space="preserve">                                          │              │                       │        │</w:t>
+              <w:br/>
+              <w:t xml:space="preserve">                                          │              +----[ CATHODE: TL431 ]─+       GND_SEC</w:t>
+              <w:br/>
+              <w:t xml:space="preserve">                                          │              |    (Precision Shunt)  |        │</w:t>
+              <w:br/>
+              <w:t xml:space="preserve">                                          │              +----[ ANODE: GND_SEC ]─+        │</w:t>
+              <w:br/>
+              <w:t xml:space="preserve">                                          │                                               │</w:t>
+              <w:br/>
+              <w:t xml:space="preserve">    GND_SEC ──────────────────────────────┴───────────────────────────────────────────────┴─── GND_SEC (Return)</w:t>
+            </w:r>
+          </w:p>
+        </w:tc>
+      </w:tr>
+    </w:tbl>
+    <w:p/>
+    <w:p>
+      <w:pPr>
+        <w:spacing w:before="160" w:after="80"/>
+      </w:pPr>
+      <w:r>
+        <w:rPr>
+          <w:b/>
+          <w:color w:val="4682B4"/>
+          <w:sz w:val="24"/>
+        </w:rPr>
+        <w:t>3.1 Detailed Component Connection Netlist &amp; Terminal Details:</w:t>
+      </w:r>
+    </w:p>
+    <w:tbl>
+      <w:tblPr>
+        <w:tblW w:type="auto" w:w="0"/>
+        <w:jc w:val="center"/>
+        <w:tblLook w:firstColumn="1" w:firstRow="1" w:lastColumn="0" w:lastRow="0" w:noHBand="0" w:noVBand="1" w:val="04A0"/>
+        <w:tblBorders>
+          <w:top w:val="single" w:sz="4" w:space="0" w:color="D0D7DE"/>
+          <w:left w:val="none"/>
+          <w:bottom w:val="single" w:sz="8" w:space="0" w:color="D0D7DE"/>
+          <w:right w:val="none"/>
+          <w:insideH w:val="single" w:sz="4" w:space="0" w:color="D0D7DE"/>
+          <w:insideV w:val="none"/>
+        </w:tblBorders>
+      </w:tblPr>
+      <w:tblGrid>
+        <w:gridCol w:w="1958"/>
+        <w:gridCol w:w="1958"/>
+        <w:gridCol w:w="1958"/>
+        <w:gridCol w:w="1958"/>
+        <w:gridCol w:w="1958"/>
+      </w:tblGrid>
+      <w:tr>
+        <w:tc>
+          <w:tcPr>
+            <w:tcW w:type="dxa" w:w="1958"/>
+            <w:shd w:fill="204A6E"/>
+            <w:tcMar>
+              <w:top w:w="100" w:type="dxa"/>
+              <w:bottom w:w="100" w:type="dxa"/>
+              <w:left w:w="120" w:type="dxa"/>
+              <w:right w:w="120" w:type="dxa"/>
+            </w:tcMar>
+            <w:vAlign w:val="center"/>
+          </w:tcPr>
+          <w:p>
+            <w:pPr>
+              <w:spacing w:after="0"/>
+            </w:pPr>
+            <w:r>
+              <w:rPr>
+                <w:b/>
+                <w:color w:val="FFFFFF"/>
+                <w:sz w:val="19"/>
+              </w:rPr>
+              <w:t>Net Name</w:t>
+            </w:r>
+          </w:p>
+        </w:tc>
+        <w:tc>
+          <w:tcPr>
+            <w:tcW w:type="dxa" w:w="1958"/>
+            <w:shd w:fill="204A6E"/>
+            <w:tcMar>
+              <w:top w:w="100" w:type="dxa"/>
+              <w:bottom w:w="100" w:type="dxa"/>
+              <w:left w:w="120" w:type="dxa"/>
+              <w:right w:w="120" w:type="dxa"/>
+            </w:tcMar>
+            <w:vAlign w:val="center"/>
+          </w:tcPr>
+          <w:p>
+            <w:pPr>
+              <w:spacing w:after="0"/>
+            </w:pPr>
+            <w:r>
+              <w:rPr>
+                <w:b/>
+                <w:color w:val="FFFFFF"/>
+                <w:sz w:val="19"/>
+              </w:rPr>
+              <w:t>Source (Pin / Terminal)</w:t>
+            </w:r>
+          </w:p>
+        </w:tc>
+        <w:tc>
+          <w:tcPr>
+            <w:tcW w:type="dxa" w:w="1958"/>
+            <w:shd w:fill="204A6E"/>
+            <w:tcMar>
+              <w:top w:w="100" w:type="dxa"/>
+              <w:bottom w:w="100" w:type="dxa"/>
+              <w:left w:w="120" w:type="dxa"/>
+              <w:right w:w="120" w:type="dxa"/>
+            </w:tcMar>
+            <w:vAlign w:val="center"/>
+          </w:tcPr>
+          <w:p>
+            <w:pPr>
+              <w:spacing w:after="0"/>
+            </w:pPr>
+            <w:r>
+              <w:rPr>
+                <w:b/>
+                <w:color w:val="FFFFFF"/>
+                <w:sz w:val="19"/>
+              </w:rPr>
+              <w:t>Destination (Pin / Terminal)</w:t>
+            </w:r>
+          </w:p>
+        </w:tc>
+        <w:tc>
+          <w:tcPr>
+            <w:tcW w:type="dxa" w:w="1958"/>
+            <w:shd w:fill="204A6E"/>
+            <w:tcMar>
+              <w:top w:w="100" w:type="dxa"/>
+              <w:bottom w:w="100" w:type="dxa"/>
+              <w:left w:w="120" w:type="dxa"/>
+              <w:right w:w="120" w:type="dxa"/>
+            </w:tcMar>
+            <w:vAlign w:val="center"/>
+          </w:tcPr>
+          <w:p>
+            <w:pPr>
+              <w:spacing w:after="0"/>
+            </w:pPr>
+            <w:r>
+              <w:rPr>
+                <w:b/>
+                <w:color w:val="FFFFFF"/>
+                <w:sz w:val="19"/>
+              </w:rPr>
+              <w:t>Electrical Function</w:t>
+            </w:r>
+          </w:p>
+        </w:tc>
+        <w:tc>
+          <w:tcPr>
+            <w:tcW w:type="dxa" w:w="1958"/>
+            <w:shd w:fill="204A6E"/>
+            <w:tcMar>
+              <w:top w:w="100" w:type="dxa"/>
+              <w:bottom w:w="100" w:type="dxa"/>
+              <w:left w:w="120" w:type="dxa"/>
+              <w:right w:w="120" w:type="dxa"/>
+            </w:tcMar>
+            <w:vAlign w:val="center"/>
+          </w:tcPr>
+          <w:p>
+            <w:pPr>
+              <w:spacing w:after="0"/>
+            </w:pPr>
+            <w:r>
+              <w:rPr>
+                <w:b/>
+                <w:color w:val="FFFFFF"/>
+                <w:sz w:val="19"/>
+              </w:rPr>
+              <w:t>Hardware Engineering Notes</w:t>
+            </w:r>
+          </w:p>
+        </w:tc>
+      </w:tr>
+      <w:tr>
+        <w:tc>
+          <w:tcPr>
+            <w:tcW w:type="dxa" w:w="1958"/>
+            <w:tcMar>
+              <w:top w:w="80" w:type="dxa"/>
+              <w:bottom w:w="80" w:type="dxa"/>
+              <w:left w:w="120" w:type="dxa"/>
+              <w:right w:w="120" w:type="dxa"/>
+            </w:tcMar>
+            <w:vAlign w:val="center"/>
+          </w:tcPr>
+          <w:p>
+            <w:pPr>
+              <w:spacing w:after="0"/>
+            </w:pPr>
+            <w:r>
+              <w:rPr>
+                <w:b/>
+                <w:color w:val="282C34"/>
+                <w:sz w:val="18"/>
+              </w:rPr>
+              <w:t>+V_BUS</w:t>
+            </w:r>
+          </w:p>
+        </w:tc>
+        <w:tc>
+          <w:tcPr>
+            <w:tcW w:type="dxa" w:w="1958"/>
+            <w:tcMar>
+              <w:top w:w="80" w:type="dxa"/>
+              <w:bottom w:w="80" w:type="dxa"/>
+              <w:left w:w="120" w:type="dxa"/>
+              <w:right w:w="120" w:type="dxa"/>
+            </w:tcMar>
+            <w:vAlign w:val="center"/>
+          </w:tcPr>
+          <w:p>
+            <w:pPr>
+              <w:spacing w:after="0"/>
+            </w:pPr>
+            <w:r>
+              <w:rPr>
+                <w:color w:val="282C34"/>
+                <w:sz w:val="18"/>
+              </w:rPr>
+              <w:t>PFC 400V Bulk Bus</w:t>
+            </w:r>
+          </w:p>
+        </w:tc>
+        <w:tc>
+          <w:tcPr>
+            <w:tcW w:type="dxa" w:w="1958"/>
+            <w:tcMar>
+              <w:top w:w="80" w:type="dxa"/>
+              <w:bottom w:w="80" w:type="dxa"/>
+              <w:left w:w="120" w:type="dxa"/>
+              <w:right w:w="120" w:type="dxa"/>
+            </w:tcMar>
+            <w:vAlign w:val="center"/>
+          </w:tcPr>
+          <w:p>
+            <w:pPr>
+              <w:spacing w:after="0"/>
+            </w:pPr>
+            <w:r>
+              <w:rPr>
+                <w:i/>
+                <w:color w:val="145AA0"/>
+                <w:sz w:val="18"/>
+              </w:rPr>
+              <w:t>C_{bus</w:t>
+            </w:r>
+            <w:r>
+              <w:rPr>
+                <w:color w:val="282C34"/>
+                <w:sz w:val="18"/>
+              </w:rPr>
+              <w:t xml:space="preserve"> (+), </w:t>
+            </w:r>
+            <w:r>
+              <w:rPr>
+                <w:i/>
+                <w:color w:val="145AA0"/>
+                <w:sz w:val="18"/>
+              </w:rPr>
+              <w:t>Q_1</w:t>
+            </w:r>
+            <w:r>
+              <w:rPr>
+                <w:color w:val="282C34"/>
+                <w:sz w:val="18"/>
+              </w:rPr>
+              <w:t xml:space="preserve"> Drain, Controller </w:t>
+            </w:r>
+            <w:r>
+              <w:rPr>
+                <w:i/>
+                <w:color w:val="145AA0"/>
+                <w:sz w:val="18"/>
+              </w:rPr>
+              <w:t>V_{IN</w:t>
+            </w:r>
+          </w:p>
+        </w:tc>
+        <w:tc>
+          <w:tcPr>
+            <w:tcW w:type="dxa" w:w="1958"/>
+            <w:tcMar>
+              <w:top w:w="80" w:type="dxa"/>
+              <w:bottom w:w="80" w:type="dxa"/>
+              <w:left w:w="120" w:type="dxa"/>
+              <w:right w:w="120" w:type="dxa"/>
+            </w:tcMar>
+            <w:vAlign w:val="center"/>
+          </w:tcPr>
+          <w:p>
+            <w:pPr>
+              <w:spacing w:after="0"/>
+            </w:pPr>
+            <w:r>
+              <w:rPr>
+                <w:color w:val="282C34"/>
+                <w:sz w:val="18"/>
+              </w:rPr>
+              <w:t>Stiff DC high-voltage rail</w:t>
+            </w:r>
+          </w:p>
+        </w:tc>
+        <w:tc>
+          <w:tcPr>
+            <w:tcW w:type="dxa" w:w="1958"/>
+            <w:tcMar>
+              <w:top w:w="80" w:type="dxa"/>
+              <w:bottom w:w="80" w:type="dxa"/>
+              <w:left w:w="120" w:type="dxa"/>
+              <w:right w:w="120" w:type="dxa"/>
+            </w:tcMar>
+            <w:vAlign w:val="center"/>
+          </w:tcPr>
+          <w:p>
+            <w:pPr>
+              <w:spacing w:after="0"/>
+            </w:pPr>
+            <w:r>
+              <w:rPr>
+                <w:color w:val="282C34"/>
+                <w:sz w:val="18"/>
+              </w:rPr>
+              <w:t>Symmetrical high-frequency MLCC bypass directly at half-bridge drain.</w:t>
+            </w:r>
+          </w:p>
+        </w:tc>
+      </w:tr>
+      <w:tr>
+        <w:tc>
+          <w:tcPr>
+            <w:tcW w:type="dxa" w:w="1958"/>
+            <w:shd w:fill="F4F7F9"/>
+            <w:tcMar>
+              <w:top w:w="80" w:type="dxa"/>
+              <w:bottom w:w="80" w:type="dxa"/>
+              <w:left w:w="120" w:type="dxa"/>
+              <w:right w:w="120" w:type="dxa"/>
+            </w:tcMar>
+            <w:vAlign w:val="center"/>
+          </w:tcPr>
+          <w:p>
+            <w:pPr>
+              <w:spacing w:after="0"/>
+            </w:pPr>
+            <w:r>
+              <w:rPr>
+                <w:b/>
+                <w:color w:val="282C34"/>
+                <w:sz w:val="18"/>
+              </w:rPr>
+              <w:t>HB (Switch Node)</w:t>
+            </w:r>
+          </w:p>
+        </w:tc>
+        <w:tc>
+          <w:tcPr>
+            <w:tcW w:type="dxa" w:w="1958"/>
+            <w:shd w:fill="F4F7F9"/>
+            <w:tcMar>
+              <w:top w:w="80" w:type="dxa"/>
+              <w:bottom w:w="80" w:type="dxa"/>
+              <w:left w:w="120" w:type="dxa"/>
+              <w:right w:w="120" w:type="dxa"/>
+            </w:tcMar>
+            <w:vAlign w:val="center"/>
+          </w:tcPr>
+          <w:p>
+            <w:pPr>
+              <w:spacing w:after="0"/>
+            </w:pPr>
+            <w:r>
+              <w:rPr>
+                <w:i/>
+                <w:color w:val="145AA0"/>
+                <w:sz w:val="18"/>
+              </w:rPr>
+              <w:t>Q_1</w:t>
+            </w:r>
+            <w:r>
+              <w:rPr>
+                <w:color w:val="282C34"/>
+                <w:sz w:val="18"/>
+              </w:rPr>
+              <w:t xml:space="preserve"> Source, </w:t>
+            </w:r>
+            <w:r>
+              <w:rPr>
+                <w:i/>
+                <w:color w:val="145AA0"/>
+                <w:sz w:val="18"/>
+              </w:rPr>
+              <w:t>Q_2</w:t>
+            </w:r>
+            <w:r>
+              <w:rPr>
+                <w:color w:val="282C34"/>
+                <w:sz w:val="18"/>
+              </w:rPr>
+              <w:t xml:space="preserve"> Drain</w:t>
+            </w:r>
+          </w:p>
+        </w:tc>
+        <w:tc>
+          <w:tcPr>
+            <w:tcW w:type="dxa" w:w="1958"/>
+            <w:shd w:fill="F4F7F9"/>
+            <w:tcMar>
+              <w:top w:w="80" w:type="dxa"/>
+              <w:bottom w:w="80" w:type="dxa"/>
+              <w:left w:w="120" w:type="dxa"/>
+              <w:right w:w="120" w:type="dxa"/>
+            </w:tcMar>
+            <w:vAlign w:val="center"/>
+          </w:tcPr>
+          <w:p>
+            <w:pPr>
+              <w:spacing w:after="0"/>
+            </w:pPr>
+            <w:r>
+              <w:rPr>
+                <w:color w:val="282C34"/>
+                <w:sz w:val="18"/>
+              </w:rPr>
+              <w:t xml:space="preserve">Resonant Cap </w:t>
+            </w:r>
+            <w:r>
+              <w:rPr>
+                <w:i/>
+                <w:color w:val="145AA0"/>
+                <w:sz w:val="18"/>
+              </w:rPr>
+              <w:t>C_r</w:t>
+            </w:r>
+            <w:r>
+              <w:rPr>
+                <w:color w:val="282C34"/>
+                <w:sz w:val="18"/>
+              </w:rPr>
+              <w:t xml:space="preserve"> Pin 1, Driver PHASE</w:t>
+            </w:r>
+          </w:p>
+        </w:tc>
+        <w:tc>
+          <w:tcPr>
+            <w:tcW w:type="dxa" w:w="1958"/>
+            <w:shd w:fill="F4F7F9"/>
+            <w:tcMar>
+              <w:top w:w="80" w:type="dxa"/>
+              <w:bottom w:w="80" w:type="dxa"/>
+              <w:left w:w="120" w:type="dxa"/>
+              <w:right w:w="120" w:type="dxa"/>
+            </w:tcMar>
+            <w:vAlign w:val="center"/>
+          </w:tcPr>
+          <w:p>
+            <w:pPr>
+              <w:spacing w:after="0"/>
+            </w:pPr>
+            <w:r>
+              <w:rPr>
+                <w:color w:val="282C34"/>
+                <w:sz w:val="18"/>
+              </w:rPr>
+              <w:t>High-speed ZVS switching midpoint</w:t>
+            </w:r>
+          </w:p>
+        </w:tc>
+        <w:tc>
+          <w:tcPr>
+            <w:tcW w:type="dxa" w:w="1958"/>
+            <w:shd w:fill="F4F7F9"/>
+            <w:tcMar>
+              <w:top w:w="80" w:type="dxa"/>
+              <w:bottom w:w="80" w:type="dxa"/>
+              <w:left w:w="120" w:type="dxa"/>
+              <w:right w:w="120" w:type="dxa"/>
+            </w:tcMar>
+            <w:vAlign w:val="center"/>
+          </w:tcPr>
+          <w:p>
+            <w:pPr>
+              <w:spacing w:after="0"/>
+            </w:pPr>
+            <w:r>
+              <w:rPr>
+                <w:color w:val="282C34"/>
+                <w:sz w:val="18"/>
+              </w:rPr>
+              <w:t xml:space="preserve">Swings between </w:t>
+            </w:r>
+            <w:r>
+              <w:rPr>
+                <w:i/>
+                <w:color w:val="145AA0"/>
+                <w:sz w:val="18"/>
+              </w:rPr>
+              <w:t>0\,V</w:t>
+            </w:r>
+            <w:r>
+              <w:rPr>
+                <w:color w:val="282C34"/>
+                <w:sz w:val="18"/>
+              </w:rPr>
+              <w:t xml:space="preserve"> and </w:t>
+            </w:r>
+            <w:r>
+              <w:rPr>
+                <w:i/>
+                <w:color w:val="145AA0"/>
+                <w:sz w:val="18"/>
+              </w:rPr>
+              <w:t>+400\,V</w:t>
+            </w:r>
+            <w:r>
+              <w:rPr>
+                <w:color w:val="282C34"/>
+                <w:sz w:val="18"/>
+              </w:rPr>
+              <w:t xml:space="preserve"> at variable frequency (</w:t>
+            </w:r>
+            <w:r>
+              <w:rPr>
+                <w:i/>
+                <w:color w:val="145AA0"/>
+                <w:sz w:val="18"/>
+              </w:rPr>
+              <w:t>80\,kHz \dots 200\,kHz</w:t>
+            </w:r>
+            <w:r>
+              <w:rPr>
+                <w:color w:val="282C34"/>
+                <w:sz w:val="18"/>
+              </w:rPr>
+              <w:t>).</w:t>
+            </w:r>
+          </w:p>
+        </w:tc>
+      </w:tr>
+      <w:tr>
+        <w:tc>
+          <w:tcPr>
+            <w:tcW w:type="dxa" w:w="1958"/>
+            <w:tcMar>
+              <w:top w:w="80" w:type="dxa"/>
+              <w:bottom w:w="80" w:type="dxa"/>
+              <w:left w:w="120" w:type="dxa"/>
+              <w:right w:w="120" w:type="dxa"/>
+            </w:tcMar>
+            <w:vAlign w:val="center"/>
+          </w:tcPr>
+          <w:p>
+            <w:pPr>
+              <w:spacing w:after="0"/>
+            </w:pPr>
+            <w:r>
+              <w:rPr>
+                <w:b/>
+                <w:color w:val="282C34"/>
+                <w:sz w:val="18"/>
+              </w:rPr>
+              <w:t>RESONANT_TANK</w:t>
+            </w:r>
+          </w:p>
+        </w:tc>
+        <w:tc>
+          <w:tcPr>
+            <w:tcW w:type="dxa" w:w="1958"/>
+            <w:tcMar>
+              <w:top w:w="80" w:type="dxa"/>
+              <w:bottom w:w="80" w:type="dxa"/>
+              <w:left w:w="120" w:type="dxa"/>
+              <w:right w:w="120" w:type="dxa"/>
+            </w:tcMar>
+            <w:vAlign w:val="center"/>
+          </w:tcPr>
+          <w:p>
+            <w:pPr>
+              <w:spacing w:after="0"/>
+            </w:pPr>
+            <w:r>
+              <w:rPr>
+                <w:color w:val="282C34"/>
+                <w:sz w:val="18"/>
+              </w:rPr>
+              <w:t xml:space="preserve">Resonant Cap </w:t>
+            </w:r>
+            <w:r>
+              <w:rPr>
+                <w:i/>
+                <w:color w:val="145AA0"/>
+                <w:sz w:val="18"/>
+              </w:rPr>
+              <w:t>C_r</w:t>
+            </w:r>
+            <w:r>
+              <w:rPr>
+                <w:color w:val="282C34"/>
+                <w:sz w:val="18"/>
+              </w:rPr>
+              <w:t xml:space="preserve"> Pin 2</w:t>
+            </w:r>
+          </w:p>
+        </w:tc>
+        <w:tc>
+          <w:tcPr>
+            <w:tcW w:type="dxa" w:w="1958"/>
+            <w:tcMar>
+              <w:top w:w="80" w:type="dxa"/>
+              <w:bottom w:w="80" w:type="dxa"/>
+              <w:left w:w="120" w:type="dxa"/>
+              <w:right w:w="120" w:type="dxa"/>
+            </w:tcMar>
+            <w:vAlign w:val="center"/>
+          </w:tcPr>
+          <w:p>
+            <w:pPr>
+              <w:spacing w:after="0"/>
+            </w:pPr>
+            <w:r>
+              <w:rPr>
+                <w:color w:val="282C34"/>
+                <w:sz w:val="18"/>
+              </w:rPr>
+              <w:t xml:space="preserve">Series Resonant Choke </w:t>
+            </w:r>
+            <w:r>
+              <w:rPr>
+                <w:i/>
+                <w:color w:val="145AA0"/>
+                <w:sz w:val="18"/>
+              </w:rPr>
+              <w:t>L_r</w:t>
+            </w:r>
+            <w:r>
+              <w:rPr>
+                <w:color w:val="282C34"/>
+                <w:sz w:val="18"/>
+              </w:rPr>
+              <w:t xml:space="preserve"> Pin 1</w:t>
+            </w:r>
+          </w:p>
+        </w:tc>
+        <w:tc>
+          <w:tcPr>
+            <w:tcW w:type="dxa" w:w="1958"/>
+            <w:tcMar>
+              <w:top w:w="80" w:type="dxa"/>
+              <w:bottom w:w="80" w:type="dxa"/>
+              <w:left w:w="120" w:type="dxa"/>
+              <w:right w:w="120" w:type="dxa"/>
+            </w:tcMar>
+            <w:vAlign w:val="center"/>
+          </w:tcPr>
+          <w:p>
+            <w:pPr>
+              <w:spacing w:after="0"/>
+            </w:pPr>
+            <w:r>
+              <w:rPr>
+                <w:color w:val="282C34"/>
+                <w:sz w:val="18"/>
+              </w:rPr>
+              <w:t>High-current AC resonant loop</w:t>
+            </w:r>
+          </w:p>
+        </w:tc>
+        <w:tc>
+          <w:tcPr>
+            <w:tcW w:type="dxa" w:w="1958"/>
+            <w:tcMar>
+              <w:top w:w="80" w:type="dxa"/>
+              <w:bottom w:w="80" w:type="dxa"/>
+              <w:left w:w="120" w:type="dxa"/>
+              <w:right w:w="120" w:type="dxa"/>
+            </w:tcMar>
+            <w:vAlign w:val="center"/>
+          </w:tcPr>
+          <w:p>
+            <w:pPr>
+              <w:spacing w:after="0"/>
+            </w:pPr>
+            <w:r>
+              <w:rPr>
+                <w:i/>
+                <w:color w:val="145AA0"/>
+                <w:sz w:val="18"/>
+              </w:rPr>
+              <w:t>C_r</w:t>
+            </w:r>
+            <w:r>
+              <w:rPr>
+                <w:color w:val="282C34"/>
+                <w:sz w:val="18"/>
+              </w:rPr>
+              <w:t xml:space="preserve"> sees high peak AC voltage (</w:t>
+            </w:r>
+            <w:r>
+              <w:rPr>
+                <w:i/>
+                <w:color w:val="145AA0"/>
+                <w:sz w:val="18"/>
+              </w:rPr>
+              <w:t>± 600\,V_{pk</w:t>
+            </w:r>
+            <w:r>
+              <w:rPr>
+                <w:color w:val="282C34"/>
+                <w:sz w:val="18"/>
+              </w:rPr>
+              <w:t>); must use low-loss MKP dielectric.</w:t>
+            </w:r>
+          </w:p>
+        </w:tc>
+      </w:tr>
+      <w:tr>
+        <w:tc>
+          <w:tcPr>
+            <w:tcW w:type="dxa" w:w="1958"/>
+            <w:shd w:fill="F4F7F9"/>
+            <w:tcMar>
+              <w:top w:w="80" w:type="dxa"/>
+              <w:bottom w:w="80" w:type="dxa"/>
+              <w:left w:w="120" w:type="dxa"/>
+              <w:right w:w="120" w:type="dxa"/>
+            </w:tcMar>
+            <w:vAlign w:val="center"/>
+          </w:tcPr>
+          <w:p>
+            <w:pPr>
+              <w:spacing w:after="0"/>
+            </w:pPr>
+            <w:r>
+              <w:rPr>
+                <w:b/>
+                <w:color w:val="282C34"/>
+                <w:sz w:val="18"/>
+              </w:rPr>
+              <w:t>TANK_XFMR</w:t>
+            </w:r>
+          </w:p>
+        </w:tc>
+        <w:tc>
+          <w:tcPr>
+            <w:tcW w:type="dxa" w:w="1958"/>
+            <w:shd w:fill="F4F7F9"/>
+            <w:tcMar>
+              <w:top w:w="80" w:type="dxa"/>
+              <w:bottom w:w="80" w:type="dxa"/>
+              <w:left w:w="120" w:type="dxa"/>
+              <w:right w:w="120" w:type="dxa"/>
+            </w:tcMar>
+            <w:vAlign w:val="center"/>
+          </w:tcPr>
+          <w:p>
+            <w:pPr>
+              <w:spacing w:after="0"/>
+            </w:pPr>
+            <w:r>
+              <w:rPr>
+                <w:color w:val="282C34"/>
+                <w:sz w:val="18"/>
+              </w:rPr>
+              <w:t xml:space="preserve">Resonant Choke </w:t>
+            </w:r>
+            <w:r>
+              <w:rPr>
+                <w:i/>
+                <w:color w:val="145AA0"/>
+                <w:sz w:val="18"/>
+              </w:rPr>
+              <w:t>L_r</w:t>
+            </w:r>
+            <w:r>
+              <w:rPr>
+                <w:color w:val="282C34"/>
+                <w:sz w:val="18"/>
+              </w:rPr>
+              <w:t xml:space="preserve"> Pin 2</w:t>
+            </w:r>
+          </w:p>
+        </w:tc>
+        <w:tc>
+          <w:tcPr>
+            <w:tcW w:type="dxa" w:w="1958"/>
+            <w:shd w:fill="F4F7F9"/>
+            <w:tcMar>
+              <w:top w:w="80" w:type="dxa"/>
+              <w:bottom w:w="80" w:type="dxa"/>
+              <w:left w:w="120" w:type="dxa"/>
+              <w:right w:w="120" w:type="dxa"/>
+            </w:tcMar>
+            <w:vAlign w:val="center"/>
+          </w:tcPr>
+          <w:p>
+            <w:pPr>
+              <w:spacing w:after="0"/>
+            </w:pPr>
+            <w:r>
+              <w:rPr>
+                <w:color w:val="282C34"/>
+                <w:sz w:val="18"/>
+              </w:rPr>
+              <w:t xml:space="preserve">Transformer Primary </w:t>
+            </w:r>
+            <w:r>
+              <w:rPr>
+                <w:i/>
+                <w:color w:val="145AA0"/>
+                <w:sz w:val="18"/>
+              </w:rPr>
+              <w:t>N_p</w:t>
+            </w:r>
+            <w:r>
+              <w:rPr>
+                <w:color w:val="282C34"/>
+                <w:sz w:val="18"/>
+              </w:rPr>
+              <w:t xml:space="preserve"> Pin 1, </w:t>
+            </w:r>
+            <w:r>
+              <w:rPr>
+                <w:i/>
+                <w:color w:val="145AA0"/>
+                <w:sz w:val="18"/>
+              </w:rPr>
+              <w:t>L_m</w:t>
+            </w:r>
+          </w:p>
+        </w:tc>
+        <w:tc>
+          <w:tcPr>
+            <w:tcW w:type="dxa" w:w="1958"/>
+            <w:shd w:fill="F4F7F9"/>
+            <w:tcMar>
+              <w:top w:w="80" w:type="dxa"/>
+              <w:bottom w:w="80" w:type="dxa"/>
+              <w:left w:w="120" w:type="dxa"/>
+              <w:right w:w="120" w:type="dxa"/>
+            </w:tcMar>
+            <w:vAlign w:val="center"/>
+          </w:tcPr>
+          <w:p>
+            <w:pPr>
+              <w:spacing w:after="0"/>
+            </w:pPr>
+            <w:r>
+              <w:rPr>
+                <w:color w:val="282C34"/>
+                <w:sz w:val="18"/>
+              </w:rPr>
+              <w:t>Transformer excitation node</w:t>
+            </w:r>
+          </w:p>
+        </w:tc>
+        <w:tc>
+          <w:tcPr>
+            <w:tcW w:type="dxa" w:w="1958"/>
+            <w:shd w:fill="F4F7F9"/>
+            <w:tcMar>
+              <w:top w:w="80" w:type="dxa"/>
+              <w:bottom w:w="80" w:type="dxa"/>
+              <w:left w:w="120" w:type="dxa"/>
+              <w:right w:w="120" w:type="dxa"/>
+            </w:tcMar>
+            <w:vAlign w:val="center"/>
+          </w:tcPr>
+          <w:p>
+            <w:pPr>
+              <w:spacing w:after="0"/>
+            </w:pPr>
+            <w:r>
+              <w:rPr>
+                <w:color w:val="282C34"/>
+                <w:sz w:val="18"/>
+              </w:rPr>
+              <w:t>Sinusoidal current excitation produces zero EMI harmonics compared to hard-switched PWM.</w:t>
+            </w:r>
+          </w:p>
+        </w:tc>
+      </w:tr>
+      <w:tr>
+        <w:tc>
+          <w:tcPr>
+            <w:tcW w:type="dxa" w:w="1958"/>
+            <w:tcMar>
+              <w:top w:w="80" w:type="dxa"/>
+              <w:bottom w:w="80" w:type="dxa"/>
+              <w:left w:w="120" w:type="dxa"/>
+              <w:right w:w="120" w:type="dxa"/>
+            </w:tcMar>
+            <w:vAlign w:val="center"/>
+          </w:tcPr>
+          <w:p>
+            <w:pPr>
+              <w:spacing w:after="0"/>
+            </w:pPr>
+            <w:r>
+              <w:rPr>
+                <w:b/>
+                <w:color w:val="282C34"/>
+                <w:sz w:val="18"/>
+              </w:rPr>
+              <w:t>SR1_GATE / SR2_GATE</w:t>
+            </w:r>
+          </w:p>
+        </w:tc>
+        <w:tc>
+          <w:tcPr>
+            <w:tcW w:type="dxa" w:w="1958"/>
+            <w:tcMar>
+              <w:top w:w="80" w:type="dxa"/>
+              <w:bottom w:w="80" w:type="dxa"/>
+              <w:left w:w="120" w:type="dxa"/>
+              <w:right w:w="120" w:type="dxa"/>
+            </w:tcMar>
+            <w:vAlign w:val="center"/>
+          </w:tcPr>
+          <w:p>
+            <w:pPr>
+              <w:spacing w:after="0"/>
+            </w:pPr>
+            <w:r>
+              <w:rPr>
+                <w:color w:val="282C34"/>
+                <w:sz w:val="18"/>
+              </w:rPr>
+              <w:t>SR Controller OUTA / OUTB</w:t>
+            </w:r>
+          </w:p>
+        </w:tc>
+        <w:tc>
+          <w:tcPr>
+            <w:tcW w:type="dxa" w:w="1958"/>
+            <w:tcMar>
+              <w:top w:w="80" w:type="dxa"/>
+              <w:bottom w:w="80" w:type="dxa"/>
+              <w:left w:w="120" w:type="dxa"/>
+              <w:right w:w="120" w:type="dxa"/>
+            </w:tcMar>
+            <w:vAlign w:val="center"/>
+          </w:tcPr>
+          <w:p>
+            <w:pPr>
+              <w:spacing w:after="0"/>
+            </w:pPr>
+            <w:r>
+              <w:rPr>
+                <w:color w:val="282C34"/>
+                <w:sz w:val="18"/>
+              </w:rPr>
+              <w:t xml:space="preserve">Synchronous Rectifier </w:t>
+            </w:r>
+            <w:r>
+              <w:rPr>
+                <w:i/>
+                <w:color w:val="145AA0"/>
+                <w:sz w:val="18"/>
+              </w:rPr>
+              <w:t>Q_{SR1, Q_{SR2</w:t>
+            </w:r>
+            <w:r>
+              <w:rPr>
+                <w:color w:val="282C34"/>
+                <w:sz w:val="18"/>
+              </w:rPr>
+              <w:t xml:space="preserve"> Gates</w:t>
+            </w:r>
+          </w:p>
+        </w:tc>
+        <w:tc>
+          <w:tcPr>
+            <w:tcW w:type="dxa" w:w="1958"/>
+            <w:tcMar>
+              <w:top w:w="80" w:type="dxa"/>
+              <w:bottom w:w="80" w:type="dxa"/>
+              <w:left w:w="120" w:type="dxa"/>
+              <w:right w:w="120" w:type="dxa"/>
+            </w:tcMar>
+            <w:vAlign w:val="center"/>
+          </w:tcPr>
+          <w:p>
+            <w:pPr>
+              <w:spacing w:after="0"/>
+            </w:pPr>
+            <w:r>
+              <w:rPr>
+                <w:color w:val="282C34"/>
+                <w:sz w:val="18"/>
+              </w:rPr>
+              <w:t>Ultra-fast sync rect gate signals</w:t>
+            </w:r>
+          </w:p>
+        </w:tc>
+        <w:tc>
+          <w:tcPr>
+            <w:tcW w:type="dxa" w:w="1958"/>
+            <w:tcMar>
+              <w:top w:w="80" w:type="dxa"/>
+              <w:bottom w:w="80" w:type="dxa"/>
+              <w:left w:w="120" w:type="dxa"/>
+              <w:right w:w="120" w:type="dxa"/>
+            </w:tcMar>
+            <w:vAlign w:val="center"/>
+          </w:tcPr>
+          <w:p>
+            <w:pPr>
+              <w:spacing w:after="0"/>
+            </w:pPr>
+            <w:r>
+              <w:rPr>
+                <w:color w:val="282C34"/>
+                <w:sz w:val="18"/>
+              </w:rPr>
+              <w:t xml:space="preserve">Senses </w:t>
+            </w:r>
+            <w:r>
+              <w:rPr>
+                <w:i/>
+                <w:color w:val="145AA0"/>
+                <w:sz w:val="18"/>
+              </w:rPr>
+              <w:t>V_{DS</w:t>
+            </w:r>
+            <w:r>
+              <w:rPr>
+                <w:color w:val="282C34"/>
+                <w:sz w:val="18"/>
+              </w:rPr>
+              <w:t xml:space="preserve"> across FET to turn ON when channel conducts and turn OFF at exact zero-crossing (ZCS).</w:t>
+            </w:r>
+          </w:p>
+        </w:tc>
+      </w:tr>
+      <w:tr>
+        <w:tc>
+          <w:tcPr>
+            <w:tcW w:type="dxa" w:w="1958"/>
+            <w:shd w:fill="F4F7F9"/>
+            <w:tcMar>
+              <w:top w:w="80" w:type="dxa"/>
+              <w:bottom w:w="80" w:type="dxa"/>
+              <w:left w:w="120" w:type="dxa"/>
+              <w:right w:w="120" w:type="dxa"/>
+            </w:tcMar>
+            <w:vAlign w:val="center"/>
+          </w:tcPr>
+          <w:p>
+            <w:pPr>
+              <w:spacing w:after="0"/>
+            </w:pPr>
+            <w:r>
+              <w:rPr>
+                <w:b/>
+                <w:color w:val="282C34"/>
+                <w:sz w:val="18"/>
+              </w:rPr>
+              <w:t>+VOUT</w:t>
+            </w:r>
+          </w:p>
+        </w:tc>
+        <w:tc>
+          <w:tcPr>
+            <w:tcW w:type="dxa" w:w="1958"/>
+            <w:shd w:fill="F4F7F9"/>
+            <w:tcMar>
+              <w:top w:w="80" w:type="dxa"/>
+              <w:bottom w:w="80" w:type="dxa"/>
+              <w:left w:w="120" w:type="dxa"/>
+              <w:right w:w="120" w:type="dxa"/>
+            </w:tcMar>
+            <w:vAlign w:val="center"/>
+          </w:tcPr>
+          <w:p>
+            <w:pPr>
+              <w:spacing w:after="0"/>
+            </w:pPr>
+            <w:r>
+              <w:rPr>
+                <w:color w:val="282C34"/>
+                <w:sz w:val="18"/>
+              </w:rPr>
+              <w:t>Transformer Secondary Center-Tap</w:t>
+            </w:r>
+          </w:p>
+        </w:tc>
+        <w:tc>
+          <w:tcPr>
+            <w:tcW w:type="dxa" w:w="1958"/>
+            <w:shd w:fill="F4F7F9"/>
+            <w:tcMar>
+              <w:top w:w="80" w:type="dxa"/>
+              <w:bottom w:w="80" w:type="dxa"/>
+              <w:left w:w="120" w:type="dxa"/>
+              <w:right w:w="120" w:type="dxa"/>
+            </w:tcMar>
+            <w:vAlign w:val="center"/>
+          </w:tcPr>
+          <w:p>
+            <w:pPr>
+              <w:spacing w:after="0"/>
+            </w:pPr>
+            <w:r>
+              <w:rPr>
+                <w:i/>
+                <w:color w:val="145AA0"/>
+                <w:sz w:val="18"/>
+              </w:rPr>
+              <w:t>C_{out</w:t>
+            </w:r>
+            <w:r>
+              <w:rPr>
+                <w:color w:val="282C34"/>
+                <w:sz w:val="18"/>
+              </w:rPr>
+              <w:t xml:space="preserve"> bank (+), Feedback network, Load (+)</w:t>
+            </w:r>
+          </w:p>
+        </w:tc>
+        <w:tc>
+          <w:tcPr>
+            <w:tcW w:type="dxa" w:w="1958"/>
+            <w:shd w:fill="F4F7F9"/>
+            <w:tcMar>
+              <w:top w:w="80" w:type="dxa"/>
+              <w:bottom w:w="80" w:type="dxa"/>
+              <w:left w:w="120" w:type="dxa"/>
+              <w:right w:w="120" w:type="dxa"/>
+            </w:tcMar>
+            <w:vAlign w:val="center"/>
+          </w:tcPr>
+          <w:p>
+            <w:pPr>
+              <w:spacing w:after="0"/>
+            </w:pPr>
+            <w:r>
+              <w:rPr>
+                <w:color w:val="282C34"/>
+                <w:sz w:val="18"/>
+              </w:rPr>
+              <w:t>High-efficiency regulated +12V DC rail</w:t>
+            </w:r>
+          </w:p>
+        </w:tc>
+        <w:tc>
+          <w:tcPr>
+            <w:tcW w:type="dxa" w:w="1958"/>
+            <w:shd w:fill="F4F7F9"/>
+            <w:tcMar>
+              <w:top w:w="80" w:type="dxa"/>
+              <w:bottom w:w="80" w:type="dxa"/>
+              <w:left w:w="120" w:type="dxa"/>
+              <w:right w:w="120" w:type="dxa"/>
+            </w:tcMar>
+            <w:vAlign w:val="center"/>
+          </w:tcPr>
+          <w:p>
+            <w:pPr>
+              <w:spacing w:after="0"/>
+            </w:pPr>
+            <w:r>
+              <w:rPr>
+                <w:b/>
+                <w:color w:val="282C34"/>
+                <w:sz w:val="18"/>
+              </w:rPr>
+              <w:t>No Output Inductor Needed</w:t>
+            </w:r>
+            <w:r>
+              <w:rPr>
+                <w:color w:val="282C34"/>
+                <w:sz w:val="18"/>
+              </w:rPr>
+              <w:t xml:space="preserve">: LLC functions as a smooth current source, feeding </w:t>
+            </w:r>
+            <w:r>
+              <w:rPr>
+                <w:i/>
+                <w:color w:val="145AA0"/>
+                <w:sz w:val="18"/>
+              </w:rPr>
+              <w:t>C_o</w:t>
+            </w:r>
+            <w:r>
+              <w:rPr>
+                <w:color w:val="282C34"/>
+                <w:sz w:val="18"/>
+              </w:rPr>
+              <w:t xml:space="preserve"> directly.</w:t>
+            </w:r>
+          </w:p>
+        </w:tc>
+      </w:tr>
+      <w:tr>
+        <w:tc>
+          <w:tcPr>
+            <w:tcW w:type="dxa" w:w="1958"/>
+            <w:tcMar>
+              <w:top w:w="80" w:type="dxa"/>
+              <w:bottom w:w="80" w:type="dxa"/>
+              <w:left w:w="120" w:type="dxa"/>
+              <w:right w:w="120" w:type="dxa"/>
+            </w:tcMar>
+            <w:vAlign w:val="center"/>
+          </w:tcPr>
+          <w:p>
+            <w:pPr>
+              <w:spacing w:after="0"/>
+            </w:pPr>
+            <w:r>
+              <w:rPr>
+                <w:b/>
+                <w:color w:val="282C34"/>
+                <w:sz w:val="18"/>
+              </w:rPr>
+              <w:t>GND_SEC</w:t>
+            </w:r>
+          </w:p>
+        </w:tc>
+        <w:tc>
+          <w:tcPr>
+            <w:tcW w:type="dxa" w:w="1958"/>
+            <w:tcMar>
+              <w:top w:w="80" w:type="dxa"/>
+              <w:bottom w:w="80" w:type="dxa"/>
+              <w:left w:w="120" w:type="dxa"/>
+              <w:right w:w="120" w:type="dxa"/>
+            </w:tcMar>
+            <w:vAlign w:val="center"/>
+          </w:tcPr>
+          <w:p>
+            <w:pPr>
+              <w:spacing w:after="0"/>
+            </w:pPr>
+            <w:r>
+              <w:rPr>
+                <w:color w:val="282C34"/>
+                <w:sz w:val="18"/>
+              </w:rPr>
+              <w:t xml:space="preserve">Sync FETs </w:t>
+            </w:r>
+            <w:r>
+              <w:rPr>
+                <w:i/>
+                <w:color w:val="145AA0"/>
+                <w:sz w:val="18"/>
+              </w:rPr>
+              <w:t>Q_{SR1, Q_{SR2</w:t>
+            </w:r>
+            <w:r>
+              <w:rPr>
+                <w:color w:val="282C34"/>
+                <w:sz w:val="18"/>
+              </w:rPr>
+              <w:t xml:space="preserve"> Sources</w:t>
+            </w:r>
+          </w:p>
+        </w:tc>
+        <w:tc>
+          <w:tcPr>
+            <w:tcW w:type="dxa" w:w="1958"/>
+            <w:tcMar>
+              <w:top w:w="80" w:type="dxa"/>
+              <w:bottom w:w="80" w:type="dxa"/>
+              <w:left w:w="120" w:type="dxa"/>
+              <w:right w:w="120" w:type="dxa"/>
+            </w:tcMar>
+            <w:vAlign w:val="center"/>
+          </w:tcPr>
+          <w:p>
+            <w:pPr>
+              <w:spacing w:after="0"/>
+            </w:pPr>
+            <w:r>
+              <w:rPr>
+                <w:i/>
+                <w:color w:val="145AA0"/>
+                <w:sz w:val="18"/>
+              </w:rPr>
+              <w:t>C_{out</w:t>
+            </w:r>
+            <w:r>
+              <w:rPr>
+                <w:color w:val="282C34"/>
+                <w:sz w:val="18"/>
+              </w:rPr>
+              <w:t xml:space="preserve"> bank (-), Secondary Return</w:t>
+            </w:r>
+          </w:p>
+        </w:tc>
+        <w:tc>
+          <w:tcPr>
+            <w:tcW w:type="dxa" w:w="1958"/>
+            <w:tcMar>
+              <w:top w:w="80" w:type="dxa"/>
+              <w:bottom w:w="80" w:type="dxa"/>
+              <w:left w:w="120" w:type="dxa"/>
+              <w:right w:w="120" w:type="dxa"/>
+            </w:tcMar>
+            <w:vAlign w:val="center"/>
+          </w:tcPr>
+          <w:p>
+            <w:pPr>
+              <w:spacing w:after="0"/>
+            </w:pPr>
+            <w:r>
+              <w:rPr>
+                <w:color w:val="282C34"/>
+                <w:sz w:val="18"/>
+              </w:rPr>
+              <w:t>Secondary high-current power return</w:t>
+            </w:r>
+          </w:p>
+        </w:tc>
+        <w:tc>
+          <w:tcPr>
+            <w:tcW w:type="dxa" w:w="1958"/>
+            <w:tcMar>
+              <w:top w:w="80" w:type="dxa"/>
+              <w:bottom w:w="80" w:type="dxa"/>
+              <w:left w:w="120" w:type="dxa"/>
+              <w:right w:w="120" w:type="dxa"/>
+            </w:tcMar>
+            <w:vAlign w:val="center"/>
+          </w:tcPr>
+          <w:p>
+            <w:pPr>
+              <w:spacing w:after="0"/>
+            </w:pPr>
+            <w:r>
+              <w:rPr>
+                <w:color w:val="282C34"/>
+                <w:sz w:val="18"/>
+              </w:rPr>
+              <w:t>Continuous plane pour handling 40A return current.</w:t>
+            </w:r>
+          </w:p>
+        </w:tc>
+      </w:tr>
+    </w:tbl>
+    <w:p/>
+    <w:p>
+      <w:pPr>
+        <w:spacing w:before="160" w:after="80"/>
+      </w:pPr>
+      <w:r>
+        <w:rPr>
+          <w:b/>
+          <w:color w:val="4682B4"/>
+          <w:sz w:val="24"/>
+        </w:rPr>
+        <w:t>3.2 Component Bill of Materials &amp; Parametric Specifications:</w:t>
+      </w:r>
+    </w:p>
+    <w:tbl>
+      <w:tblPr>
+        <w:tblW w:type="auto" w:w="0"/>
+        <w:jc w:val="center"/>
+        <w:tblLook w:firstColumn="1" w:firstRow="1" w:lastColumn="0" w:lastRow="0" w:noHBand="0" w:noVBand="1" w:val="04A0"/>
+        <w:tblBorders>
+          <w:top w:val="single" w:sz="4" w:space="0" w:color="D0D7DE"/>
+          <w:left w:val="none"/>
+          <w:bottom w:val="single" w:sz="8" w:space="0" w:color="D0D7DE"/>
+          <w:right w:val="none"/>
+          <w:insideH w:val="single" w:sz="4" w:space="0" w:color="D0D7DE"/>
+          <w:insideV w:val="none"/>
+        </w:tblBorders>
+      </w:tblPr>
+      <w:tblGrid>
+        <w:gridCol w:w="1958"/>
+        <w:gridCol w:w="1958"/>
+        <w:gridCol w:w="1958"/>
+        <w:gridCol w:w="1958"/>
+        <w:gridCol w:w="1958"/>
+      </w:tblGrid>
+      <w:tr>
+        <w:tc>
+          <w:tcPr>
+            <w:tcW w:type="dxa" w:w="1958"/>
+            <w:shd w:fill="204A6E"/>
+            <w:tcMar>
+              <w:top w:w="100" w:type="dxa"/>
+              <w:bottom w:w="100" w:type="dxa"/>
+              <w:left w:w="120" w:type="dxa"/>
+              <w:right w:w="120" w:type="dxa"/>
+            </w:tcMar>
+            <w:vAlign w:val="center"/>
+          </w:tcPr>
+          <w:p>
+            <w:pPr>
+              <w:spacing w:after="0"/>
+            </w:pPr>
+            <w:r>
+              <w:rPr>
+                <w:b/>
+                <w:color w:val="FFFFFF"/>
+                <w:sz w:val="19"/>
+              </w:rPr>
+              <w:t>RefDes</w:t>
+            </w:r>
+          </w:p>
+        </w:tc>
+        <w:tc>
+          <w:tcPr>
+            <w:tcW w:type="dxa" w:w="1958"/>
+            <w:shd w:fill="204A6E"/>
+            <w:tcMar>
+              <w:top w:w="100" w:type="dxa"/>
+              <w:bottom w:w="100" w:type="dxa"/>
+              <w:left w:w="120" w:type="dxa"/>
+              <w:right w:w="120" w:type="dxa"/>
+            </w:tcMar>
+            <w:vAlign w:val="center"/>
+          </w:tcPr>
+          <w:p>
+            <w:pPr>
+              <w:spacing w:after="0"/>
+            </w:pPr>
+            <w:r>
+              <w:rPr>
+                <w:b/>
+                <w:color w:val="FFFFFF"/>
+                <w:sz w:val="19"/>
+              </w:rPr>
+              <w:t>Component Description</w:t>
+            </w:r>
+          </w:p>
+        </w:tc>
+        <w:tc>
+          <w:tcPr>
+            <w:tcW w:type="dxa" w:w="1958"/>
+            <w:shd w:fill="204A6E"/>
+            <w:tcMar>
+              <w:top w:w="100" w:type="dxa"/>
+              <w:bottom w:w="100" w:type="dxa"/>
+              <w:left w:w="120" w:type="dxa"/>
+              <w:right w:w="120" w:type="dxa"/>
+            </w:tcMar>
+            <w:vAlign w:val="center"/>
+          </w:tcPr>
+          <w:p>
+            <w:pPr>
+              <w:spacing w:after="0"/>
+            </w:pPr>
+            <w:r>
+              <w:rPr>
+                <w:b/>
+                <w:color w:val="FFFFFF"/>
+                <w:sz w:val="19"/>
+              </w:rPr>
+              <w:t>Manufacturer &amp; Part Number</w:t>
+            </w:r>
+          </w:p>
+        </w:tc>
+        <w:tc>
+          <w:tcPr>
+            <w:tcW w:type="dxa" w:w="1958"/>
+            <w:shd w:fill="204A6E"/>
+            <w:tcMar>
+              <w:top w:w="100" w:type="dxa"/>
+              <w:bottom w:w="100" w:type="dxa"/>
+              <w:left w:w="120" w:type="dxa"/>
+              <w:right w:w="120" w:type="dxa"/>
+            </w:tcMar>
+            <w:vAlign w:val="center"/>
+          </w:tcPr>
+          <w:p>
+            <w:pPr>
+              <w:spacing w:after="0"/>
+            </w:pPr>
+            <w:r>
+              <w:rPr>
+                <w:b/>
+                <w:color w:val="FFFFFF"/>
+                <w:sz w:val="19"/>
+              </w:rPr>
+              <w:t>Key Electrical Specifications</w:t>
+            </w:r>
+          </w:p>
+        </w:tc>
+        <w:tc>
+          <w:tcPr>
+            <w:tcW w:type="dxa" w:w="1958"/>
+            <w:shd w:fill="204A6E"/>
+            <w:tcMar>
+              <w:top w:w="100" w:type="dxa"/>
+              <w:bottom w:w="100" w:type="dxa"/>
+              <w:left w:w="120" w:type="dxa"/>
+              <w:right w:w="120" w:type="dxa"/>
+            </w:tcMar>
+            <w:vAlign w:val="center"/>
+          </w:tcPr>
+          <w:p>
+            <w:pPr>
+              <w:spacing w:after="0"/>
+            </w:pPr>
+            <w:r>
+              <w:rPr>
+                <w:b/>
+                <w:color w:val="FFFFFF"/>
+                <w:sz w:val="19"/>
+              </w:rPr>
+              <w:t>Critical Design Constraint</w:t>
+            </w:r>
+          </w:p>
+        </w:tc>
+      </w:tr>
+      <w:tr>
+        <w:tc>
+          <w:tcPr>
+            <w:tcW w:type="dxa" w:w="1958"/>
+            <w:tcMar>
+              <w:top w:w="80" w:type="dxa"/>
+              <w:bottom w:w="80" w:type="dxa"/>
+              <w:left w:w="120" w:type="dxa"/>
+              <w:right w:w="120" w:type="dxa"/>
+            </w:tcMar>
+            <w:vAlign w:val="center"/>
+          </w:tcPr>
+          <w:p>
+            <w:pPr>
+              <w:spacing w:after="0"/>
+            </w:pPr>
+            <w:r>
+              <w:rPr>
+                <w:b/>
+                <w:color w:val="282C34"/>
+                <w:sz w:val="18"/>
+              </w:rPr>
+              <w:t>$Q_1, Q_2$</w:t>
+            </w:r>
+          </w:p>
+        </w:tc>
+        <w:tc>
+          <w:tcPr>
+            <w:tcW w:type="dxa" w:w="1958"/>
+            <w:tcMar>
+              <w:top w:w="80" w:type="dxa"/>
+              <w:bottom w:w="80" w:type="dxa"/>
+              <w:left w:w="120" w:type="dxa"/>
+              <w:right w:w="120" w:type="dxa"/>
+            </w:tcMar>
+            <w:vAlign w:val="center"/>
+          </w:tcPr>
+          <w:p>
+            <w:pPr>
+              <w:spacing w:after="0"/>
+            </w:pPr>
+            <w:r>
+              <w:rPr>
+                <w:color w:val="282C34"/>
+                <w:sz w:val="18"/>
+              </w:rPr>
+              <w:t>Resonant Half-Bridge FETs</w:t>
+            </w:r>
+          </w:p>
+        </w:tc>
+        <w:tc>
+          <w:tcPr>
+            <w:tcW w:type="dxa" w:w="1958"/>
+            <w:tcMar>
+              <w:top w:w="80" w:type="dxa"/>
+              <w:bottom w:w="80" w:type="dxa"/>
+              <w:left w:w="120" w:type="dxa"/>
+              <w:right w:w="120" w:type="dxa"/>
+            </w:tcMar>
+            <w:vAlign w:val="center"/>
+          </w:tcPr>
+          <w:p>
+            <w:pPr>
+              <w:spacing w:after="0"/>
+            </w:pPr>
+            <w:r>
+              <w:rPr>
+                <w:color w:val="282C34"/>
+                <w:sz w:val="18"/>
+              </w:rPr>
+              <w:t>Infineon IPW60R099CP</w:t>
+            </w:r>
+          </w:p>
+        </w:tc>
+        <w:tc>
+          <w:tcPr>
+            <w:tcW w:type="dxa" w:w="1958"/>
+            <w:tcMar>
+              <w:top w:w="80" w:type="dxa"/>
+              <w:bottom w:w="80" w:type="dxa"/>
+              <w:left w:w="120" w:type="dxa"/>
+              <w:right w:w="120" w:type="dxa"/>
+            </w:tcMar>
+            <w:vAlign w:val="center"/>
+          </w:tcPr>
+          <w:p>
+            <w:pPr>
+              <w:spacing w:after="0"/>
+            </w:pPr>
+            <w:r>
+              <w:rPr>
+                <w:i/>
+                <w:color w:val="145AA0"/>
+                <w:sz w:val="18"/>
+              </w:rPr>
+              <w:t>V_{DS = 650\,V, I_D = 31\,A, R_{DS(on) = 99\,m\Omega, C_{oss = 95\,pF</w:t>
+            </w:r>
+          </w:p>
+        </w:tc>
+        <w:tc>
+          <w:tcPr>
+            <w:tcW w:type="dxa" w:w="1958"/>
+            <w:tcMar>
+              <w:top w:w="80" w:type="dxa"/>
+              <w:bottom w:w="80" w:type="dxa"/>
+              <w:left w:w="120" w:type="dxa"/>
+              <w:right w:w="120" w:type="dxa"/>
+            </w:tcMar>
+            <w:vAlign w:val="center"/>
+          </w:tcPr>
+          <w:p>
+            <w:pPr>
+              <w:spacing w:after="0"/>
+            </w:pPr>
+            <w:r>
+              <w:rPr>
+                <w:color w:val="282C34"/>
+                <w:sz w:val="18"/>
+              </w:rPr>
+              <w:t xml:space="preserve">Low </w:t>
+            </w:r>
+            <w:r>
+              <w:rPr>
+                <w:i/>
+                <w:color w:val="145AA0"/>
+                <w:sz w:val="18"/>
+              </w:rPr>
+              <w:t>C_{oss</w:t>
+            </w:r>
+            <w:r>
+              <w:rPr>
+                <w:color w:val="282C34"/>
+                <w:sz w:val="18"/>
+              </w:rPr>
+              <w:t xml:space="preserve"> allows fast zero-voltage switching transitions with modest magnetizing current </w:t>
+            </w:r>
+            <w:r>
+              <w:rPr>
+                <w:i/>
+                <w:color w:val="145AA0"/>
+                <w:sz w:val="18"/>
+              </w:rPr>
+              <w:t>I_m</w:t>
+            </w:r>
+            <w:r>
+              <w:rPr>
+                <w:color w:val="282C34"/>
+                <w:sz w:val="18"/>
+              </w:rPr>
+              <w:t>.</w:t>
+            </w:r>
+          </w:p>
+        </w:tc>
+      </w:tr>
+      <w:tr>
+        <w:tc>
+          <w:tcPr>
+            <w:tcW w:type="dxa" w:w="1958"/>
+            <w:shd w:fill="F4F7F9"/>
+            <w:tcMar>
+              <w:top w:w="80" w:type="dxa"/>
+              <w:bottom w:w="80" w:type="dxa"/>
+              <w:left w:w="120" w:type="dxa"/>
+              <w:right w:w="120" w:type="dxa"/>
+            </w:tcMar>
+            <w:vAlign w:val="center"/>
+          </w:tcPr>
+          <w:p>
+            <w:pPr>
+              <w:spacing w:after="0"/>
+            </w:pPr>
+            <w:r>
+              <w:rPr>
+                <w:b/>
+                <w:color w:val="282C34"/>
+                <w:sz w:val="18"/>
+              </w:rPr>
+              <w:t>$C_r$</w:t>
+            </w:r>
+          </w:p>
+        </w:tc>
+        <w:tc>
+          <w:tcPr>
+            <w:tcW w:type="dxa" w:w="1958"/>
+            <w:shd w:fill="F4F7F9"/>
+            <w:tcMar>
+              <w:top w:w="80" w:type="dxa"/>
+              <w:bottom w:w="80" w:type="dxa"/>
+              <w:left w:w="120" w:type="dxa"/>
+              <w:right w:w="120" w:type="dxa"/>
+            </w:tcMar>
+            <w:vAlign w:val="center"/>
+          </w:tcPr>
+          <w:p>
+            <w:pPr>
+              <w:spacing w:after="0"/>
+            </w:pPr>
+            <w:r>
+              <w:rPr>
+                <w:color w:val="282C34"/>
+                <w:sz w:val="18"/>
+              </w:rPr>
+              <w:t>Series Resonant Capacitor</w:t>
+            </w:r>
+          </w:p>
+        </w:tc>
+        <w:tc>
+          <w:tcPr>
+            <w:tcW w:type="dxa" w:w="1958"/>
+            <w:shd w:fill="F4F7F9"/>
+            <w:tcMar>
+              <w:top w:w="80" w:type="dxa"/>
+              <w:bottom w:w="80" w:type="dxa"/>
+              <w:left w:w="120" w:type="dxa"/>
+              <w:right w:w="120" w:type="dxa"/>
+            </w:tcMar>
+            <w:vAlign w:val="center"/>
+          </w:tcPr>
+          <w:p>
+            <w:pPr>
+              <w:spacing w:after="0"/>
+            </w:pPr>
+            <w:r>
+              <w:rPr>
+                <w:color w:val="282C34"/>
+                <w:sz w:val="18"/>
+              </w:rPr>
+              <w:t>KEMET R76IR4240SE30K</w:t>
+            </w:r>
+          </w:p>
+        </w:tc>
+        <w:tc>
+          <w:tcPr>
+            <w:tcW w:type="dxa" w:w="1958"/>
+            <w:shd w:fill="F4F7F9"/>
+            <w:tcMar>
+              <w:top w:w="80" w:type="dxa"/>
+              <w:bottom w:w="80" w:type="dxa"/>
+              <w:left w:w="120" w:type="dxa"/>
+              <w:right w:w="120" w:type="dxa"/>
+            </w:tcMar>
+            <w:vAlign w:val="center"/>
+          </w:tcPr>
+          <w:p>
+            <w:pPr>
+              <w:spacing w:after="0"/>
+            </w:pPr>
+            <w:r>
+              <w:rPr>
+                <w:i/>
+                <w:color w:val="145AA0"/>
+                <w:sz w:val="18"/>
+              </w:rPr>
+              <w:t>24\,nF, 630\,V_{DC, Double Metallized Polypropylene</w:t>
+            </w:r>
+          </w:p>
+        </w:tc>
+        <w:tc>
+          <w:tcPr>
+            <w:tcW w:type="dxa" w:w="1958"/>
+            <w:shd w:fill="F4F7F9"/>
+            <w:tcMar>
+              <w:top w:w="80" w:type="dxa"/>
+              <w:bottom w:w="80" w:type="dxa"/>
+              <w:left w:w="120" w:type="dxa"/>
+              <w:right w:w="120" w:type="dxa"/>
+            </w:tcMar>
+            <w:vAlign w:val="center"/>
+          </w:tcPr>
+          <w:p>
+            <w:pPr>
+              <w:spacing w:after="0"/>
+            </w:pPr>
+            <w:r>
+              <w:rPr>
+                <w:color w:val="282C34"/>
+                <w:sz w:val="18"/>
+              </w:rPr>
+              <w:t>Ultra-low dissipation factor (</w:t>
+            </w:r>
+            <w:r>
+              <w:rPr>
+                <w:i/>
+                <w:color w:val="145AA0"/>
+                <w:sz w:val="18"/>
+              </w:rPr>
+              <w:t>\tan \delta &lt; 0.0005</w:t>
+            </w:r>
+            <w:r>
+              <w:rPr>
+                <w:color w:val="282C34"/>
+                <w:sz w:val="18"/>
+              </w:rPr>
+              <w:t xml:space="preserve">); handles continuous </w:t>
+            </w:r>
+            <w:r>
+              <w:rPr>
+                <w:i/>
+                <w:color w:val="145AA0"/>
+                <w:sz w:val="18"/>
+              </w:rPr>
+              <w:t>4\,A_{rms</w:t>
+            </w:r>
+            <w:r>
+              <w:rPr>
+                <w:color w:val="282C34"/>
+                <w:sz w:val="18"/>
+              </w:rPr>
+              <w:t xml:space="preserve"> resonant tank current.</w:t>
+            </w:r>
+          </w:p>
+        </w:tc>
+      </w:tr>
+      <w:tr>
+        <w:tc>
+          <w:tcPr>
+            <w:tcW w:type="dxa" w:w="1958"/>
+            <w:tcMar>
+              <w:top w:w="80" w:type="dxa"/>
+              <w:bottom w:w="80" w:type="dxa"/>
+              <w:left w:w="120" w:type="dxa"/>
+              <w:right w:w="120" w:type="dxa"/>
+            </w:tcMar>
+            <w:vAlign w:val="center"/>
+          </w:tcPr>
+          <w:p>
+            <w:pPr>
+              <w:spacing w:after="0"/>
+            </w:pPr>
+            <w:r>
+              <w:rPr>
+                <w:b/>
+                <w:color w:val="282C34"/>
+                <w:sz w:val="18"/>
+              </w:rPr>
+              <w:t>$L_r$</w:t>
+            </w:r>
+          </w:p>
+        </w:tc>
+        <w:tc>
+          <w:tcPr>
+            <w:tcW w:type="dxa" w:w="1958"/>
+            <w:tcMar>
+              <w:top w:w="80" w:type="dxa"/>
+              <w:bottom w:w="80" w:type="dxa"/>
+              <w:left w:w="120" w:type="dxa"/>
+              <w:right w:w="120" w:type="dxa"/>
+            </w:tcMar>
+            <w:vAlign w:val="center"/>
+          </w:tcPr>
+          <w:p>
+            <w:pPr>
+              <w:spacing w:after="0"/>
+            </w:pPr>
+            <w:r>
+              <w:rPr>
+                <w:color w:val="282C34"/>
+                <w:sz w:val="18"/>
+              </w:rPr>
+              <w:t>Series Resonant Inductor</w:t>
+            </w:r>
+          </w:p>
+        </w:tc>
+        <w:tc>
+          <w:tcPr>
+            <w:tcW w:type="dxa" w:w="1958"/>
+            <w:tcMar>
+              <w:top w:w="80" w:type="dxa"/>
+              <w:bottom w:w="80" w:type="dxa"/>
+              <w:left w:w="120" w:type="dxa"/>
+              <w:right w:w="120" w:type="dxa"/>
+            </w:tcMar>
+            <w:vAlign w:val="center"/>
+          </w:tcPr>
+          <w:p>
+            <w:pPr>
+              <w:spacing w:after="0"/>
+            </w:pPr>
+            <w:r>
+              <w:rPr>
+                <w:color w:val="282C34"/>
+                <w:sz w:val="18"/>
+              </w:rPr>
+              <w:t>Custom PQ26/20 (3C95)</w:t>
+            </w:r>
+          </w:p>
+        </w:tc>
+        <w:tc>
+          <w:tcPr>
+            <w:tcW w:type="dxa" w:w="1958"/>
+            <w:tcMar>
+              <w:top w:w="80" w:type="dxa"/>
+              <w:bottom w:w="80" w:type="dxa"/>
+              <w:left w:w="120" w:type="dxa"/>
+              <w:right w:w="120" w:type="dxa"/>
+            </w:tcMar>
+            <w:vAlign w:val="center"/>
+          </w:tcPr>
+          <w:p>
+            <w:pPr>
+              <w:spacing w:after="0"/>
+            </w:pPr>
+            <w:r>
+              <w:rPr>
+                <w:i/>
+                <w:color w:val="145AA0"/>
+                <w:sz w:val="18"/>
+              </w:rPr>
+              <w:t>L_r = 22\,µH, I_{pk = 4.8\,A, DCR = 14\,m\Omega</w:t>
+            </w:r>
+          </w:p>
+        </w:tc>
+        <w:tc>
+          <w:tcPr>
+            <w:tcW w:type="dxa" w:w="1958"/>
+            <w:tcMar>
+              <w:top w:w="80" w:type="dxa"/>
+              <w:bottom w:w="80" w:type="dxa"/>
+              <w:left w:w="120" w:type="dxa"/>
+              <w:right w:w="120" w:type="dxa"/>
+            </w:tcMar>
+            <w:vAlign w:val="center"/>
+          </w:tcPr>
+          <w:p>
+            <w:pPr>
+              <w:spacing w:after="0"/>
+            </w:pPr>
+            <w:r>
+              <w:rPr>
+                <w:color w:val="282C34"/>
+                <w:sz w:val="18"/>
+              </w:rPr>
+              <w:t>High-frequency litz-wire winding minimizes AC resistance from skin and proximity effects.</w:t>
+            </w:r>
+          </w:p>
+        </w:tc>
+      </w:tr>
+      <w:tr>
+        <w:tc>
+          <w:tcPr>
+            <w:tcW w:type="dxa" w:w="1958"/>
+            <w:shd w:fill="F4F7F9"/>
+            <w:tcMar>
+              <w:top w:w="80" w:type="dxa"/>
+              <w:bottom w:w="80" w:type="dxa"/>
+              <w:left w:w="120" w:type="dxa"/>
+              <w:right w:w="120" w:type="dxa"/>
+            </w:tcMar>
+            <w:vAlign w:val="center"/>
+          </w:tcPr>
+          <w:p>
+            <w:pPr>
+              <w:spacing w:after="0"/>
+            </w:pPr>
+            <w:r>
+              <w:rPr>
+                <w:b/>
+                <w:color w:val="282C34"/>
+                <w:sz w:val="18"/>
+              </w:rPr>
+              <w:t>$T_1$ (LLC)</w:t>
+            </w:r>
+          </w:p>
+        </w:tc>
+        <w:tc>
+          <w:tcPr>
+            <w:tcW w:type="dxa" w:w="1958"/>
+            <w:shd w:fill="F4F7F9"/>
+            <w:tcMar>
+              <w:top w:w="80" w:type="dxa"/>
+              <w:bottom w:w="80" w:type="dxa"/>
+              <w:left w:w="120" w:type="dxa"/>
+              <w:right w:w="120" w:type="dxa"/>
+            </w:tcMar>
+            <w:vAlign w:val="center"/>
+          </w:tcPr>
+          <w:p>
+            <w:pPr>
+              <w:spacing w:after="0"/>
+            </w:pPr>
+            <w:r>
+              <w:rPr>
+                <w:color w:val="282C34"/>
+                <w:sz w:val="18"/>
+              </w:rPr>
+              <w:t>LLC Power Transformer</w:t>
+            </w:r>
+          </w:p>
+        </w:tc>
+        <w:tc>
+          <w:tcPr>
+            <w:tcW w:type="dxa" w:w="1958"/>
+            <w:shd w:fill="F4F7F9"/>
+            <w:tcMar>
+              <w:top w:w="80" w:type="dxa"/>
+              <w:bottom w:w="80" w:type="dxa"/>
+              <w:left w:w="120" w:type="dxa"/>
+              <w:right w:w="120" w:type="dxa"/>
+            </w:tcMar>
+            <w:vAlign w:val="center"/>
+          </w:tcPr>
+          <w:p>
+            <w:pPr>
+              <w:spacing w:after="0"/>
+            </w:pPr>
+            <w:r>
+              <w:rPr>
+                <w:color w:val="282C34"/>
+                <w:sz w:val="18"/>
+              </w:rPr>
+              <w:t>Custom ETD44 Core (3C95)</w:t>
+            </w:r>
+          </w:p>
+        </w:tc>
+        <w:tc>
+          <w:tcPr>
+            <w:tcW w:type="dxa" w:w="1958"/>
+            <w:shd w:fill="F4F7F9"/>
+            <w:tcMar>
+              <w:top w:w="80" w:type="dxa"/>
+              <w:bottom w:w="80" w:type="dxa"/>
+              <w:left w:w="120" w:type="dxa"/>
+              <w:right w:w="120" w:type="dxa"/>
+            </w:tcMar>
+            <w:vAlign w:val="center"/>
+          </w:tcPr>
+          <w:p>
+            <w:pPr>
+              <w:spacing w:after="0"/>
+            </w:pPr>
+            <w:r>
+              <w:rPr>
+                <w:color w:val="282C34"/>
+                <w:sz w:val="18"/>
+              </w:rPr>
+              <w:t xml:space="preserve">Turns: </w:t>
+            </w:r>
+            <w:r>
+              <w:rPr>
+                <w:i/>
+                <w:color w:val="145AA0"/>
+                <w:sz w:val="18"/>
+              </w:rPr>
+              <w:t>18:(1+1), L_m = 110\,µH, L_k \approx 4\,µH</w:t>
+            </w:r>
+          </w:p>
+        </w:tc>
+        <w:tc>
+          <w:tcPr>
+            <w:tcW w:type="dxa" w:w="1958"/>
+            <w:shd w:fill="F4F7F9"/>
+            <w:tcMar>
+              <w:top w:w="80" w:type="dxa"/>
+              <w:bottom w:w="80" w:type="dxa"/>
+              <w:left w:w="120" w:type="dxa"/>
+              <w:right w:w="120" w:type="dxa"/>
+            </w:tcMar>
+            <w:vAlign w:val="center"/>
+          </w:tcPr>
+          <w:p>
+            <w:pPr>
+              <w:spacing w:after="0"/>
+            </w:pPr>
+            <w:r>
+              <w:rPr>
+                <w:color w:val="282C34"/>
+                <w:sz w:val="18"/>
+              </w:rPr>
+              <w:t xml:space="preserve">Precisely gapped center leg controls magnetizing inductance ratio </w:t>
+            </w:r>
+            <w:r>
+              <w:rPr>
+                <w:i/>
+                <w:color w:val="145AA0"/>
+                <w:sz w:val="18"/>
+              </w:rPr>
+              <w:t>k = L_m / L_r = 5.0</w:t>
+            </w:r>
+            <w:r>
+              <w:rPr>
+                <w:color w:val="282C34"/>
+                <w:sz w:val="18"/>
+              </w:rPr>
+              <w:t>.</w:t>
+            </w:r>
+          </w:p>
+        </w:tc>
+      </w:tr>
+      <w:tr>
+        <w:tc>
+          <w:tcPr>
+            <w:tcW w:type="dxa" w:w="1958"/>
+            <w:tcMar>
+              <w:top w:w="80" w:type="dxa"/>
+              <w:bottom w:w="80" w:type="dxa"/>
+              <w:left w:w="120" w:type="dxa"/>
+              <w:right w:w="120" w:type="dxa"/>
+            </w:tcMar>
+            <w:vAlign w:val="center"/>
+          </w:tcPr>
+          <w:p>
+            <w:pPr>
+              <w:spacing w:after="0"/>
+            </w:pPr>
+            <w:r>
+              <w:rPr>
+                <w:b/>
+                <w:color w:val="282C34"/>
+                <w:sz w:val="18"/>
+              </w:rPr>
+              <w:t>$Q_{SR1}, Q_{SR2}$</w:t>
+            </w:r>
+          </w:p>
+        </w:tc>
+        <w:tc>
+          <w:tcPr>
+            <w:tcW w:type="dxa" w:w="1958"/>
+            <w:tcMar>
+              <w:top w:w="80" w:type="dxa"/>
+              <w:bottom w:w="80" w:type="dxa"/>
+              <w:left w:w="120" w:type="dxa"/>
+              <w:right w:w="120" w:type="dxa"/>
+            </w:tcMar>
+            <w:vAlign w:val="center"/>
+          </w:tcPr>
+          <w:p>
+            <w:pPr>
+              <w:spacing w:after="0"/>
+            </w:pPr>
+            <w:r>
+              <w:rPr>
+                <w:color w:val="282C34"/>
+                <w:sz w:val="18"/>
+              </w:rPr>
+              <w:t>Synchronous Rectifier FETs</w:t>
+            </w:r>
+          </w:p>
+        </w:tc>
+        <w:tc>
+          <w:tcPr>
+            <w:tcW w:type="dxa" w:w="1958"/>
+            <w:tcMar>
+              <w:top w:w="80" w:type="dxa"/>
+              <w:bottom w:w="80" w:type="dxa"/>
+              <w:left w:w="120" w:type="dxa"/>
+              <w:right w:w="120" w:type="dxa"/>
+            </w:tcMar>
+            <w:vAlign w:val="center"/>
+          </w:tcPr>
+          <w:p>
+            <w:pPr>
+              <w:spacing w:after="0"/>
+            </w:pPr>
+            <w:r>
+              <w:rPr>
+                <w:color w:val="282C34"/>
+                <w:sz w:val="18"/>
+              </w:rPr>
+              <w:t>Infineon BSC014N04LS</w:t>
+            </w:r>
+          </w:p>
+        </w:tc>
+        <w:tc>
+          <w:tcPr>
+            <w:tcW w:type="dxa" w:w="1958"/>
+            <w:tcMar>
+              <w:top w:w="80" w:type="dxa"/>
+              <w:bottom w:w="80" w:type="dxa"/>
+              <w:left w:w="120" w:type="dxa"/>
+              <w:right w:w="120" w:type="dxa"/>
+            </w:tcMar>
+            <w:vAlign w:val="center"/>
+          </w:tcPr>
+          <w:p>
+            <w:pPr>
+              <w:spacing w:after="0"/>
+            </w:pPr>
+            <w:r>
+              <w:rPr>
+                <w:i/>
+                <w:color w:val="145AA0"/>
+                <w:sz w:val="18"/>
+              </w:rPr>
+              <w:t>V_{DS = 40\,V, I_D = 125\,A, R_{DS(on) = 1.4\,m\Omega, Q_g = 35\,nC</w:t>
+            </w:r>
+          </w:p>
+        </w:tc>
+        <w:tc>
+          <w:tcPr>
+            <w:tcW w:type="dxa" w:w="1958"/>
+            <w:tcMar>
+              <w:top w:w="80" w:type="dxa"/>
+              <w:bottom w:w="80" w:type="dxa"/>
+              <w:left w:w="120" w:type="dxa"/>
+              <w:right w:w="120" w:type="dxa"/>
+            </w:tcMar>
+            <w:vAlign w:val="center"/>
+          </w:tcPr>
+          <w:p>
+            <w:pPr>
+              <w:spacing w:after="0"/>
+            </w:pPr>
+            <w:r>
+              <w:rPr>
+                <w:color w:val="282C34"/>
+                <w:sz w:val="18"/>
+              </w:rPr>
+              <w:t xml:space="preserve">Superjunction sync FETs in PowerPAK eliminate </w:t>
+            </w:r>
+            <w:r>
+              <w:rPr>
+                <w:i/>
+                <w:color w:val="145AA0"/>
+                <w:sz w:val="18"/>
+              </w:rPr>
+              <w:t>&gt; 15\,W</w:t>
+            </w:r>
+            <w:r>
+              <w:rPr>
+                <w:color w:val="282C34"/>
+                <w:sz w:val="18"/>
+              </w:rPr>
+              <w:t xml:space="preserve"> of diode forward conduction loss.</w:t>
+            </w:r>
+          </w:p>
+        </w:tc>
+      </w:tr>
+      <w:tr>
+        <w:tc>
+          <w:tcPr>
+            <w:tcW w:type="dxa" w:w="1958"/>
+            <w:shd w:fill="F4F7F9"/>
+            <w:tcMar>
+              <w:top w:w="80" w:type="dxa"/>
+              <w:bottom w:w="80" w:type="dxa"/>
+              <w:left w:w="120" w:type="dxa"/>
+              <w:right w:w="120" w:type="dxa"/>
+            </w:tcMar>
+            <w:vAlign w:val="center"/>
+          </w:tcPr>
+          <w:p>
+            <w:pPr>
+              <w:spacing w:after="0"/>
+            </w:pPr>
+            <w:r>
+              <w:rPr>
+                <w:b/>
+                <w:color w:val="282C34"/>
+                <w:sz w:val="18"/>
+              </w:rPr>
+              <w:t>$C_{out,bulk}$</w:t>
+            </w:r>
+          </w:p>
+        </w:tc>
+        <w:tc>
+          <w:tcPr>
+            <w:tcW w:type="dxa" w:w="1958"/>
+            <w:shd w:fill="F4F7F9"/>
+            <w:tcMar>
+              <w:top w:w="80" w:type="dxa"/>
+              <w:bottom w:w="80" w:type="dxa"/>
+              <w:left w:w="120" w:type="dxa"/>
+              <w:right w:w="120" w:type="dxa"/>
+            </w:tcMar>
+            <w:vAlign w:val="center"/>
+          </w:tcPr>
+          <w:p>
+            <w:pPr>
+              <w:spacing w:after="0"/>
+            </w:pPr>
+            <w:r>
+              <w:rPr>
+                <w:color w:val="282C34"/>
+                <w:sz w:val="18"/>
+              </w:rPr>
+              <w:t>Output Bulk Capacitor</w:t>
+            </w:r>
+          </w:p>
+        </w:tc>
+        <w:tc>
+          <w:tcPr>
+            <w:tcW w:type="dxa" w:w="1958"/>
+            <w:shd w:fill="F4F7F9"/>
+            <w:tcMar>
+              <w:top w:w="80" w:type="dxa"/>
+              <w:bottom w:w="80" w:type="dxa"/>
+              <w:left w:w="120" w:type="dxa"/>
+              <w:right w:w="120" w:type="dxa"/>
+            </w:tcMar>
+            <w:vAlign w:val="center"/>
+          </w:tcPr>
+          <w:p>
+            <w:pPr>
+              <w:spacing w:after="0"/>
+            </w:pPr>
+            <w:r>
+              <w:rPr>
+                <w:color w:val="282C34"/>
+                <w:sz w:val="18"/>
+              </w:rPr>
+              <w:t>Panasonic 16SEPC470M</w:t>
+            </w:r>
+          </w:p>
+        </w:tc>
+        <w:tc>
+          <w:tcPr>
+            <w:tcW w:type="dxa" w:w="1958"/>
+            <w:shd w:fill="F4F7F9"/>
+            <w:tcMar>
+              <w:top w:w="80" w:type="dxa"/>
+              <w:bottom w:w="80" w:type="dxa"/>
+              <w:left w:w="120" w:type="dxa"/>
+              <w:right w:w="120" w:type="dxa"/>
+            </w:tcMar>
+            <w:vAlign w:val="center"/>
+          </w:tcPr>
+          <w:p>
+            <w:pPr>
+              <w:spacing w:after="0"/>
+            </w:pPr>
+            <w:r>
+              <w:rPr>
+                <w:i/>
+                <w:color w:val="145AA0"/>
+                <w:sz w:val="18"/>
+              </w:rPr>
+              <w:t>6 × 470\,µF, 16\,V, Conductive Polymer, ESR = 4\,m\Omega</w:t>
+            </w:r>
+          </w:p>
+        </w:tc>
+        <w:tc>
+          <w:tcPr>
+            <w:tcW w:type="dxa" w:w="1958"/>
+            <w:shd w:fill="F4F7F9"/>
+            <w:tcMar>
+              <w:top w:w="80" w:type="dxa"/>
+              <w:bottom w:w="80" w:type="dxa"/>
+              <w:left w:w="120" w:type="dxa"/>
+              <w:right w:w="120" w:type="dxa"/>
+            </w:tcMar>
+            <w:vAlign w:val="center"/>
+          </w:tcPr>
+          <w:p>
+            <w:pPr>
+              <w:spacing w:after="0"/>
+            </w:pPr>
+            <w:r>
+              <w:rPr>
+                <w:color w:val="282C34"/>
+                <w:sz w:val="18"/>
+              </w:rPr>
+              <w:t xml:space="preserve">Net bank ESR </w:t>
+            </w:r>
+            <w:r>
+              <w:rPr>
+                <w:i/>
+                <w:color w:val="145AA0"/>
+                <w:sz w:val="18"/>
+              </w:rPr>
+              <w:t>&lt; 0.7\,m\Omega</w:t>
+            </w:r>
+            <w:r>
+              <w:rPr>
+                <w:color w:val="282C34"/>
+                <w:sz w:val="18"/>
+              </w:rPr>
+              <w:t>; absorbs secondary resonant AC ripple current (</w:t>
+            </w:r>
+            <w:r>
+              <w:rPr>
+                <w:i/>
+                <w:color w:val="145AA0"/>
+                <w:sz w:val="18"/>
+              </w:rPr>
+              <w:t>I_{rms \approx 20\,A</w:t>
+            </w:r>
+            <w:r>
+              <w:rPr>
+                <w:color w:val="282C34"/>
+                <w:sz w:val="18"/>
+              </w:rPr>
+              <w:t>).</w:t>
+            </w:r>
+          </w:p>
+        </w:tc>
+      </w:tr>
+      <w:tr>
+        <w:tc>
+          <w:tcPr>
+            <w:tcW w:type="dxa" w:w="1958"/>
+            <w:tcMar>
+              <w:top w:w="80" w:type="dxa"/>
+              <w:bottom w:w="80" w:type="dxa"/>
+              <w:left w:w="120" w:type="dxa"/>
+              <w:right w:w="120" w:type="dxa"/>
+            </w:tcMar>
+            <w:vAlign w:val="center"/>
+          </w:tcPr>
+          <w:p>
+            <w:pPr>
+              <w:spacing w:after="0"/>
+            </w:pPr>
+            <w:r>
+              <w:rPr>
+                <w:b/>
+                <w:color w:val="282C34"/>
+                <w:sz w:val="18"/>
+              </w:rPr>
+              <w:t>$U_1$ (Controller)</w:t>
+            </w:r>
+          </w:p>
+        </w:tc>
+        <w:tc>
+          <w:tcPr>
+            <w:tcW w:type="dxa" w:w="1958"/>
+            <w:tcMar>
+              <w:top w:w="80" w:type="dxa"/>
+              <w:bottom w:w="80" w:type="dxa"/>
+              <w:left w:w="120" w:type="dxa"/>
+              <w:right w:w="120" w:type="dxa"/>
+            </w:tcMar>
+            <w:vAlign w:val="center"/>
+          </w:tcPr>
+          <w:p>
+            <w:pPr>
+              <w:spacing w:after="0"/>
+            </w:pPr>
+            <w:r>
+              <w:rPr>
+                <w:color w:val="282C34"/>
+                <w:sz w:val="18"/>
+              </w:rPr>
+              <w:t>LLC Resonant Controller</w:t>
+            </w:r>
+          </w:p>
+        </w:tc>
+        <w:tc>
+          <w:tcPr>
+            <w:tcW w:type="dxa" w:w="1958"/>
+            <w:tcMar>
+              <w:top w:w="80" w:type="dxa"/>
+              <w:bottom w:w="80" w:type="dxa"/>
+              <w:left w:w="120" w:type="dxa"/>
+              <w:right w:w="120" w:type="dxa"/>
+            </w:tcMar>
+            <w:vAlign w:val="center"/>
+          </w:tcPr>
+          <w:p>
+            <w:pPr>
+              <w:spacing w:after="0"/>
+            </w:pPr>
+            <w:r>
+              <w:rPr>
+                <w:color w:val="282C34"/>
+                <w:sz w:val="18"/>
+              </w:rPr>
+              <w:t>TI UCC256403DDBR</w:t>
+            </w:r>
+          </w:p>
+        </w:tc>
+        <w:tc>
+          <w:tcPr>
+            <w:tcW w:type="dxa" w:w="1958"/>
+            <w:tcMar>
+              <w:top w:w="80" w:type="dxa"/>
+              <w:bottom w:w="80" w:type="dxa"/>
+              <w:left w:w="120" w:type="dxa"/>
+              <w:right w:w="120" w:type="dxa"/>
+            </w:tcMar>
+            <w:vAlign w:val="center"/>
+          </w:tcPr>
+          <w:p>
+            <w:pPr>
+              <w:spacing w:after="0"/>
+            </w:pPr>
+            <w:r>
+              <w:rPr>
+                <w:color w:val="282C34"/>
+                <w:sz w:val="18"/>
+              </w:rPr>
+              <w:t>Variable frequency control (</w:t>
+            </w:r>
+            <w:r>
+              <w:rPr>
+                <w:i/>
+                <w:color w:val="145AA0"/>
+                <w:sz w:val="18"/>
+              </w:rPr>
+              <w:t>35\,kHz \dots 1\,MHz</w:t>
+            </w:r>
+            <w:r>
+              <w:rPr>
+                <w:color w:val="282C34"/>
+                <w:sz w:val="18"/>
+              </w:rPr>
+              <w:t>), soft start, burst mode</w:t>
+            </w:r>
+          </w:p>
+        </w:tc>
+        <w:tc>
+          <w:tcPr>
+            <w:tcW w:type="dxa" w:w="1958"/>
+            <w:tcMar>
+              <w:top w:w="80" w:type="dxa"/>
+              <w:bottom w:w="80" w:type="dxa"/>
+              <w:left w:w="120" w:type="dxa"/>
+              <w:right w:w="120" w:type="dxa"/>
+            </w:tcMar>
+            <w:vAlign w:val="center"/>
+          </w:tcPr>
+          <w:p>
+            <w:pPr>
+              <w:spacing w:after="0"/>
+            </w:pPr>
+            <w:r>
+              <w:rPr>
+                <w:color w:val="282C34"/>
+                <w:sz w:val="18"/>
+              </w:rPr>
+              <w:t>Built-in high-voltage startup and hybrid hysteretic control for lightning-fast transient response.</w:t>
+            </w:r>
+          </w:p>
+        </w:tc>
+      </w:tr>
+      <w:tr>
+        <w:tc>
+          <w:tcPr>
+            <w:tcW w:type="dxa" w:w="1958"/>
+            <w:shd w:fill="F4F7F9"/>
+            <w:tcMar>
+              <w:top w:w="80" w:type="dxa"/>
+              <w:bottom w:w="80" w:type="dxa"/>
+              <w:left w:w="120" w:type="dxa"/>
+              <w:right w:w="120" w:type="dxa"/>
+            </w:tcMar>
+            <w:vAlign w:val="center"/>
+          </w:tcPr>
+          <w:p>
+            <w:pPr>
+              <w:spacing w:after="0"/>
+            </w:pPr>
+            <w:r>
+              <w:rPr>
+                <w:b/>
+                <w:color w:val="282C34"/>
+                <w:sz w:val="18"/>
+              </w:rPr>
+              <w:t>$U_2$ (SR Driver)</w:t>
+            </w:r>
+          </w:p>
+        </w:tc>
+        <w:tc>
+          <w:tcPr>
+            <w:tcW w:type="dxa" w:w="1958"/>
+            <w:shd w:fill="F4F7F9"/>
+            <w:tcMar>
+              <w:top w:w="80" w:type="dxa"/>
+              <w:bottom w:w="80" w:type="dxa"/>
+              <w:left w:w="120" w:type="dxa"/>
+              <w:right w:w="120" w:type="dxa"/>
+            </w:tcMar>
+            <w:vAlign w:val="center"/>
+          </w:tcPr>
+          <w:p>
+            <w:pPr>
+              <w:spacing w:after="0"/>
+            </w:pPr>
+            <w:r>
+              <w:rPr>
+                <w:color w:val="282C34"/>
+                <w:sz w:val="18"/>
+              </w:rPr>
+              <w:t>Dual Smart SR Controller</w:t>
+            </w:r>
+          </w:p>
+        </w:tc>
+        <w:tc>
+          <w:tcPr>
+            <w:tcW w:type="dxa" w:w="1958"/>
+            <w:shd w:fill="F4F7F9"/>
+            <w:tcMar>
+              <w:top w:w="80" w:type="dxa"/>
+              <w:bottom w:w="80" w:type="dxa"/>
+              <w:left w:w="120" w:type="dxa"/>
+              <w:right w:w="120" w:type="dxa"/>
+            </w:tcMar>
+            <w:vAlign w:val="center"/>
+          </w:tcPr>
+          <w:p>
+            <w:pPr>
+              <w:spacing w:after="0"/>
+            </w:pPr>
+            <w:r>
+              <w:rPr>
+                <w:color w:val="282C34"/>
+                <w:sz w:val="18"/>
+              </w:rPr>
+              <w:t>MPS MP6922GS</w:t>
+            </w:r>
+          </w:p>
+        </w:tc>
+        <w:tc>
+          <w:tcPr>
+            <w:tcW w:type="dxa" w:w="1958"/>
+            <w:shd w:fill="F4F7F9"/>
+            <w:tcMar>
+              <w:top w:w="80" w:type="dxa"/>
+              <w:bottom w:w="80" w:type="dxa"/>
+              <w:left w:w="120" w:type="dxa"/>
+              <w:right w:w="120" w:type="dxa"/>
+            </w:tcMar>
+            <w:vAlign w:val="center"/>
+          </w:tcPr>
+          <w:p>
+            <w:pPr>
+              <w:spacing w:after="0"/>
+            </w:pPr>
+            <w:r>
+              <w:rPr>
+                <w:i/>
+                <w:color w:val="145AA0"/>
+                <w:sz w:val="18"/>
+              </w:rPr>
+              <w:t>V_{DS</w:t>
+            </w:r>
+            <w:r>
+              <w:rPr>
+                <w:color w:val="282C34"/>
+                <w:sz w:val="18"/>
+              </w:rPr>
+              <w:t xml:space="preserve"> sensing down to </w:t>
+            </w:r>
+            <w:r>
+              <w:rPr>
+                <w:i/>
+                <w:color w:val="145AA0"/>
+                <w:sz w:val="18"/>
+              </w:rPr>
+              <w:t>-30\,mV</w:t>
+            </w:r>
+            <w:r>
+              <w:rPr>
+                <w:color w:val="282C34"/>
+                <w:sz w:val="18"/>
+              </w:rPr>
+              <w:t xml:space="preserve">, </w:t>
+            </w:r>
+            <w:r>
+              <w:rPr>
+                <w:i/>
+                <w:color w:val="145AA0"/>
+                <w:sz w:val="18"/>
+              </w:rPr>
+              <w:t>t_{prop &lt; 20\,ns</w:t>
+            </w:r>
+          </w:p>
+        </w:tc>
+        <w:tc>
+          <w:tcPr>
+            <w:tcW w:type="dxa" w:w="1958"/>
+            <w:shd w:fill="F4F7F9"/>
+            <w:tcMar>
+              <w:top w:w="80" w:type="dxa"/>
+              <w:bottom w:w="80" w:type="dxa"/>
+              <w:left w:w="120" w:type="dxa"/>
+              <w:right w:w="120" w:type="dxa"/>
+            </w:tcMar>
+            <w:vAlign w:val="center"/>
+          </w:tcPr>
+          <w:p>
+            <w:pPr>
+              <w:spacing w:after="0"/>
+            </w:pPr>
+            <w:r>
+              <w:rPr>
+                <w:color w:val="282C34"/>
+                <w:sz w:val="18"/>
+              </w:rPr>
+              <w:t>Prevents shoot-through by ensuring synchronous switches turn OFF cleanly before current reverses.</w:t>
             </w:r>
           </w:p>
         </w:tc>

--- a/vvdn/converters/dc-dc/isolated/resonant-converters.docx
+++ b/vvdn/converters/dc-dc/isolated/resonant-converters.docx
@@ -96,22 +96,7 @@
           <w:color w:val="282C34"/>
           <w:sz w:val="21"/>
         </w:rPr>
-        <w:t xml:space="preserve">, including First Harmonic Approximation (FHA), gain curves </w:t>
-      </w:r>
-      <w:r>
-        <w:rPr>
-          <w:i/>
-          <w:color w:val="145AA0"/>
-          <w:sz w:val="21"/>
-        </w:rPr>
-        <w:t>M(f_n, Q, L_n)</w:t>
-      </w:r>
-      <w:r>
-        <w:rPr>
-          <w:color w:val="282C34"/>
-          <w:sz w:val="21"/>
-        </w:rPr>
-        <w:t>, ZVS/ZCS boundary conditions, and a complete hardware design methodology.</w:t>
+        <w:t>, including First Harmonic Approximation (FHA), gain curves M(f_n, Q, L_n), ZVS/ZCS boundary conditions, and a complete hardware design methodology.</w:t>
       </w:r>
     </w:p>
     <w:p>
@@ -241,37 +226,7 @@
           <w:color w:val="282C34"/>
           <w:sz w:val="21"/>
         </w:rPr>
-        <w:t xml:space="preserve">: </w:t>
-      </w:r>
-      <w:r>
-        <w:rPr>
-          <w:i/>
-          <w:color w:val="145AA0"/>
-          <w:sz w:val="21"/>
-        </w:rPr>
-        <w:t>P_{sw = ≤ft( E_{on + E_{off \right) \cdot f_s</w:t>
-      </w:r>
-      <w:r>
-        <w:rPr>
-          <w:color w:val="282C34"/>
-          <w:sz w:val="21"/>
-        </w:rPr>
-        <w:t xml:space="preserve">. As switching frequency increases above </w:t>
-      </w:r>
-      <w:r>
-        <w:rPr>
-          <w:i/>
-          <w:color w:val="145AA0"/>
-          <w:sz w:val="21"/>
-        </w:rPr>
-        <w:t>100\,kHz</w:t>
-      </w:r>
-      <w:r>
-        <w:rPr>
-          <w:color w:val="282C34"/>
-          <w:sz w:val="21"/>
-        </w:rPr>
-        <w:t>, switching losses dominate, severely limiting power density.</w:t>
+        <w:t>: P_sw = ( E_on + E_off ) * f_s. As switching frequency increases above 100 kHz, switching losses dominate, severely limiting power density.</w:t>
       </w:r>
     </w:p>
     <w:p>
@@ -293,22 +248,7 @@
           <w:color w:val="282C34"/>
           <w:sz w:val="21"/>
         </w:rPr>
-        <w:t>: Energy stored in MOSFET parasitic drain-source capacitance (</w:t>
-      </w:r>
-      <w:r>
-        <w:rPr>
-          <w:i/>
-          <w:color w:val="145AA0"/>
-          <w:sz w:val="21"/>
-        </w:rPr>
-        <w:t>\frac{1{2 C_{oss V_{DS^2</w:t>
-      </w:r>
-      <w:r>
-        <w:rPr>
-          <w:color w:val="282C34"/>
-          <w:sz w:val="21"/>
-        </w:rPr>
-        <w:t>) is dissipated internally as heat every turn-on cycle.</w:t>
+        <w:t>: Energy stored in MOSFET parasitic drain-source capacitance (1 / 2 C_oss V_DS^2) is dissipated internally as heat every turn-on cycle.</w:t>
       </w:r>
     </w:p>
     <w:p>
@@ -330,22 +270,7 @@
           <w:color w:val="282C34"/>
           <w:sz w:val="21"/>
         </w:rPr>
-        <w:t xml:space="preserve">: Secondary diodes snapped off at high </w:t>
-      </w:r>
-      <w:r>
-        <w:rPr>
-          <w:i/>
-          <w:color w:val="145AA0"/>
-          <w:sz w:val="21"/>
-        </w:rPr>
-        <w:t>di/dt</w:t>
-      </w:r>
-      <w:r>
-        <w:rPr>
-          <w:color w:val="282C34"/>
-          <w:sz w:val="21"/>
-        </w:rPr>
-        <w:t xml:space="preserve"> suffer reverse-recovery current spikes, inducing ringing and electromagnetic interference (EMI).</w:t>
+        <w:t>: Secondary diodes snapped off at high di/dt suffer reverse-recovery current spikes, inducing ringing and electromagnetic interference (EMI).</w:t>
       </w:r>
     </w:p>
     <w:p>
@@ -392,37 +317,7 @@
           <w:color w:val="282C34"/>
           <w:sz w:val="21"/>
         </w:rPr>
-        <w:t xml:space="preserve">: Voltage across the switch drops to zero before gate drive turn-on, eliminating </w:t>
-      </w:r>
-      <w:r>
-        <w:rPr>
-          <w:i/>
-          <w:color w:val="145AA0"/>
-          <w:sz w:val="21"/>
-        </w:rPr>
-        <w:t>E_{on</w:t>
-      </w:r>
-      <w:r>
-        <w:rPr>
-          <w:color w:val="282C34"/>
-          <w:sz w:val="21"/>
-        </w:rPr>
-        <w:t xml:space="preserve"> and </w:t>
-      </w:r>
-      <w:r>
-        <w:rPr>
-          <w:i/>
-          <w:color w:val="145AA0"/>
-          <w:sz w:val="21"/>
-        </w:rPr>
-        <w:t>C_{oss</w:t>
-      </w:r>
-      <w:r>
-        <w:rPr>
-          <w:color w:val="282C34"/>
-          <w:sz w:val="21"/>
-        </w:rPr>
-        <w:t xml:space="preserve"> losses.</w:t>
+        <w:t>: Voltage across the switch drops to zero before gate drive turn-on, eliminating E_on and C_oss losses.</w:t>
       </w:r>
     </w:p>
     <w:p>
@@ -716,18 +611,10 @@
             </w:pPr>
             <w:r>
               <w:rPr>
-                <w:i/>
-                <w:color w:val="145AA0"/>
-                <w:sz w:val="18"/>
-              </w:rPr>
-              <w:t>L_r, C_r</w:t>
-            </w:r>
-            <w:r>
-              <w:rPr>
                 <w:color w:val="282C34"/>
                 <w:sz w:val="18"/>
               </w:rPr>
-              <w:t xml:space="preserve"> (2 elements)</w:t>
+              <w:t>L_r, C_r (2 elements)</w:t>
             </w:r>
           </w:p>
         </w:tc>
@@ -748,18 +635,10 @@
             </w:pPr>
             <w:r>
               <w:rPr>
-                <w:i/>
-                <w:color w:val="145AA0"/>
-                <w:sz w:val="18"/>
-              </w:rPr>
-              <w:t>L_r, C_p</w:t>
-            </w:r>
-            <w:r>
-              <w:rPr>
                 <w:color w:val="282C34"/>
                 <w:sz w:val="18"/>
               </w:rPr>
-              <w:t xml:space="preserve"> (2 elements)</w:t>
+              <w:t>L_r, C_p (2 elements)</w:t>
             </w:r>
           </w:p>
         </w:tc>
@@ -780,18 +659,10 @@
             </w:pPr>
             <w:r>
               <w:rPr>
-                <w:i/>
-                <w:color w:val="145AA0"/>
-                <w:sz w:val="18"/>
-              </w:rPr>
-              <w:t>L_r, C_r, L_m</w:t>
-            </w:r>
-            <w:r>
-              <w:rPr>
                 <w:color w:val="282C34"/>
                 <w:sz w:val="18"/>
               </w:rPr>
-              <w:t xml:space="preserve"> (3 elements)</w:t>
+              <w:t>L_r, C_r, L_m (3 elements)</w:t>
             </w:r>
           </w:p>
         </w:tc>
@@ -852,37 +723,7 @@
                 <w:color w:val="282C34"/>
                 <w:sz w:val="18"/>
               </w:rPr>
-              <w:t>: At no load (</w:t>
-            </w:r>
-            <w:r>
-              <w:rPr>
-                <w:i/>
-                <w:color w:val="145AA0"/>
-                <w:sz w:val="18"/>
-              </w:rPr>
-              <w:t>R_L \rightarrow \infty</w:t>
-            </w:r>
-            <w:r>
-              <w:rPr>
-                <w:color w:val="282C34"/>
-                <w:sz w:val="18"/>
-              </w:rPr>
-              <w:t xml:space="preserve">), gain is fixed at 1; frequency must go to </w:t>
-            </w:r>
-            <w:r>
-              <w:rPr>
-                <w:i/>
-                <w:color w:val="145AA0"/>
-                <w:sz w:val="18"/>
-              </w:rPr>
-              <w:t>\infty</w:t>
-            </w:r>
-            <w:r>
-              <w:rPr>
-                <w:color w:val="282C34"/>
-                <w:sz w:val="18"/>
-              </w:rPr>
-              <w:t>.</w:t>
+              <w:t>: At no load (R_L -&gt; inf), gain is fixed at 1; frequency must go to inf.</w:t>
             </w:r>
           </w:p>
         </w:tc>
@@ -1023,22 +864,7 @@
                 <w:color w:val="282C34"/>
                 <w:sz w:val="18"/>
               </w:rPr>
-              <w:t xml:space="preserve">Extremely high (tank current flows through </w:t>
-            </w:r>
-            <w:r>
-              <w:rPr>
-                <w:i/>
-                <w:color w:val="145AA0"/>
-                <w:sz w:val="18"/>
-              </w:rPr>
-              <w:t>C_p</w:t>
-            </w:r>
-            <w:r>
-              <w:rPr>
-                <w:color w:val="282C34"/>
-                <w:sz w:val="18"/>
-              </w:rPr>
-              <w:t xml:space="preserve"> regardless of load).</w:t>
+              <w:t>Extremely high (tank current flows through C_p regardless of load).</w:t>
             </w:r>
           </w:p>
         </w:tc>
@@ -1115,22 +941,7 @@
                 <w:color w:val="282C34"/>
                 <w:sz w:val="18"/>
               </w:rPr>
-              <w:t>Capacitive (</w:t>
-            </w:r>
-            <w:r>
-              <w:rPr>
-                <w:i/>
-                <w:color w:val="145AA0"/>
-                <w:sz w:val="18"/>
-              </w:rPr>
-              <w:t>C_o</w:t>
-            </w:r>
-            <w:r>
-              <w:rPr>
-                <w:color w:val="282C34"/>
-                <w:sz w:val="18"/>
-              </w:rPr>
-              <w:t xml:space="preserve"> only).</w:t>
+              <w:t>Capacitive (C_o only).</w:t>
             </w:r>
           </w:p>
         </w:tc>
@@ -1155,22 +966,7 @@
                 <w:color w:val="282C34"/>
                 <w:sz w:val="18"/>
               </w:rPr>
-              <w:t>Inductive (</w:t>
-            </w:r>
-            <w:r>
-              <w:rPr>
-                <w:i/>
-                <w:color w:val="145AA0"/>
-                <w:sz w:val="18"/>
-              </w:rPr>
-              <w:t>L_o + C_o</w:t>
-            </w:r>
-            <w:r>
-              <w:rPr>
-                <w:color w:val="282C34"/>
-                <w:sz w:val="18"/>
-              </w:rPr>
-              <w:t>).</w:t>
+              <w:t>Inductive (L_o + C_o).</w:t>
             </w:r>
           </w:p>
         </w:tc>
@@ -1195,22 +991,7 @@
                 <w:color w:val="282C34"/>
                 <w:sz w:val="18"/>
               </w:rPr>
-              <w:t>Capacitive (</w:t>
-            </w:r>
-            <w:r>
-              <w:rPr>
-                <w:i/>
-                <w:color w:val="145AA0"/>
-                <w:sz w:val="18"/>
-              </w:rPr>
-              <w:t>C_o</w:t>
-            </w:r>
-            <w:r>
-              <w:rPr>
-                <w:color w:val="282C34"/>
-                <w:sz w:val="18"/>
-              </w:rPr>
-              <w:t xml:space="preserve"> only, no inductor).</w:t>
+              <w:t>Capacitive (C_o only, no inductor).</w:t>
             </w:r>
           </w:p>
         </w:tc>
@@ -1261,22 +1042,7 @@
                 <w:color w:val="282C34"/>
                 <w:sz w:val="18"/>
               </w:rPr>
-              <w:t xml:space="preserve">Poor across wide </w:t>
-            </w:r>
-            <w:r>
-              <w:rPr>
-                <w:i/>
-                <w:color w:val="145AA0"/>
-                <w:sz w:val="18"/>
-              </w:rPr>
-              <w:t>V_{IN</w:t>
-            </w:r>
-            <w:r>
-              <w:rPr>
-                <w:color w:val="282C34"/>
-                <w:sz w:val="18"/>
-              </w:rPr>
-              <w:t xml:space="preserve"> variations.</w:t>
+              <w:t>Poor across wide V_IN variations.</w:t>
             </w:r>
           </w:p>
         </w:tc>
@@ -1332,22 +1098,7 @@
                 <w:color w:val="282C34"/>
                 <w:sz w:val="18"/>
               </w:rPr>
-              <w:t xml:space="preserve"> (</w:t>
-            </w:r>
-            <w:r>
-              <w:rPr>
-                <w:i/>
-                <w:color w:val="145AA0"/>
-                <w:sz w:val="18"/>
-              </w:rPr>
-              <w:t>&gt; 97\%</w:t>
-            </w:r>
-            <w:r>
-              <w:rPr>
-                <w:color w:val="282C34"/>
-                <w:sz w:val="18"/>
-              </w:rPr>
-              <w:t>).</w:t>
+              <w:t xml:space="preserve"> (&gt; 97\%).</w:t>
             </w:r>
           </w:p>
         </w:tc>
@@ -1399,52 +1150,7 @@
           <w:color w:val="282C34"/>
           <w:sz w:val="21"/>
         </w:rPr>
-        <w:t xml:space="preserve"> utilizes three reactive elements: a series resonant capacitor </w:t>
-      </w:r>
-      <w:r>
-        <w:rPr>
-          <w:i/>
-          <w:color w:val="145AA0"/>
-          <w:sz w:val="21"/>
-        </w:rPr>
-        <w:t>C_r</w:t>
-      </w:r>
-      <w:r>
-        <w:rPr>
-          <w:color w:val="282C34"/>
-          <w:sz w:val="21"/>
-        </w:rPr>
-        <w:t xml:space="preserve">, a series resonant inductor </w:t>
-      </w:r>
-      <w:r>
-        <w:rPr>
-          <w:i/>
-          <w:color w:val="145AA0"/>
-          <w:sz w:val="21"/>
-        </w:rPr>
-        <w:t>L_r</w:t>
-      </w:r>
-      <w:r>
-        <w:rPr>
-          <w:color w:val="282C34"/>
-          <w:sz w:val="21"/>
-        </w:rPr>
-        <w:t xml:space="preserve"> (often integrated as transformer primary leakage inductance), and the transformer primary magnetizing inductance </w:t>
-      </w:r>
-      <w:r>
-        <w:rPr>
-          <w:i/>
-          <w:color w:val="145AA0"/>
-          <w:sz w:val="21"/>
-        </w:rPr>
-        <w:t>L_m</w:t>
-      </w:r>
-      <w:r>
-        <w:rPr>
-          <w:color w:val="282C34"/>
-          <w:sz w:val="21"/>
-        </w:rPr>
-        <w:t>:</w:t>
+        <w:t xml:space="preserve"> utilizes three reactive elements: a series resonant capacitor C_r, a series resonant inductor L_r (often integrated as transformer primary leakage inductance), and the transformer primary magnetizing inductance L_m:</w:t>
       </w:r>
     </w:p>
     <w:tbl>
@@ -1943,41 +1649,10 @@
             </w:pPr>
             <w:r>
               <w:rPr>
-                <w:i/>
-                <w:color w:val="145AA0"/>
-                <w:sz w:val="18"/>
-              </w:rPr>
-              <w:t>C_{bus</w:t>
-            </w:r>
-            <w:r>
-              <w:rPr>
                 <w:color w:val="282C34"/>
                 <w:sz w:val="18"/>
               </w:rPr>
-              <w:t xml:space="preserve"> (+), </w:t>
-            </w:r>
-            <w:r>
-              <w:rPr>
-                <w:i/>
-                <w:color w:val="145AA0"/>
-                <w:sz w:val="18"/>
-              </w:rPr>
-              <w:t>Q_1</w:t>
-            </w:r>
-            <w:r>
-              <w:rPr>
-                <w:color w:val="282C34"/>
-                <w:sz w:val="18"/>
-              </w:rPr>
-              <w:t xml:space="preserve"> Drain, Controller </w:t>
-            </w:r>
-            <w:r>
-              <w:rPr>
-                <w:i/>
-                <w:color w:val="145AA0"/>
-                <w:sz w:val="18"/>
-              </w:rPr>
-              <w:t>V_{IN</w:t>
+              <w:t>C_bus (+), Q_1 Drain, Controller V_IN</w:t>
             </w:r>
           </w:p>
         </w:tc>
@@ -2075,33 +1750,10 @@
             </w:pPr>
             <w:r>
               <w:rPr>
-                <w:i/>
-                <w:color w:val="145AA0"/>
-                <w:sz w:val="18"/>
-              </w:rPr>
-              <w:t>Q_1</w:t>
-            </w:r>
-            <w:r>
-              <w:rPr>
                 <w:color w:val="282C34"/>
                 <w:sz w:val="18"/>
               </w:rPr>
-              <w:t xml:space="preserve"> Source, </w:t>
-            </w:r>
-            <w:r>
-              <w:rPr>
-                <w:i/>
-                <w:color w:val="145AA0"/>
-                <w:sz w:val="18"/>
-              </w:rPr>
-              <w:t>Q_2</w:t>
-            </w:r>
-            <w:r>
-              <w:rPr>
-                <w:color w:val="282C34"/>
-                <w:sz w:val="18"/>
-              </w:rPr>
-              <w:t xml:space="preserve"> Drain</w:t>
+              <w:t>Q_1 Source, Q_2 Drain</w:t>
             </w:r>
           </w:p>
         </w:tc>
@@ -2126,22 +1778,7 @@
                 <w:color w:val="282C34"/>
                 <w:sz w:val="18"/>
               </w:rPr>
-              <w:t xml:space="preserve">Resonant Cap </w:t>
-            </w:r>
-            <w:r>
-              <w:rPr>
-                <w:i/>
-                <w:color w:val="145AA0"/>
-                <w:sz w:val="18"/>
-              </w:rPr>
-              <w:t>C_r</w:t>
-            </w:r>
-            <w:r>
-              <w:rPr>
-                <w:color w:val="282C34"/>
-                <w:sz w:val="18"/>
-              </w:rPr>
-              <w:t xml:space="preserve"> Pin 1, Driver PHASE</w:t>
+              <w:t>Resonant Cap C_r Pin 1, Driver PHASE</w:t>
             </w:r>
           </w:p>
         </w:tc>
@@ -2191,52 +1828,7 @@
                 <w:color w:val="282C34"/>
                 <w:sz w:val="18"/>
               </w:rPr>
-              <w:t xml:space="preserve">Swings between </w:t>
-            </w:r>
-            <w:r>
-              <w:rPr>
-                <w:i/>
-                <w:color w:val="145AA0"/>
-                <w:sz w:val="18"/>
-              </w:rPr>
-              <w:t>0\,V</w:t>
-            </w:r>
-            <w:r>
-              <w:rPr>
-                <w:color w:val="282C34"/>
-                <w:sz w:val="18"/>
-              </w:rPr>
-              <w:t xml:space="preserve"> and </w:t>
-            </w:r>
-            <w:r>
-              <w:rPr>
-                <w:i/>
-                <w:color w:val="145AA0"/>
-                <w:sz w:val="18"/>
-              </w:rPr>
-              <w:t>+400\,V</w:t>
-            </w:r>
-            <w:r>
-              <w:rPr>
-                <w:color w:val="282C34"/>
-                <w:sz w:val="18"/>
-              </w:rPr>
-              <w:t xml:space="preserve"> at variable frequency (</w:t>
-            </w:r>
-            <w:r>
-              <w:rPr>
-                <w:i/>
-                <w:color w:val="145AA0"/>
-                <w:sz w:val="18"/>
-              </w:rPr>
-              <w:t>80\,kHz \dots 200\,kHz</w:t>
-            </w:r>
-            <w:r>
-              <w:rPr>
-                <w:color w:val="282C34"/>
-                <w:sz w:val="18"/>
-              </w:rPr>
-              <w:t>).</w:t>
+              <w:t>Swings between 0 V and +400 V at variable frequency (80 kHz ... 200 kHz).</w:t>
             </w:r>
           </w:p>
         </w:tc>
@@ -2287,22 +1879,7 @@
                 <w:color w:val="282C34"/>
                 <w:sz w:val="18"/>
               </w:rPr>
-              <w:t xml:space="preserve">Resonant Cap </w:t>
-            </w:r>
-            <w:r>
-              <w:rPr>
-                <w:i/>
-                <w:color w:val="145AA0"/>
-                <w:sz w:val="18"/>
-              </w:rPr>
-              <w:t>C_r</w:t>
-            </w:r>
-            <w:r>
-              <w:rPr>
-                <w:color w:val="282C34"/>
-                <w:sz w:val="18"/>
-              </w:rPr>
-              <w:t xml:space="preserve"> Pin 2</w:t>
+              <w:t>Resonant Cap C_r Pin 2</w:t>
             </w:r>
           </w:p>
         </w:tc>
@@ -2326,22 +1903,7 @@
                 <w:color w:val="282C34"/>
                 <w:sz w:val="18"/>
               </w:rPr>
-              <w:t xml:space="preserve">Series Resonant Choke </w:t>
-            </w:r>
-            <w:r>
-              <w:rPr>
-                <w:i/>
-                <w:color w:val="145AA0"/>
-                <w:sz w:val="18"/>
-              </w:rPr>
-              <w:t>L_r</w:t>
-            </w:r>
-            <w:r>
-              <w:rPr>
-                <w:color w:val="282C34"/>
-                <w:sz w:val="18"/>
-              </w:rPr>
-              <w:t xml:space="preserve"> Pin 1</w:t>
+              <w:t>Series Resonant Choke L_r Pin 1</w:t>
             </w:r>
           </w:p>
         </w:tc>
@@ -2386,33 +1948,10 @@
             </w:pPr>
             <w:r>
               <w:rPr>
-                <w:i/>
-                <w:color w:val="145AA0"/>
-                <w:sz w:val="18"/>
-              </w:rPr>
-              <w:t>C_r</w:t>
-            </w:r>
-            <w:r>
-              <w:rPr>
                 <w:color w:val="282C34"/>
                 <w:sz w:val="18"/>
               </w:rPr>
-              <w:t xml:space="preserve"> sees high peak AC voltage (</w:t>
-            </w:r>
-            <w:r>
-              <w:rPr>
-                <w:i/>
-                <w:color w:val="145AA0"/>
-                <w:sz w:val="18"/>
-              </w:rPr>
-              <w:t>± 600\,V_{pk</w:t>
-            </w:r>
-            <w:r>
-              <w:rPr>
-                <w:color w:val="282C34"/>
-                <w:sz w:val="18"/>
-              </w:rPr>
-              <w:t>); must use low-loss MKP dielectric.</w:t>
+              <w:t>C_r sees high peak AC voltage (± 600 V_pk); must use low-loss MKP dielectric.</w:t>
             </w:r>
           </w:p>
         </w:tc>
@@ -2465,22 +2004,7 @@
                 <w:color w:val="282C34"/>
                 <w:sz w:val="18"/>
               </w:rPr>
-              <w:t xml:space="preserve">Resonant Choke </w:t>
-            </w:r>
-            <w:r>
-              <w:rPr>
-                <w:i/>
-                <w:color w:val="145AA0"/>
-                <w:sz w:val="18"/>
-              </w:rPr>
-              <w:t>L_r</w:t>
-            </w:r>
-            <w:r>
-              <w:rPr>
-                <w:color w:val="282C34"/>
-                <w:sz w:val="18"/>
-              </w:rPr>
-              <w:t xml:space="preserve"> Pin 2</w:t>
+              <w:t>Resonant Choke L_r Pin 2</w:t>
             </w:r>
           </w:p>
         </w:tc>
@@ -2505,30 +2029,7 @@
                 <w:color w:val="282C34"/>
                 <w:sz w:val="18"/>
               </w:rPr>
-              <w:t xml:space="preserve">Transformer Primary </w:t>
-            </w:r>
-            <w:r>
-              <w:rPr>
-                <w:i/>
-                <w:color w:val="145AA0"/>
-                <w:sz w:val="18"/>
-              </w:rPr>
-              <w:t>N_p</w:t>
-            </w:r>
-            <w:r>
-              <w:rPr>
-                <w:color w:val="282C34"/>
-                <w:sz w:val="18"/>
-              </w:rPr>
-              <w:t xml:space="preserve"> Pin 1, </w:t>
-            </w:r>
-            <w:r>
-              <w:rPr>
-                <w:i/>
-                <w:color w:val="145AA0"/>
-                <w:sz w:val="18"/>
-              </w:rPr>
-              <w:t>L_m</w:t>
+              <w:t>Transformer Primary N_p Pin 1, L_m</w:t>
             </w:r>
           </w:p>
         </w:tc>
@@ -2653,22 +2154,7 @@
                 <w:color w:val="282C34"/>
                 <w:sz w:val="18"/>
               </w:rPr>
-              <w:t xml:space="preserve">Synchronous Rectifier </w:t>
-            </w:r>
-            <w:r>
-              <w:rPr>
-                <w:i/>
-                <w:color w:val="145AA0"/>
-                <w:sz w:val="18"/>
-              </w:rPr>
-              <w:t>Q_{SR1, Q_{SR2</w:t>
-            </w:r>
-            <w:r>
-              <w:rPr>
-                <w:color w:val="282C34"/>
-                <w:sz w:val="18"/>
-              </w:rPr>
-              <w:t xml:space="preserve"> Gates</w:t>
+              <w:t>Synchronous Rectifier Q_SR1, Q_SR2 Gates</w:t>
             </w:r>
           </w:p>
         </w:tc>
@@ -2716,22 +2202,7 @@
                 <w:color w:val="282C34"/>
                 <w:sz w:val="18"/>
               </w:rPr>
-              <w:t xml:space="preserve">Senses </w:t>
-            </w:r>
-            <w:r>
-              <w:rPr>
-                <w:i/>
-                <w:color w:val="145AA0"/>
-                <w:sz w:val="18"/>
-              </w:rPr>
-              <w:t>V_{DS</w:t>
-            </w:r>
-            <w:r>
-              <w:rPr>
-                <w:color w:val="282C34"/>
-                <w:sz w:val="18"/>
-              </w:rPr>
-              <w:t xml:space="preserve"> across FET to turn ON when channel conducts and turn OFF at exact zero-crossing (ZCS).</w:t>
+              <w:t>Senses V_DS across FET to turn ON when channel conducts and turn OFF at exact zero-crossing (ZCS).</w:t>
             </w:r>
           </w:p>
         </w:tc>
@@ -2806,18 +2277,10 @@
             </w:pPr>
             <w:r>
               <w:rPr>
-                <w:i/>
-                <w:color w:val="145AA0"/>
-                <w:sz w:val="18"/>
-              </w:rPr>
-              <w:t>C_{out</w:t>
-            </w:r>
-            <w:r>
-              <w:rPr>
                 <w:color w:val="282C34"/>
                 <w:sz w:val="18"/>
               </w:rPr>
-              <w:t xml:space="preserve"> bank (+), Feedback network, Load (+)</w:t>
+              <w:t>C_out bank (+), Feedback network, Load (+)</w:t>
             </w:r>
           </w:p>
         </w:tc>
@@ -2875,22 +2338,7 @@
                 <w:color w:val="282C34"/>
                 <w:sz w:val="18"/>
               </w:rPr>
-              <w:t xml:space="preserve">: LLC functions as a smooth current source, feeding </w:t>
-            </w:r>
-            <w:r>
-              <w:rPr>
-                <w:i/>
-                <w:color w:val="145AA0"/>
-                <w:sz w:val="18"/>
-              </w:rPr>
-              <w:t>C_o</w:t>
-            </w:r>
-            <w:r>
-              <w:rPr>
-                <w:color w:val="282C34"/>
-                <w:sz w:val="18"/>
-              </w:rPr>
-              <w:t xml:space="preserve"> directly.</w:t>
+              <w:t>: LLC functions as a smooth current source, feeding C_o directly.</w:t>
             </w:r>
           </w:p>
         </w:tc>
@@ -2941,22 +2389,7 @@
                 <w:color w:val="282C34"/>
                 <w:sz w:val="18"/>
               </w:rPr>
-              <w:t xml:space="preserve">Sync FETs </w:t>
-            </w:r>
-            <w:r>
-              <w:rPr>
-                <w:i/>
-                <w:color w:val="145AA0"/>
-                <w:sz w:val="18"/>
-              </w:rPr>
-              <w:t>Q_{SR1, Q_{SR2</w:t>
-            </w:r>
-            <w:r>
-              <w:rPr>
-                <w:color w:val="282C34"/>
-                <w:sz w:val="18"/>
-              </w:rPr>
-              <w:t xml:space="preserve"> Sources</w:t>
+              <w:t>Sync FETs Q_SR1, Q_SR2 Sources</w:t>
             </w:r>
           </w:p>
         </w:tc>
@@ -2977,18 +2410,10 @@
             </w:pPr>
             <w:r>
               <w:rPr>
-                <w:i/>
-                <w:color w:val="145AA0"/>
-                <w:sz w:val="18"/>
-              </w:rPr>
-              <w:t>C_{out</w:t>
-            </w:r>
-            <w:r>
-              <w:rPr>
                 <w:color w:val="282C34"/>
                 <w:sz w:val="18"/>
               </w:rPr>
-              <w:t xml:space="preserve"> bank (-), Secondary Return</w:t>
+              <w:t>C_out bank (-), Secondary Return</w:t>
             </w:r>
           </w:p>
         </w:tc>
@@ -3231,7 +2656,7 @@
                 <w:color w:val="282C34"/>
                 <w:sz w:val="18"/>
               </w:rPr>
-              <w:t>$Q_1, Q_2$</w:t>
+              <w:t>Q_1, Q_2</w:t>
             </w:r>
           </w:p>
         </w:tc>
@@ -3300,11 +2725,10 @@
             </w:pPr>
             <w:r>
               <w:rPr>
-                <w:i/>
-                <w:color w:val="145AA0"/>
+                <w:color w:val="282C34"/>
                 <w:sz w:val="18"/>
               </w:rPr>
-              <w:t>V_{DS = 650\,V, I_D = 31\,A, R_{DS(on) = 99\,m\Omega, C_{oss = 95\,pF</w:t>
+              <w:t>V_DS = 650 V, I_D = 31 A, R_DS(on) = 99 mΩ, C_oss = 95 pF</w:t>
             </w:r>
           </w:p>
         </w:tc>
@@ -3328,37 +2752,7 @@
                 <w:color w:val="282C34"/>
                 <w:sz w:val="18"/>
               </w:rPr>
-              <w:t xml:space="preserve">Low </w:t>
-            </w:r>
-            <w:r>
-              <w:rPr>
-                <w:i/>
-                <w:color w:val="145AA0"/>
-                <w:sz w:val="18"/>
-              </w:rPr>
-              <w:t>C_{oss</w:t>
-            </w:r>
-            <w:r>
-              <w:rPr>
-                <w:color w:val="282C34"/>
-                <w:sz w:val="18"/>
-              </w:rPr>
-              <w:t xml:space="preserve"> allows fast zero-voltage switching transitions with modest magnetizing current </w:t>
-            </w:r>
-            <w:r>
-              <w:rPr>
-                <w:i/>
-                <w:color w:val="145AA0"/>
-                <w:sz w:val="18"/>
-              </w:rPr>
-              <w:t>I_m</w:t>
-            </w:r>
-            <w:r>
-              <w:rPr>
-                <w:color w:val="282C34"/>
-                <w:sz w:val="18"/>
-              </w:rPr>
-              <w:t>.</w:t>
+              <w:t>Low C_oss allows fast zero-voltage switching transitions with modest magnetizing current I_m.</w:t>
             </w:r>
           </w:p>
         </w:tc>
@@ -3386,7 +2780,7 @@
                 <w:color w:val="282C34"/>
                 <w:sz w:val="18"/>
               </w:rPr>
-              <w:t>$C_r$</w:t>
+              <w:t>C_r</w:t>
             </w:r>
           </w:p>
         </w:tc>
@@ -3458,11 +2852,10 @@
             </w:pPr>
             <w:r>
               <w:rPr>
-                <w:i/>
-                <w:color w:val="145AA0"/>
+                <w:color w:val="282C34"/>
                 <w:sz w:val="18"/>
               </w:rPr>
-              <w:t>24\,nF, 630\,V_{DC, Double Metallized Polypropylene</w:t>
+              <w:t>24 nF, 630 V_DC, Double Metallized Polypropylene</w:t>
             </w:r>
           </w:p>
         </w:tc>
@@ -3487,37 +2880,7 @@
                 <w:color w:val="282C34"/>
                 <w:sz w:val="18"/>
               </w:rPr>
-              <w:t>Ultra-low dissipation factor (</w:t>
-            </w:r>
-            <w:r>
-              <w:rPr>
-                <w:i/>
-                <w:color w:val="145AA0"/>
-                <w:sz w:val="18"/>
-              </w:rPr>
-              <w:t>\tan \delta &lt; 0.0005</w:t>
-            </w:r>
-            <w:r>
-              <w:rPr>
-                <w:color w:val="282C34"/>
-                <w:sz w:val="18"/>
-              </w:rPr>
-              <w:t xml:space="preserve">); handles continuous </w:t>
-            </w:r>
-            <w:r>
-              <w:rPr>
-                <w:i/>
-                <w:color w:val="145AA0"/>
-                <w:sz w:val="18"/>
-              </w:rPr>
-              <w:t>4\,A_{rms</w:t>
-            </w:r>
-            <w:r>
-              <w:rPr>
-                <w:color w:val="282C34"/>
-                <w:sz w:val="18"/>
-              </w:rPr>
-              <w:t xml:space="preserve"> resonant tank current.</w:t>
+              <w:t>Ultra-low dissipation factor (tan δ &lt; 0.0005); handles continuous 4 A_rms resonant tank current.</w:t>
             </w:r>
           </w:p>
         </w:tc>
@@ -3544,7 +2907,7 @@
                 <w:color w:val="282C34"/>
                 <w:sz w:val="18"/>
               </w:rPr>
-              <w:t>$L_r$</w:t>
+              <w:t>L_r</w:t>
             </w:r>
           </w:p>
         </w:tc>
@@ -3613,11 +2976,10 @@
             </w:pPr>
             <w:r>
               <w:rPr>
-                <w:i/>
-                <w:color w:val="145AA0"/>
+                <w:color w:val="282C34"/>
                 <w:sz w:val="18"/>
               </w:rPr>
-              <w:t>L_r = 22\,µH, I_{pk = 4.8\,A, DCR = 14\,m\Omega</w:t>
+              <w:t>L_r = 22 µH, I_pk = 4.8 A, DCR = 14 mΩ</w:t>
             </w:r>
           </w:p>
         </w:tc>
@@ -3669,7 +3031,7 @@
                 <w:color w:val="282C34"/>
                 <w:sz w:val="18"/>
               </w:rPr>
-              <w:t>$T_1$ (LLC)</w:t>
+              <w:t>T_1 (LLC)</w:t>
             </w:r>
           </w:p>
         </w:tc>
@@ -3744,15 +3106,7 @@
                 <w:color w:val="282C34"/>
                 <w:sz w:val="18"/>
               </w:rPr>
-              <w:t xml:space="preserve">Turns: </w:t>
-            </w:r>
-            <w:r>
-              <w:rPr>
-                <w:i/>
-                <w:color w:val="145AA0"/>
-                <w:sz w:val="18"/>
-              </w:rPr>
-              <w:t>18:(1+1), L_m = 110\,µH, L_k \approx 4\,µH</w:t>
+              <w:t>Turns: 18:(1+1), L_m = 110 µH, L_k ≈ 4 µH</w:t>
             </w:r>
           </w:p>
         </w:tc>
@@ -3777,22 +3131,7 @@
                 <w:color w:val="282C34"/>
                 <w:sz w:val="18"/>
               </w:rPr>
-              <w:t xml:space="preserve">Precisely gapped center leg controls magnetizing inductance ratio </w:t>
-            </w:r>
-            <w:r>
-              <w:rPr>
-                <w:i/>
-                <w:color w:val="145AA0"/>
-                <w:sz w:val="18"/>
-              </w:rPr>
-              <w:t>k = L_m / L_r = 5.0</w:t>
-            </w:r>
-            <w:r>
-              <w:rPr>
-                <w:color w:val="282C34"/>
-                <w:sz w:val="18"/>
-              </w:rPr>
-              <w:t>.</w:t>
+              <w:t>Precisely gapped center leg controls magnetizing inductance ratio k = L_m / L_r = 5.0.</w:t>
             </w:r>
           </w:p>
         </w:tc>
@@ -3819,7 +3158,7 @@
                 <w:color w:val="282C34"/>
                 <w:sz w:val="18"/>
               </w:rPr>
-              <w:t>$Q_{SR1}, Q_{SR2}$</w:t>
+              <w:t>Q_SR1, Q_SR2</w:t>
             </w:r>
           </w:p>
         </w:tc>
@@ -3888,11 +3227,10 @@
             </w:pPr>
             <w:r>
               <w:rPr>
-                <w:i/>
-                <w:color w:val="145AA0"/>
+                <w:color w:val="282C34"/>
                 <w:sz w:val="18"/>
               </w:rPr>
-              <w:t>V_{DS = 40\,V, I_D = 125\,A, R_{DS(on) = 1.4\,m\Omega, Q_g = 35\,nC</w:t>
+              <w:t>V_DS = 40 V, I_D = 125 A, R_DS(on) = 1.4 mΩ, Q_g = 35 nC</w:t>
             </w:r>
           </w:p>
         </w:tc>
@@ -3916,22 +3254,7 @@
                 <w:color w:val="282C34"/>
                 <w:sz w:val="18"/>
               </w:rPr>
-              <w:t xml:space="preserve">Superjunction sync FETs in PowerPAK eliminate </w:t>
-            </w:r>
-            <w:r>
-              <w:rPr>
-                <w:i/>
-                <w:color w:val="145AA0"/>
-                <w:sz w:val="18"/>
-              </w:rPr>
-              <w:t>&gt; 15\,W</w:t>
-            </w:r>
-            <w:r>
-              <w:rPr>
-                <w:color w:val="282C34"/>
-                <w:sz w:val="18"/>
-              </w:rPr>
-              <w:t xml:space="preserve"> of diode forward conduction loss.</w:t>
+              <w:t>Superjunction sync FETs in PowerPAK eliminate &gt; 15 W of diode forward conduction loss.</w:t>
             </w:r>
           </w:p>
         </w:tc>
@@ -3959,7 +3282,7 @@
                 <w:color w:val="282C34"/>
                 <w:sz w:val="18"/>
               </w:rPr>
-              <w:t>$C_{out,bulk}$</w:t>
+              <w:t>C_out,bulk</w:t>
             </w:r>
           </w:p>
         </w:tc>
@@ -4031,11 +3354,10 @@
             </w:pPr>
             <w:r>
               <w:rPr>
-                <w:i/>
-                <w:color w:val="145AA0"/>
+                <w:color w:val="282C34"/>
                 <w:sz w:val="18"/>
               </w:rPr>
-              <w:t>6 × 470\,µF, 16\,V, Conductive Polymer, ESR = 4\,m\Omega</w:t>
+              <w:t>6 * 470 µF, 16 V, Conductive Polymer, ESR = 4 mΩ</w:t>
             </w:r>
           </w:p>
         </w:tc>
@@ -4060,37 +3382,7 @@
                 <w:color w:val="282C34"/>
                 <w:sz w:val="18"/>
               </w:rPr>
-              <w:t xml:space="preserve">Net bank ESR </w:t>
-            </w:r>
-            <w:r>
-              <w:rPr>
-                <w:i/>
-                <w:color w:val="145AA0"/>
-                <w:sz w:val="18"/>
-              </w:rPr>
-              <w:t>&lt; 0.7\,m\Omega</w:t>
-            </w:r>
-            <w:r>
-              <w:rPr>
-                <w:color w:val="282C34"/>
-                <w:sz w:val="18"/>
-              </w:rPr>
-              <w:t>; absorbs secondary resonant AC ripple current (</w:t>
-            </w:r>
-            <w:r>
-              <w:rPr>
-                <w:i/>
-                <w:color w:val="145AA0"/>
-                <w:sz w:val="18"/>
-              </w:rPr>
-              <w:t>I_{rms \approx 20\,A</w:t>
-            </w:r>
-            <w:r>
-              <w:rPr>
-                <w:color w:val="282C34"/>
-                <w:sz w:val="18"/>
-              </w:rPr>
-              <w:t>).</w:t>
+              <w:t>Net bank ESR &lt; 0.7 mΩ; absorbs secondary resonant AC ripple current (I_rms ≈ 20 A).</w:t>
             </w:r>
           </w:p>
         </w:tc>
@@ -4117,7 +3409,7 @@
                 <w:color w:val="282C34"/>
                 <w:sz w:val="18"/>
               </w:rPr>
-              <w:t>$U_1$ (Controller)</w:t>
+              <w:t>U_1 (Controller)</w:t>
             </w:r>
           </w:p>
         </w:tc>
@@ -4189,22 +3481,7 @@
                 <w:color w:val="282C34"/>
                 <w:sz w:val="18"/>
               </w:rPr>
-              <w:t>Variable frequency control (</w:t>
-            </w:r>
-            <w:r>
-              <w:rPr>
-                <w:i/>
-                <w:color w:val="145AA0"/>
-                <w:sz w:val="18"/>
-              </w:rPr>
-              <w:t>35\,kHz \dots 1\,MHz</w:t>
-            </w:r>
-            <w:r>
-              <w:rPr>
-                <w:color w:val="282C34"/>
-                <w:sz w:val="18"/>
-              </w:rPr>
-              <w:t>), soft start, burst mode</w:t>
+              <w:t>Variable frequency control (35 kHz ... 1 MHz), soft start, burst mode</w:t>
             </w:r>
           </w:p>
         </w:tc>
@@ -4256,7 +3533,7 @@
                 <w:color w:val="282C34"/>
                 <w:sz w:val="18"/>
               </w:rPr>
-              <w:t>$U_2$ (SR Driver)</w:t>
+              <w:t>U_2 (SR Driver)</w:t>
             </w:r>
           </w:p>
         </w:tc>
@@ -4328,41 +3605,10 @@
             </w:pPr>
             <w:r>
               <w:rPr>
-                <w:i/>
-                <w:color w:val="145AA0"/>
-                <w:sz w:val="18"/>
-              </w:rPr>
-              <w:t>V_{DS</w:t>
-            </w:r>
-            <w:r>
-              <w:rPr>
                 <w:color w:val="282C34"/>
                 <w:sz w:val="18"/>
               </w:rPr>
-              <w:t xml:space="preserve"> sensing down to </w:t>
-            </w:r>
-            <w:r>
-              <w:rPr>
-                <w:i/>
-                <w:color w:val="145AA0"/>
-                <w:sz w:val="18"/>
-              </w:rPr>
-              <w:t>-30\,mV</w:t>
-            </w:r>
-            <w:r>
-              <w:rPr>
-                <w:color w:val="282C34"/>
-                <w:sz w:val="18"/>
-              </w:rPr>
-              <w:t xml:space="preserve">, </w:t>
-            </w:r>
-            <w:r>
-              <w:rPr>
-                <w:i/>
-                <w:color w:val="145AA0"/>
-                <w:sz w:val="18"/>
-              </w:rPr>
-              <w:t>t_{prop &lt; 20\,ns</w:t>
+              <w:t>V_DS sensing down to -30 mV, t_prop &lt; 20 ns</w:t>
             </w:r>
           </w:p>
         </w:tc>
@@ -4419,7 +3665,7 @@
           <w:color w:val="282C34"/>
           <w:sz w:val="21"/>
         </w:rPr>
-        <w:t>Series Resonant Frequency ($f_r$ or $f_0$)</w:t>
+        <w:t>Series Resonant Frequency (f_r or f_0)</w:t>
       </w:r>
       <w:r>
         <w:rPr>
@@ -4438,65 +3684,53 @@
           <w:color w:val="282C34"/>
           <w:sz w:val="21"/>
         </w:rPr>
-        <w:t xml:space="preserve">Determined by the resonant tank </w:t>
-      </w:r>
-      <w:r>
-        <w:rPr>
-          <w:i/>
-          <w:color w:val="145AA0"/>
-          <w:sz w:val="21"/>
-        </w:rPr>
-        <w:t>L_r</w:t>
-      </w:r>
-      <w:r>
-        <w:rPr>
-          <w:color w:val="282C34"/>
-          <w:sz w:val="21"/>
-        </w:rPr>
-        <w:t xml:space="preserve"> and </w:t>
-      </w:r>
-      <w:r>
-        <w:rPr>
-          <w:i/>
-          <w:color w:val="145AA0"/>
-          <w:sz w:val="21"/>
-        </w:rPr>
-        <w:t>C_r</w:t>
-      </w:r>
-      <w:r>
-        <w:rPr>
-          <w:color w:val="282C34"/>
-          <w:sz w:val="21"/>
-        </w:rPr>
-        <w:t>:</w:t>
+        <w:t>Determined by the resonant tank L_r and C_r:</w:t>
       </w:r>
     </w:p>
-    <w:p>
-      <w:pPr>
-        <w:spacing w:after="80"/>
-      </w:pPr>
-      <w:r>
-        <w:rPr>
-          <w:i/>
-          <w:color w:val="145AA0"/>
-          <w:sz w:val="21"/>
-        </w:rPr>
-      </w:r>
-      <w:r>
-        <w:rPr>
-          <w:color w:val="282C34"/>
-          <w:sz w:val="21"/>
-        </w:rPr>
-        <w:t>f_r = \frac{1}{2\pi \sqrt{L_r \cdot C_r}}</w:t>
-      </w:r>
-      <w:r>
-        <w:rPr>
-          <w:i/>
-          <w:color w:val="145AA0"/>
-          <w:sz w:val="21"/>
-        </w:rPr>
-      </w:r>
-    </w:p>
+    <w:tbl>
+      <w:tblPr>
+        <w:tblW w:type="auto" w:w="0"/>
+        <w:jc w:val="center"/>
+        <w:tblLook w:firstColumn="1" w:firstRow="1" w:lastColumn="0" w:lastRow="0" w:noHBand="0" w:noVBand="1" w:val="04A0"/>
+      </w:tblPr>
+      <w:tblGrid>
+        <w:gridCol w:w="9792"/>
+      </w:tblGrid>
+      <w:tr>
+        <w:tc>
+          <w:tcPr>
+            <w:tcW w:type="dxa" w:w="9792"/>
+            <w:shd w:fill="F5F6F8"/>
+            <w:tcMar>
+              <w:top w:w="80" w:type="dxa"/>
+              <w:bottom w:w="80" w:type="dxa"/>
+              <w:left w:w="140" w:type="dxa"/>
+              <w:right w:w="140" w:type="dxa"/>
+            </w:tcMar>
+            <w:tcBorders>
+              <w:left w:val="single" w:sz="18" w:space="0" w:color="CBD5E0"/>
+              <w:top w:val="none"/>
+              <w:right w:val="none"/>
+              <w:bottom w:val="none"/>
+            </w:tcBorders>
+          </w:tcPr>
+          <w:p>
+            <w:pPr>
+              <w:spacing w:line="240" w:lineRule="auto" w:after="0"/>
+            </w:pPr>
+            <w:r>
+              <w:rPr>
+                <w:rFonts w:ascii="Consolas" w:hAnsi="Consolas"/>
+                <w:color w:val="2D3748"/>
+                <w:sz w:val="18"/>
+              </w:rPr>
+              <w:t>f_r = 1 / (2π sqrt(L_r * C_r))</w:t>
+            </w:r>
+          </w:p>
+        </w:tc>
+      </w:tr>
+    </w:tbl>
+    <w:p/>
     <w:p>
       <w:pPr>
         <w:pStyle w:val="ListNumber"/>
@@ -4509,7 +3743,7 @@
           <w:color w:val="282C34"/>
           <w:sz w:val="21"/>
         </w:rPr>
-        <w:t>Lower Resonant Frequency ($f_m$ or $f_p$)</w:t>
+        <w:t>Lower Resonant Frequency (f_m or f_p)</w:t>
       </w:r>
       <w:r>
         <w:rPr>
@@ -4528,65 +3762,53 @@
           <w:color w:val="282C34"/>
           <w:sz w:val="21"/>
         </w:rPr>
-        <w:t xml:space="preserve">Determined when </w:t>
-      </w:r>
-      <w:r>
-        <w:rPr>
-          <w:i/>
-          <w:color w:val="145AA0"/>
-          <w:sz w:val="21"/>
-        </w:rPr>
-        <w:t>L_m</w:t>
-      </w:r>
-      <w:r>
-        <w:rPr>
-          <w:color w:val="282C34"/>
-          <w:sz w:val="21"/>
-        </w:rPr>
-        <w:t xml:space="preserve"> is liberated from secondary clamping (magnetizing current resonates with </w:t>
-      </w:r>
-      <w:r>
-        <w:rPr>
-          <w:i/>
-          <w:color w:val="145AA0"/>
-          <w:sz w:val="21"/>
-        </w:rPr>
-        <w:t>C_r</w:t>
-      </w:r>
-      <w:r>
-        <w:rPr>
-          <w:color w:val="282C34"/>
-          <w:sz w:val="21"/>
-        </w:rPr>
-        <w:t>):</w:t>
+        <w:t>Determined when L_m is liberated from secondary clamping (magnetizing current resonates with C_r):</w:t>
       </w:r>
     </w:p>
-    <w:p>
-      <w:pPr>
-        <w:spacing w:after="80"/>
-      </w:pPr>
-      <w:r>
-        <w:rPr>
-          <w:i/>
-          <w:color w:val="145AA0"/>
-          <w:sz w:val="21"/>
-        </w:rPr>
-      </w:r>
-      <w:r>
-        <w:rPr>
-          <w:color w:val="282C34"/>
-          <w:sz w:val="21"/>
-        </w:rPr>
-        <w:t>f_m = \frac{1}{2\pi \sqrt{(L_r + L_m) \cdot C_r}} = \frac{f_r}{\sqrt{1 + L_n}}</w:t>
-      </w:r>
-      <w:r>
-        <w:rPr>
-          <w:i/>
-          <w:color w:val="145AA0"/>
-          <w:sz w:val="21"/>
-        </w:rPr>
-      </w:r>
-    </w:p>
+    <w:tbl>
+      <w:tblPr>
+        <w:tblW w:type="auto" w:w="0"/>
+        <w:jc w:val="center"/>
+        <w:tblLook w:firstColumn="1" w:firstRow="1" w:lastColumn="0" w:lastRow="0" w:noHBand="0" w:noVBand="1" w:val="04A0"/>
+      </w:tblPr>
+      <w:tblGrid>
+        <w:gridCol w:w="9792"/>
+      </w:tblGrid>
+      <w:tr>
+        <w:tc>
+          <w:tcPr>
+            <w:tcW w:type="dxa" w:w="9792"/>
+            <w:shd w:fill="F5F6F8"/>
+            <w:tcMar>
+              <w:top w:w="80" w:type="dxa"/>
+              <w:bottom w:w="80" w:type="dxa"/>
+              <w:left w:w="140" w:type="dxa"/>
+              <w:right w:w="140" w:type="dxa"/>
+            </w:tcMar>
+            <w:tcBorders>
+              <w:left w:val="single" w:sz="18" w:space="0" w:color="CBD5E0"/>
+              <w:top w:val="none"/>
+              <w:right w:val="none"/>
+              <w:bottom w:val="none"/>
+            </w:tcBorders>
+          </w:tcPr>
+          <w:p>
+            <w:pPr>
+              <w:spacing w:line="240" w:lineRule="auto" w:after="0"/>
+            </w:pPr>
+            <w:r>
+              <w:rPr>
+                <w:rFonts w:ascii="Consolas" w:hAnsi="Consolas"/>
+                <w:color w:val="2D3748"/>
+                <w:sz w:val="18"/>
+              </w:rPr>
+              <w:t>f_m = 1 / (2π sqrt((L_r + L_m) * C_r)) = f_r / (sqrt(1 + L_n))</w:t>
+            </w:r>
+          </w:p>
+        </w:tc>
+      </w:tr>
+    </w:tbl>
+    <w:p/>
     <w:p>
       <w:pPr>
         <w:spacing w:after="80"/>
@@ -4596,22 +3818,7 @@
           <w:color w:val="282C34"/>
           <w:sz w:val="21"/>
         </w:rPr>
-        <w:t xml:space="preserve">Where </w:t>
-      </w:r>
-      <w:r>
-        <w:rPr>
-          <w:i/>
-          <w:color w:val="145AA0"/>
-          <w:sz w:val="21"/>
-        </w:rPr>
-        <w:t>L_n = \frac{L_m{L_r</w:t>
-      </w:r>
-      <w:r>
-        <w:rPr>
-          <w:color w:val="282C34"/>
-          <w:sz w:val="21"/>
-        </w:rPr>
-        <w:t xml:space="preserve"> is the inductance ratio.</w:t>
+        <w:t>Where L_n = L_m / L_r is the inductance ratio.</w:t>
       </w:r>
     </w:p>
     <w:p>
@@ -4732,24 +3939,7 @@
           <w:color w:val="4682B4"/>
           <w:sz w:val="24"/>
         </w:rPr>
-        <w:t>4.1 Equivalent AC Resistance (</w:t>
-      </w:r>
-      <w:r>
-        <w:rPr>
-          <w:b/>
-          <w:i/>
-          <w:color w:val="145AA0"/>
-          <w:sz w:val="24"/>
-        </w:rPr>
-        <w:t>R_{ac</w:t>
-      </w:r>
-      <w:r>
-        <w:rPr>
-          <w:b/>
-          <w:color w:val="4682B4"/>
-          <w:sz w:val="24"/>
-        </w:rPr>
-        <w:t>):</w:t>
+        <w:t>4.1 Equivalent AC Resistance (R_ac):</w:t>
       </w:r>
     </w:p>
     <w:p>
@@ -4761,65 +3951,53 @@
           <w:color w:val="282C34"/>
           <w:sz w:val="21"/>
         </w:rPr>
-        <w:t xml:space="preserve">Reflecting the DC load resistance </w:t>
-      </w:r>
-      <w:r>
-        <w:rPr>
-          <w:i/>
-          <w:color w:val="145AA0"/>
-          <w:sz w:val="21"/>
-        </w:rPr>
-        <w:t>R_L = \frac{V_o{I_o</w:t>
-      </w:r>
-      <w:r>
-        <w:rPr>
-          <w:color w:val="282C34"/>
-          <w:sz w:val="21"/>
-        </w:rPr>
-        <w:t xml:space="preserve"> across the secondary rectifier and transformer turns ratio </w:t>
-      </w:r>
-      <w:r>
-        <w:rPr>
-          <w:i/>
-          <w:color w:val="145AA0"/>
-          <w:sz w:val="21"/>
-        </w:rPr>
-        <w:t>n = \frac{N_p{N_s</w:t>
-      </w:r>
-      <w:r>
-        <w:rPr>
-          <w:color w:val="282C34"/>
-          <w:sz w:val="21"/>
-        </w:rPr>
-        <w:t>:</w:t>
+        <w:t>Reflecting the DC load resistance R_L = V_o / I_o across the secondary rectifier and transformer turns ratio n = N_p / N_s:</w:t>
       </w:r>
     </w:p>
-    <w:p>
-      <w:pPr>
-        <w:spacing w:after="80"/>
-      </w:pPr>
-      <w:r>
-        <w:rPr>
-          <w:i/>
-          <w:color w:val="145AA0"/>
-          <w:sz w:val="21"/>
-        </w:rPr>
-      </w:r>
-      <w:r>
-        <w:rPr>
-          <w:color w:val="282C34"/>
-          <w:sz w:val="21"/>
-        </w:rPr>
-        <w:t>R_{ac} = \frac{8 \cdot n^2}{\pi^2} \cdot R_L</w:t>
-      </w:r>
-      <w:r>
-        <w:rPr>
-          <w:i/>
-          <w:color w:val="145AA0"/>
-          <w:sz w:val="21"/>
-        </w:rPr>
-      </w:r>
-    </w:p>
+    <w:tbl>
+      <w:tblPr>
+        <w:tblW w:type="auto" w:w="0"/>
+        <w:jc w:val="center"/>
+        <w:tblLook w:firstColumn="1" w:firstRow="1" w:lastColumn="0" w:lastRow="0" w:noHBand="0" w:noVBand="1" w:val="04A0"/>
+      </w:tblPr>
+      <w:tblGrid>
+        <w:gridCol w:w="9792"/>
+      </w:tblGrid>
+      <w:tr>
+        <w:tc>
+          <w:tcPr>
+            <w:tcW w:type="dxa" w:w="9792"/>
+            <w:shd w:fill="F5F6F8"/>
+            <w:tcMar>
+              <w:top w:w="80" w:type="dxa"/>
+              <w:bottom w:w="80" w:type="dxa"/>
+              <w:left w:w="140" w:type="dxa"/>
+              <w:right w:w="140" w:type="dxa"/>
+            </w:tcMar>
+            <w:tcBorders>
+              <w:left w:val="single" w:sz="18" w:space="0" w:color="CBD5E0"/>
+              <w:top w:val="none"/>
+              <w:right w:val="none"/>
+              <w:bottom w:val="none"/>
+            </w:tcBorders>
+          </w:tcPr>
+          <w:p>
+            <w:pPr>
+              <w:spacing w:line="240" w:lineRule="auto" w:after="0"/>
+            </w:pPr>
+            <w:r>
+              <w:rPr>
+                <w:rFonts w:ascii="Consolas" w:hAnsi="Consolas"/>
+                <w:color w:val="2D3748"/>
+                <w:sz w:val="18"/>
+              </w:rPr>
+              <w:t>R_ac = (8 * n^2) / π^2 * R_L</w:t>
+            </w:r>
+          </w:p>
+        </w:tc>
+      </w:tr>
+    </w:tbl>
+    <w:p/>
     <w:p>
       <w:pPr>
         <w:spacing w:before="160" w:after="80"/>
@@ -4844,15 +4022,7 @@
           <w:color w:val="282C34"/>
           <w:sz w:val="21"/>
         </w:rPr>
-        <w:t xml:space="preserve">Normalized switching frequency: </w:t>
-      </w:r>
-      <w:r>
-        <w:rPr>
-          <w:i/>
-          <w:color w:val="145AA0"/>
-          <w:sz w:val="21"/>
-        </w:rPr>
-        <w:t>f_n = \frac{f_s{f_r</w:t>
+        <w:t>Normalized switching frequency: f_n = f_s / f_r</w:t>
       </w:r>
     </w:p>
     <w:p>
@@ -4866,37 +4036,7 @@
           <w:color w:val="282C34"/>
           <w:sz w:val="21"/>
         </w:rPr>
-        <w:t xml:space="preserve">Inductance ratio: </w:t>
-      </w:r>
-      <w:r>
-        <w:rPr>
-          <w:i/>
-          <w:color w:val="145AA0"/>
-          <w:sz w:val="21"/>
-        </w:rPr>
-        <w:t>L_n = \frac{L_m{L_r</w:t>
-      </w:r>
-      <w:r>
-        <w:rPr>
-          <w:color w:val="282C34"/>
-          <w:sz w:val="21"/>
-        </w:rPr>
-        <w:t xml:space="preserve"> (typically between </w:t>
-      </w:r>
-      <w:r>
-        <w:rPr>
-          <w:i/>
-          <w:color w:val="145AA0"/>
-          <w:sz w:val="21"/>
-        </w:rPr>
-        <w:t>3 \dots 8</w:t>
-      </w:r>
-      <w:r>
-        <w:rPr>
-          <w:color w:val="282C34"/>
-          <w:sz w:val="21"/>
-        </w:rPr>
-        <w:t>)</w:t>
+        <w:t>Inductance ratio: L_n = L_m / L_r (typically between 3 ... 8)</w:t>
       </w:r>
     </w:p>
     <w:p>
@@ -4910,15 +4050,7 @@
           <w:color w:val="282C34"/>
           <w:sz w:val="21"/>
         </w:rPr>
-        <w:t xml:space="preserve">Quality factor: </w:t>
-      </w:r>
-      <w:r>
-        <w:rPr>
-          <w:i/>
-          <w:color w:val="145AA0"/>
-          <w:sz w:val="21"/>
-        </w:rPr>
-        <w:t>Q = \frac{\sqrt{L_r / C_r{R_{ac = \frac{Z_o{R_{ac</w:t>
+        <w:t>Quality factor: Q = (sqrt(L_r / C_r)) / R_ac = Z_o / R_ac</w:t>
       </w:r>
     </w:p>
     <w:p>
@@ -4946,32 +4078,50 @@
         <w:t>The transfer function of the LLC resonant tank is:</w:t>
       </w:r>
     </w:p>
-    <w:p>
-      <w:pPr>
-        <w:spacing w:after="80"/>
-      </w:pPr>
-      <w:r>
-        <w:rPr>
-          <w:i/>
-          <w:color w:val="145AA0"/>
-          <w:sz w:val="21"/>
-        </w:rPr>
-      </w:r>
-      <w:r>
-        <w:rPr>
-          <w:color w:val="282C34"/>
-          <w:sz w:val="21"/>
-        </w:rPr>
-        <w:t>M(f_n, Q, L_n) = \left| \frac{v_{ac,out}}{v_{ac,in}} \right| = \frac{1}{\sqrt{\left[ 1 + \frac{1}{L_n} \left( 1 - \frac{1}{f_n^2} \right) \right]^2 + Q^2 \left( f_n - \frac{1}{f_n} \right)^2}}</w:t>
-      </w:r>
-      <w:r>
-        <w:rPr>
-          <w:i/>
-          <w:color w:val="145AA0"/>
-          <w:sz w:val="21"/>
-        </w:rPr>
-      </w:r>
-    </w:p>
+    <w:tbl>
+      <w:tblPr>
+        <w:tblW w:type="auto" w:w="0"/>
+        <w:jc w:val="center"/>
+        <w:tblLook w:firstColumn="1" w:firstRow="1" w:lastColumn="0" w:lastRow="0" w:noHBand="0" w:noVBand="1" w:val="04A0"/>
+      </w:tblPr>
+      <w:tblGrid>
+        <w:gridCol w:w="9792"/>
+      </w:tblGrid>
+      <w:tr>
+        <w:tc>
+          <w:tcPr>
+            <w:tcW w:type="dxa" w:w="9792"/>
+            <w:shd w:fill="F5F6F8"/>
+            <w:tcMar>
+              <w:top w:w="80" w:type="dxa"/>
+              <w:bottom w:w="80" w:type="dxa"/>
+              <w:left w:w="140" w:type="dxa"/>
+              <w:right w:w="140" w:type="dxa"/>
+            </w:tcMar>
+            <w:tcBorders>
+              <w:left w:val="single" w:sz="18" w:space="0" w:color="CBD5E0"/>
+              <w:top w:val="none"/>
+              <w:right w:val="none"/>
+              <w:bottom w:val="none"/>
+            </w:tcBorders>
+          </w:tcPr>
+          <w:p>
+            <w:pPr>
+              <w:spacing w:line="240" w:lineRule="auto" w:after="0"/>
+            </w:pPr>
+            <w:r>
+              <w:rPr>
+                <w:rFonts w:ascii="Consolas" w:hAnsi="Consolas"/>
+                <w:color w:val="2D3748"/>
+                <w:sz w:val="18"/>
+              </w:rPr>
+              <w:t>M(f_n, Q, L_n) = | v_ac,out / v_ac,in | = 1 / (sqrt([ 1 + 1 / L_n ( 1 - 1 / f_n^2 ) ]^2 + Q^2 ( f_n - 1 / f_n )^2))</w:t>
+            </w:r>
+          </w:p>
+        </w:tc>
+      </w:tr>
+    </w:tbl>
+    <w:p/>
     <w:p>
       <w:pPr>
         <w:spacing w:before="80" w:after="80"/>
@@ -5096,7 +4246,7 @@
           <w:color w:val="282C34"/>
           <w:sz w:val="21"/>
         </w:rPr>
-        <w:t>Resonance Operation ($f_s = f_r \implies f_n = 1.0$)</w:t>
+        <w:t>Resonance Operation (f_s = f_r =&gt; f_n = 1.0)</w:t>
       </w:r>
       <w:r>
         <w:rPr>
@@ -5117,22 +4267,7 @@
           <w:color w:val="282C34"/>
           <w:sz w:val="21"/>
         </w:rPr>
-        <w:t>The tank impedance is purely resistive (</w:t>
-      </w:r>
-      <w:r>
-        <w:rPr>
-          <w:i/>
-          <w:color w:val="145AA0"/>
-          <w:sz w:val="21"/>
-        </w:rPr>
-        <w:t>Z_r = 0</w:t>
-      </w:r>
-      <w:r>
-        <w:rPr>
-          <w:color w:val="282C34"/>
-          <w:sz w:val="21"/>
-        </w:rPr>
-        <w:t>).</w:t>
+        <w:t>The tank impedance is purely resistive (Z_r = 0).</w:t>
       </w:r>
     </w:p>
     <w:p>
@@ -5154,29 +4289,14 @@
           <w:color w:val="282C34"/>
           <w:sz w:val="21"/>
         </w:rPr>
-        <w:t>unity ($M = 1.0$)</w:t>
+        <w:t>unity (M = 1.0)</w:t>
       </w:r>
       <w:r>
         <w:rPr>
           <w:color w:val="282C34"/>
           <w:sz w:val="21"/>
         </w:rPr>
-        <w:t xml:space="preserve"> independent of load </w:t>
-      </w:r>
-      <w:r>
-        <w:rPr>
-          <w:i/>
-          <w:color w:val="145AA0"/>
-          <w:sz w:val="21"/>
-        </w:rPr>
-        <w:t>Q</w:t>
-      </w:r>
-      <w:r>
-        <w:rPr>
-          <w:color w:val="282C34"/>
-          <w:sz w:val="21"/>
-        </w:rPr>
-        <w:t>.</w:t>
+        <w:t xml:space="preserve"> independent of load Q.</w:t>
       </w:r>
     </w:p>
     <w:p>
@@ -5263,7 +4383,7 @@
           <w:color w:val="282C34"/>
           <w:sz w:val="21"/>
         </w:rPr>
-        <w:t>Below Resonance ($f_m &lt; f_s &lt; f_r \implies f_n &lt; 1.0$) [Boost Mode]</w:t>
+        <w:t>Below Resonance (f_m &lt; f_s &lt; f_r =&gt; f_n &lt; 1.0) [Boost Mode]</w:t>
       </w:r>
       <w:r>
         <w:rPr>
@@ -5284,37 +4404,7 @@
           <w:color w:val="282C34"/>
           <w:sz w:val="21"/>
         </w:rPr>
-        <w:t xml:space="preserve">Gain </w:t>
-      </w:r>
-      <w:r>
-        <w:rPr>
-          <w:i/>
-          <w:color w:val="145AA0"/>
-          <w:sz w:val="21"/>
-        </w:rPr>
-        <w:t>M &gt; 1.0</w:t>
-      </w:r>
-      <w:r>
-        <w:rPr>
-          <w:color w:val="282C34"/>
-          <w:sz w:val="21"/>
-        </w:rPr>
-        <w:t xml:space="preserve">. The converter boosts output voltage to compensate for low </w:t>
-      </w:r>
-      <w:r>
-        <w:rPr>
-          <w:i/>
-          <w:color w:val="145AA0"/>
-          <w:sz w:val="21"/>
-        </w:rPr>
-        <w:t>V_{IN</w:t>
-      </w:r>
-      <w:r>
-        <w:rPr>
-          <w:color w:val="282C34"/>
-          <w:sz w:val="21"/>
-        </w:rPr>
-        <w:t xml:space="preserve"> (e.g., during line sag or battery discharge).</w:t>
+        <w:t>Gain M &gt; 1.0. The converter boosts output voltage to compensate for low V_IN (e.g., during line sag or battery discharge).</w:t>
       </w:r>
     </w:p>
     <w:p>
@@ -5328,22 +4418,7 @@
           <w:color w:val="282C34"/>
           <w:sz w:val="21"/>
         </w:rPr>
-        <w:t xml:space="preserve">Tank current resonates and falls to the magnetizing current </w:t>
-      </w:r>
-      <w:r>
-        <w:rPr>
-          <w:i/>
-          <w:color w:val="145AA0"/>
-          <w:sz w:val="21"/>
-        </w:rPr>
-        <w:t>I_m</w:t>
-      </w:r>
-      <w:r>
-        <w:rPr>
-          <w:color w:val="282C34"/>
-          <w:sz w:val="21"/>
-        </w:rPr>
-        <w:t xml:space="preserve"> before the half-cycle ends.</w:t>
+        <w:t>Tank current resonates and falls to the magnetizing current I_m before the half-cycle ends.</w:t>
       </w:r>
     </w:p>
     <w:p>
@@ -5416,7 +4491,7 @@
           <w:color w:val="282C34"/>
           <w:sz w:val="21"/>
         </w:rPr>
-        <w:t>Above Resonance ($f_s &gt; f_r \implies f_n &gt; 1.0$) [Buck Mode]</w:t>
+        <w:t>Above Resonance (f_s &gt; f_r =&gt; f_n &gt; 1.0) [Buck Mode]</w:t>
       </w:r>
       <w:r>
         <w:rPr>
@@ -5437,37 +4512,7 @@
           <w:color w:val="282C34"/>
           <w:sz w:val="21"/>
         </w:rPr>
-        <w:t xml:space="preserve">Gain </w:t>
-      </w:r>
-      <w:r>
-        <w:rPr>
-          <w:i/>
-          <w:color w:val="145AA0"/>
-          <w:sz w:val="21"/>
-        </w:rPr>
-        <w:t>M &lt; 1.0</w:t>
-      </w:r>
-      <w:r>
-        <w:rPr>
-          <w:color w:val="282C34"/>
-          <w:sz w:val="21"/>
-        </w:rPr>
-        <w:t xml:space="preserve">. The converter steps down output voltage for high </w:t>
-      </w:r>
-      <w:r>
-        <w:rPr>
-          <w:i/>
-          <w:color w:val="145AA0"/>
-          <w:sz w:val="21"/>
-        </w:rPr>
-        <w:t>V_{IN</w:t>
-      </w:r>
-      <w:r>
-        <w:rPr>
-          <w:color w:val="282C34"/>
-          <w:sz w:val="21"/>
-        </w:rPr>
-        <w:t>.</w:t>
+        <w:t>Gain M &lt; 1.0. The converter steps down output voltage for high V_IN.</w:t>
       </w:r>
     </w:p>
     <w:p>
@@ -5540,7 +4585,7 @@
           <w:color w:val="282C34"/>
           <w:sz w:val="21"/>
         </w:rPr>
-        <w:t>Capacitive Region ($f_s &lt; f_m$) — THE FORBIDDEN ZONE</w:t>
+        <w:t>Capacitive Region (f_s &lt; f_m) — THE FORBIDDEN ZONE</w:t>
       </w:r>
       <w:r>
         <w:rPr>
@@ -5667,52 +4712,7 @@
           <w:color w:val="282C34"/>
           <w:sz w:val="21"/>
         </w:rPr>
-        <w:t xml:space="preserve">Input Voltage: </w:t>
-      </w:r>
-      <w:r>
-        <w:rPr>
-          <w:i/>
-          <w:color w:val="145AA0"/>
-          <w:sz w:val="21"/>
-        </w:rPr>
-        <w:t>V_{IN,nom = 390\,V</w:t>
-      </w:r>
-      <w:r>
-        <w:rPr>
-          <w:color w:val="282C34"/>
-          <w:sz w:val="21"/>
-        </w:rPr>
-        <w:t xml:space="preserve">, </w:t>
-      </w:r>
-      <w:r>
-        <w:rPr>
-          <w:i/>
-          <w:color w:val="145AA0"/>
-          <w:sz w:val="21"/>
-        </w:rPr>
-        <w:t>V_{IN,min = 320\,V</w:t>
-      </w:r>
-      <w:r>
-        <w:rPr>
-          <w:color w:val="282C34"/>
-          <w:sz w:val="21"/>
-        </w:rPr>
-        <w:t xml:space="preserve">, </w:t>
-      </w:r>
-      <w:r>
-        <w:rPr>
-          <w:i/>
-          <w:color w:val="145AA0"/>
-          <w:sz w:val="21"/>
-        </w:rPr>
-        <w:t>V_{IN,max = 420\,V</w:t>
-      </w:r>
-      <w:r>
-        <w:rPr>
-          <w:color w:val="282C34"/>
-          <w:sz w:val="21"/>
-        </w:rPr>
-        <w:t xml:space="preserve"> (PFC Rail)</w:t>
+        <w:t>Input Voltage: V_IN,nom = 390 V, V_IN,min = 320 V, V_IN,max = 420 V (PFC Rail)</w:t>
       </w:r>
     </w:p>
     <w:p>
@@ -5726,52 +4726,7 @@
           <w:color w:val="282C34"/>
           <w:sz w:val="21"/>
         </w:rPr>
-        <w:t xml:space="preserve">Output: </w:t>
-      </w:r>
-      <w:r>
-        <w:rPr>
-          <w:i/>
-          <w:color w:val="145AA0"/>
-          <w:sz w:val="21"/>
-        </w:rPr>
-        <w:t>V_o = 12\,V</w:t>
-      </w:r>
-      <w:r>
-        <w:rPr>
-          <w:color w:val="282C34"/>
-          <w:sz w:val="21"/>
-        </w:rPr>
-        <w:t xml:space="preserve">, </w:t>
-      </w:r>
-      <w:r>
-        <w:rPr>
-          <w:i/>
-          <w:color w:val="145AA0"/>
-          <w:sz w:val="21"/>
-        </w:rPr>
-        <w:t>I_o = 25\,A</w:t>
-      </w:r>
-      <w:r>
-        <w:rPr>
-          <w:color w:val="282C34"/>
-          <w:sz w:val="21"/>
-        </w:rPr>
-        <w:t xml:space="preserve"> (</w:t>
-      </w:r>
-      <w:r>
-        <w:rPr>
-          <w:i/>
-          <w:color w:val="145AA0"/>
-          <w:sz w:val="21"/>
-        </w:rPr>
-        <w:t>P_o = 300\,W</w:t>
-      </w:r>
-      <w:r>
-        <w:rPr>
-          <w:color w:val="282C34"/>
-          <w:sz w:val="21"/>
-        </w:rPr>
-        <w:t>)</w:t>
+        <w:t>Output: V_o = 12 V, I_o = 25 A (P_o = 300 W)</w:t>
       </w:r>
     </w:p>
     <w:p>
@@ -5785,15 +4740,7 @@
           <w:color w:val="282C34"/>
           <w:sz w:val="21"/>
         </w:rPr>
-        <w:t xml:space="preserve">Resonant frequency target: </w:t>
-      </w:r>
-      <w:r>
-        <w:rPr>
-          <w:i/>
-          <w:color w:val="145AA0"/>
-          <w:sz w:val="21"/>
-        </w:rPr>
-        <w:t>f_r = 100\,kHz</w:t>
+        <w:t>Resonant frequency target: f_r = 100 kHz</w:t>
       </w:r>
     </w:p>
     <w:p>
@@ -5806,24 +4753,7 @@
           <w:color w:val="4682B4"/>
           <w:sz w:val="24"/>
         </w:rPr>
-        <w:t>Step 2: Transformer Turns Ratio (</w:t>
-      </w:r>
-      <w:r>
-        <w:rPr>
-          <w:b/>
-          <w:i/>
-          <w:color w:val="145AA0"/>
-          <w:sz w:val="24"/>
-        </w:rPr>
-        <w:t>n</w:t>
-      </w:r>
-      <w:r>
-        <w:rPr>
-          <w:b/>
-          <w:color w:val="4682B4"/>
-          <w:sz w:val="24"/>
-        </w:rPr>
-        <w:t>)</w:t>
+        <w:t>Step 2: Transformer Turns Ratio (n)</w:t>
       </w:r>
     </w:p>
     <w:p>
@@ -5835,65 +4765,53 @@
           <w:color w:val="282C34"/>
           <w:sz w:val="21"/>
         </w:rPr>
-        <w:t xml:space="preserve">Design for unity gain </w:t>
-      </w:r>
-      <w:r>
-        <w:rPr>
-          <w:i/>
-          <w:color w:val="145AA0"/>
-          <w:sz w:val="21"/>
-        </w:rPr>
-        <w:t>M_{nom = 1.0</w:t>
-      </w:r>
-      <w:r>
-        <w:rPr>
-          <w:color w:val="282C34"/>
-          <w:sz w:val="21"/>
-        </w:rPr>
-        <w:t xml:space="preserve"> at nominal input </w:t>
-      </w:r>
-      <w:r>
-        <w:rPr>
-          <w:i/>
-          <w:color w:val="145AA0"/>
-          <w:sz w:val="21"/>
-        </w:rPr>
-        <w:t>V_{IN,nom</w:t>
-      </w:r>
-      <w:r>
-        <w:rPr>
-          <w:color w:val="282C34"/>
-          <w:sz w:val="21"/>
-        </w:rPr>
-        <w:t>:</w:t>
+        <w:t>Design for unity gain M_nom = 1.0 at nominal input V_IN,nom:</w:t>
       </w:r>
     </w:p>
-    <w:p>
-      <w:pPr>
-        <w:spacing w:after="80"/>
-      </w:pPr>
-      <w:r>
-        <w:rPr>
-          <w:i/>
-          <w:color w:val="145AA0"/>
-          <w:sz w:val="21"/>
-        </w:rPr>
-      </w:r>
-      <w:r>
-        <w:rPr>
-          <w:color w:val="282C34"/>
-          <w:sz w:val="21"/>
-        </w:rPr>
-        <w:t>n = \frac{N_p}{N_s} = \frac{V_{IN,nom}}{2 \cdot (V_o + V_F)} = \frac{390\,\text{V}}{2 \cdot (12\,\text{V} + 0.4\,\text{V})} \approx 15.7 \implies \text{Select } n = 16</w:t>
-      </w:r>
-      <w:r>
-        <w:rPr>
-          <w:i/>
-          <w:color w:val="145AA0"/>
-          <w:sz w:val="21"/>
-        </w:rPr>
-      </w:r>
-    </w:p>
+    <w:tbl>
+      <w:tblPr>
+        <w:tblW w:type="auto" w:w="0"/>
+        <w:jc w:val="center"/>
+        <w:tblLook w:firstColumn="1" w:firstRow="1" w:lastColumn="0" w:lastRow="0" w:noHBand="0" w:noVBand="1" w:val="04A0"/>
+      </w:tblPr>
+      <w:tblGrid>
+        <w:gridCol w:w="9792"/>
+      </w:tblGrid>
+      <w:tr>
+        <w:tc>
+          <w:tcPr>
+            <w:tcW w:type="dxa" w:w="9792"/>
+            <w:shd w:fill="F5F6F8"/>
+            <w:tcMar>
+              <w:top w:w="80" w:type="dxa"/>
+              <w:bottom w:w="80" w:type="dxa"/>
+              <w:left w:w="140" w:type="dxa"/>
+              <w:right w:w="140" w:type="dxa"/>
+            </w:tcMar>
+            <w:tcBorders>
+              <w:left w:val="single" w:sz="18" w:space="0" w:color="CBD5E0"/>
+              <w:top w:val="none"/>
+              <w:right w:val="none"/>
+              <w:bottom w:val="none"/>
+            </w:tcBorders>
+          </w:tcPr>
+          <w:p>
+            <w:pPr>
+              <w:spacing w:line="240" w:lineRule="auto" w:after="0"/>
+            </w:pPr>
+            <w:r>
+              <w:rPr>
+                <w:rFonts w:ascii="Consolas" w:hAnsi="Consolas"/>
+                <w:color w:val="2D3748"/>
+                <w:sz w:val="18"/>
+              </w:rPr>
+              <w:t>n = N_p / N_s = V_IN,nom / (2 * (V_o + V_F)) = 390 V / (2 * (12 V + 0.4 V)) ≈ 15.7 =&gt; Select n = 16</w:t>
+            </w:r>
+          </w:p>
+        </w:tc>
+      </w:tr>
+    </w:tbl>
+    <w:p/>
     <w:p>
       <w:pPr>
         <w:spacing w:before="160" w:after="80"/>
@@ -5907,58 +4825,94 @@
         <w:t>Step 3: Calculate Required Minimum and Maximum Gain</w:t>
       </w:r>
     </w:p>
-    <w:p>
-      <w:pPr>
-        <w:spacing w:after="80"/>
-      </w:pPr>
-      <w:r>
-        <w:rPr>
-          <w:i/>
-          <w:color w:val="145AA0"/>
-          <w:sz w:val="21"/>
-        </w:rPr>
-      </w:r>
-      <w:r>
-        <w:rPr>
-          <w:color w:val="282C34"/>
-          <w:sz w:val="21"/>
-        </w:rPr>
-        <w:t>M_{max} = \frac{n \cdot (V_o + V_F)}{V_{IN,min} / 2} = \frac{16 \cdot 12.4\,\text{V}}{320\,\text{V} / 2} = \frac{198.4}{160} = 1.24</w:t>
-      </w:r>
-      <w:r>
-        <w:rPr>
-          <w:i/>
-          <w:color w:val="145AA0"/>
-          <w:sz w:val="21"/>
-        </w:rPr>
-      </w:r>
-    </w:p>
-    <w:p>
-      <w:pPr>
-        <w:spacing w:after="80"/>
-      </w:pPr>
-      <w:r>
-        <w:rPr>
-          <w:i/>
-          <w:color w:val="145AA0"/>
-          <w:sz w:val="21"/>
-        </w:rPr>
-      </w:r>
-      <w:r>
-        <w:rPr>
-          <w:color w:val="282C34"/>
-          <w:sz w:val="21"/>
-        </w:rPr>
-        <w:t>M_{min} = \frac{n \cdot (V_o + V_F)}{V_{IN,max} / 2} = \frac{16 \cdot 12.4\,\text{V}}{420\,\text{V} / 2} = \frac{198.4}{210} = 0.94</w:t>
-      </w:r>
-      <w:r>
-        <w:rPr>
-          <w:i/>
-          <w:color w:val="145AA0"/>
-          <w:sz w:val="21"/>
-        </w:rPr>
-      </w:r>
-    </w:p>
+    <w:tbl>
+      <w:tblPr>
+        <w:tblW w:type="auto" w:w="0"/>
+        <w:jc w:val="center"/>
+        <w:tblLook w:firstColumn="1" w:firstRow="1" w:lastColumn="0" w:lastRow="0" w:noHBand="0" w:noVBand="1" w:val="04A0"/>
+      </w:tblPr>
+      <w:tblGrid>
+        <w:gridCol w:w="9792"/>
+      </w:tblGrid>
+      <w:tr>
+        <w:tc>
+          <w:tcPr>
+            <w:tcW w:type="dxa" w:w="9792"/>
+            <w:shd w:fill="F5F6F8"/>
+            <w:tcMar>
+              <w:top w:w="80" w:type="dxa"/>
+              <w:bottom w:w="80" w:type="dxa"/>
+              <w:left w:w="140" w:type="dxa"/>
+              <w:right w:w="140" w:type="dxa"/>
+            </w:tcMar>
+            <w:tcBorders>
+              <w:left w:val="single" w:sz="18" w:space="0" w:color="CBD5E0"/>
+              <w:top w:val="none"/>
+              <w:right w:val="none"/>
+              <w:bottom w:val="none"/>
+            </w:tcBorders>
+          </w:tcPr>
+          <w:p>
+            <w:pPr>
+              <w:spacing w:line="240" w:lineRule="auto" w:after="0"/>
+            </w:pPr>
+            <w:r>
+              <w:rPr>
+                <w:rFonts w:ascii="Consolas" w:hAnsi="Consolas"/>
+                <w:color w:val="2D3748"/>
+                <w:sz w:val="18"/>
+              </w:rPr>
+              <w:t>M_max = (n * (V_o + V_F)) / (V_IN,min / 2) = (16 * 12.4 V) / (320 V / 2) = 198.4 / 160 = 1.24</w:t>
+            </w:r>
+          </w:p>
+        </w:tc>
+      </w:tr>
+    </w:tbl>
+    <w:p/>
+    <w:tbl>
+      <w:tblPr>
+        <w:tblW w:type="auto" w:w="0"/>
+        <w:jc w:val="center"/>
+        <w:tblLook w:firstColumn="1" w:firstRow="1" w:lastColumn="0" w:lastRow="0" w:noHBand="0" w:noVBand="1" w:val="04A0"/>
+      </w:tblPr>
+      <w:tblGrid>
+        <w:gridCol w:w="9792"/>
+      </w:tblGrid>
+      <w:tr>
+        <w:tc>
+          <w:tcPr>
+            <w:tcW w:type="dxa" w:w="9792"/>
+            <w:shd w:fill="F5F6F8"/>
+            <w:tcMar>
+              <w:top w:w="80" w:type="dxa"/>
+              <w:bottom w:w="80" w:type="dxa"/>
+              <w:left w:w="140" w:type="dxa"/>
+              <w:right w:w="140" w:type="dxa"/>
+            </w:tcMar>
+            <w:tcBorders>
+              <w:left w:val="single" w:sz="18" w:space="0" w:color="CBD5E0"/>
+              <w:top w:val="none"/>
+              <w:right w:val="none"/>
+              <w:bottom w:val="none"/>
+            </w:tcBorders>
+          </w:tcPr>
+          <w:p>
+            <w:pPr>
+              <w:spacing w:line="240" w:lineRule="auto" w:after="0"/>
+            </w:pPr>
+            <w:r>
+              <w:rPr>
+                <w:rFonts w:ascii="Consolas" w:hAnsi="Consolas"/>
+                <w:color w:val="2D3748"/>
+                <w:sz w:val="18"/>
+              </w:rPr>
+              <w:t>M_min = (n * (V_o + V_F)) / (V_IN,max / 2) = (16 * 12.4 V) / (420 V / 2) = 198.4 / 210 = 0.94</w:t>
+            </w:r>
+          </w:p>
+        </w:tc>
+      </w:tr>
+    </w:tbl>
+    <w:p/>
     <w:p>
       <w:pPr>
         <w:spacing w:after="80"/>
@@ -5968,37 +4922,7 @@
           <w:color w:val="282C34"/>
           <w:sz w:val="21"/>
         </w:rPr>
-        <w:t xml:space="preserve">Add </w:t>
-      </w:r>
-      <w:r>
-        <w:rPr>
-          <w:i/>
-          <w:color w:val="145AA0"/>
-          <w:sz w:val="21"/>
-        </w:rPr>
-        <w:t>10\%</w:t>
-      </w:r>
-      <w:r>
-        <w:rPr>
-          <w:color w:val="282C34"/>
-          <w:sz w:val="21"/>
-        </w:rPr>
-        <w:t xml:space="preserve"> design margin: </w:t>
-      </w:r>
-      <w:r>
-        <w:rPr>
-          <w:i/>
-          <w:color w:val="145AA0"/>
-          <w:sz w:val="21"/>
-        </w:rPr>
-        <w:t>M_{peak,req = 1.1 \cdot M_{max = 1.36</w:t>
-      </w:r>
-      <w:r>
-        <w:rPr>
-          <w:color w:val="282C34"/>
-          <w:sz w:val="21"/>
-        </w:rPr>
-        <w:t>.</w:t>
+        <w:t>Add 10\% design margin: M_peak,req = 1.1 * M_max = 1.36.</w:t>
       </w:r>
     </w:p>
     <w:p>
@@ -6011,41 +4935,7 @@
           <w:color w:val="4682B4"/>
           <w:sz w:val="24"/>
         </w:rPr>
-        <w:t>Step 4: Select Inductance Ratio (</w:t>
-      </w:r>
-      <w:r>
-        <w:rPr>
-          <w:b/>
-          <w:i/>
-          <w:color w:val="145AA0"/>
-          <w:sz w:val="24"/>
-        </w:rPr>
-        <w:t>L_n</w:t>
-      </w:r>
-      <w:r>
-        <w:rPr>
-          <w:b/>
-          <w:color w:val="4682B4"/>
-          <w:sz w:val="24"/>
-        </w:rPr>
-        <w:t>) and Quality Factor (</w:t>
-      </w:r>
-      <w:r>
-        <w:rPr>
-          <w:b/>
-          <w:i/>
-          <w:color w:val="145AA0"/>
-          <w:sz w:val="24"/>
-        </w:rPr>
-        <w:t>Q</w:t>
-      </w:r>
-      <w:r>
-        <w:rPr>
-          <w:b/>
-          <w:color w:val="4682B4"/>
-          <w:sz w:val="24"/>
-        </w:rPr>
-        <w:t>)</w:t>
+        <w:t>Step 4: Select Inductance Ratio (L_n) and Quality Factor (Q)</w:t>
       </w:r>
     </w:p>
     <w:p>
@@ -6059,22 +4949,7 @@
           <w:color w:val="282C34"/>
           <w:sz w:val="21"/>
         </w:rPr>
-        <w:t xml:space="preserve">An inductance ratio </w:t>
-      </w:r>
-      <w:r>
-        <w:rPr>
-          <w:i/>
-          <w:color w:val="145AA0"/>
-          <w:sz w:val="21"/>
-        </w:rPr>
-        <w:t>L_n = \frac{L_m{L_r = 5</w:t>
-      </w:r>
-      <w:r>
-        <w:rPr>
-          <w:color w:val="282C34"/>
-          <w:sz w:val="21"/>
-        </w:rPr>
-        <w:t xml:space="preserve"> provides an excellent balance between wide voltage regulation and low circulating current.</w:t>
+        <w:t>An inductance ratio L_n = L_m / L_r = 5 provides an excellent balance between wide voltage regulation and low circulating current.</w:t>
       </w:r>
     </w:p>
     <w:p>
@@ -6088,65 +4963,53 @@
           <w:color w:val="282C34"/>
           <w:sz w:val="21"/>
         </w:rPr>
-        <w:t xml:space="preserve">From FHA gain curves for </w:t>
-      </w:r>
-      <w:r>
-        <w:rPr>
-          <w:i/>
-          <w:color w:val="145AA0"/>
-          <w:sz w:val="21"/>
-        </w:rPr>
-        <w:t>L_n = 5</w:t>
-      </w:r>
-      <w:r>
-        <w:rPr>
-          <w:color w:val="282C34"/>
-          <w:sz w:val="21"/>
-        </w:rPr>
-        <w:t xml:space="preserve"> and </w:t>
-      </w:r>
-      <w:r>
-        <w:rPr>
-          <w:i/>
-          <w:color w:val="145AA0"/>
-          <w:sz w:val="21"/>
-        </w:rPr>
-        <w:t>M_{peak = 1.36</w:t>
-      </w:r>
-      <w:r>
-        <w:rPr>
-          <w:color w:val="282C34"/>
-          <w:sz w:val="21"/>
-        </w:rPr>
-        <w:t>, choose maximum full-load quality factor:</w:t>
+        <w:t>From FHA gain curves for L_n = 5 and M_peak = 1.36, choose maximum full-load quality factor:</w:t>
       </w:r>
     </w:p>
-    <w:p>
-      <w:pPr>
-        <w:spacing w:after="80"/>
-      </w:pPr>
-      <w:r>
-        <w:rPr>
-          <w:i/>
-          <w:color w:val="145AA0"/>
-          <w:sz w:val="21"/>
-        </w:rPr>
-      </w:r>
-      <w:r>
-        <w:rPr>
-          <w:color w:val="282C34"/>
-          <w:sz w:val="21"/>
-        </w:rPr>
-        <w:t>Q_{max} = 0.40</w:t>
-      </w:r>
-      <w:r>
-        <w:rPr>
-          <w:i/>
-          <w:color w:val="145AA0"/>
-          <w:sz w:val="21"/>
-        </w:rPr>
-      </w:r>
-    </w:p>
+    <w:tbl>
+      <w:tblPr>
+        <w:tblW w:type="auto" w:w="0"/>
+        <w:jc w:val="center"/>
+        <w:tblLook w:firstColumn="1" w:firstRow="1" w:lastColumn="0" w:lastRow="0" w:noHBand="0" w:noVBand="1" w:val="04A0"/>
+      </w:tblPr>
+      <w:tblGrid>
+        <w:gridCol w:w="9792"/>
+      </w:tblGrid>
+      <w:tr>
+        <w:tc>
+          <w:tcPr>
+            <w:tcW w:type="dxa" w:w="9792"/>
+            <w:shd w:fill="F5F6F8"/>
+            <w:tcMar>
+              <w:top w:w="80" w:type="dxa"/>
+              <w:bottom w:w="80" w:type="dxa"/>
+              <w:left w:w="140" w:type="dxa"/>
+              <w:right w:w="140" w:type="dxa"/>
+            </w:tcMar>
+            <w:tcBorders>
+              <w:left w:val="single" w:sz="18" w:space="0" w:color="CBD5E0"/>
+              <w:top w:val="none"/>
+              <w:right w:val="none"/>
+              <w:bottom w:val="none"/>
+            </w:tcBorders>
+          </w:tcPr>
+          <w:p>
+            <w:pPr>
+              <w:spacing w:line="240" w:lineRule="auto" w:after="0"/>
+            </w:pPr>
+            <w:r>
+              <w:rPr>
+                <w:rFonts w:ascii="Consolas" w:hAnsi="Consolas"/>
+                <w:color w:val="2D3748"/>
+                <w:sz w:val="18"/>
+              </w:rPr>
+              <w:t>Q_max = 0.40</w:t>
+            </w:r>
+          </w:p>
+        </w:tc>
+      </w:tr>
+    </w:tbl>
+    <w:p/>
     <w:p>
       <w:pPr>
         <w:spacing w:before="160" w:after="80"/>
@@ -6160,58 +5023,94 @@
         <w:t>Step 5: Calculate Equivalent Load and Resonant Tank Values</w:t>
       </w:r>
     </w:p>
-    <w:p>
-      <w:pPr>
-        <w:spacing w:after="80"/>
-      </w:pPr>
-      <w:r>
-        <w:rPr>
-          <w:i/>
-          <w:color w:val="145AA0"/>
-          <w:sz w:val="21"/>
-        </w:rPr>
-      </w:r>
-      <w:r>
-        <w:rPr>
-          <w:color w:val="282C34"/>
-          <w:sz w:val="21"/>
-        </w:rPr>
-        <w:t>R_L = \frac{V_o}{I_o} = \frac{12\,\text{V}}{25\,\text{A}} = 0.48\,\Omega</w:t>
-      </w:r>
-      <w:r>
-        <w:rPr>
-          <w:i/>
-          <w:color w:val="145AA0"/>
-          <w:sz w:val="21"/>
-        </w:rPr>
-      </w:r>
-    </w:p>
-    <w:p>
-      <w:pPr>
-        <w:spacing w:after="80"/>
-      </w:pPr>
-      <w:r>
-        <w:rPr>
-          <w:i/>
-          <w:color w:val="145AA0"/>
-          <w:sz w:val="21"/>
-        </w:rPr>
-      </w:r>
-      <w:r>
-        <w:rPr>
-          <w:color w:val="282C34"/>
-          <w:sz w:val="21"/>
-        </w:rPr>
-        <w:t>R_{ac} = \frac{8 \cdot n^2}{\pi^2} \cdot R_L = \frac{8 \cdot 16^2}{\pi^2} \cdot 0.48 = \frac{2048 \cdot 0.48}{9.8696} \approx 99.6\,\Omega</w:t>
-      </w:r>
-      <w:r>
-        <w:rPr>
-          <w:i/>
-          <w:color w:val="145AA0"/>
-          <w:sz w:val="21"/>
-        </w:rPr>
-      </w:r>
-    </w:p>
+    <w:tbl>
+      <w:tblPr>
+        <w:tblW w:type="auto" w:w="0"/>
+        <w:jc w:val="center"/>
+        <w:tblLook w:firstColumn="1" w:firstRow="1" w:lastColumn="0" w:lastRow="0" w:noHBand="0" w:noVBand="1" w:val="04A0"/>
+      </w:tblPr>
+      <w:tblGrid>
+        <w:gridCol w:w="9792"/>
+      </w:tblGrid>
+      <w:tr>
+        <w:tc>
+          <w:tcPr>
+            <w:tcW w:type="dxa" w:w="9792"/>
+            <w:shd w:fill="F5F6F8"/>
+            <w:tcMar>
+              <w:top w:w="80" w:type="dxa"/>
+              <w:bottom w:w="80" w:type="dxa"/>
+              <w:left w:w="140" w:type="dxa"/>
+              <w:right w:w="140" w:type="dxa"/>
+            </w:tcMar>
+            <w:tcBorders>
+              <w:left w:val="single" w:sz="18" w:space="0" w:color="CBD5E0"/>
+              <w:top w:val="none"/>
+              <w:right w:val="none"/>
+              <w:bottom w:val="none"/>
+            </w:tcBorders>
+          </w:tcPr>
+          <w:p>
+            <w:pPr>
+              <w:spacing w:line="240" w:lineRule="auto" w:after="0"/>
+            </w:pPr>
+            <w:r>
+              <w:rPr>
+                <w:rFonts w:ascii="Consolas" w:hAnsi="Consolas"/>
+                <w:color w:val="2D3748"/>
+                <w:sz w:val="18"/>
+              </w:rPr>
+              <w:t>R_L = V_o / I_o = 12 V / 25 A = 0.48 Ω</w:t>
+            </w:r>
+          </w:p>
+        </w:tc>
+      </w:tr>
+    </w:tbl>
+    <w:p/>
+    <w:tbl>
+      <w:tblPr>
+        <w:tblW w:type="auto" w:w="0"/>
+        <w:jc w:val="center"/>
+        <w:tblLook w:firstColumn="1" w:firstRow="1" w:lastColumn="0" w:lastRow="0" w:noHBand="0" w:noVBand="1" w:val="04A0"/>
+      </w:tblPr>
+      <w:tblGrid>
+        <w:gridCol w:w="9792"/>
+      </w:tblGrid>
+      <w:tr>
+        <w:tc>
+          <w:tcPr>
+            <w:tcW w:type="dxa" w:w="9792"/>
+            <w:shd w:fill="F5F6F8"/>
+            <w:tcMar>
+              <w:top w:w="80" w:type="dxa"/>
+              <w:bottom w:w="80" w:type="dxa"/>
+              <w:left w:w="140" w:type="dxa"/>
+              <w:right w:w="140" w:type="dxa"/>
+            </w:tcMar>
+            <w:tcBorders>
+              <w:left w:val="single" w:sz="18" w:space="0" w:color="CBD5E0"/>
+              <w:top w:val="none"/>
+              <w:right w:val="none"/>
+              <w:bottom w:val="none"/>
+            </w:tcBorders>
+          </w:tcPr>
+          <w:p>
+            <w:pPr>
+              <w:spacing w:line="240" w:lineRule="auto" w:after="0"/>
+            </w:pPr>
+            <w:r>
+              <w:rPr>
+                <w:rFonts w:ascii="Consolas" w:hAnsi="Consolas"/>
+                <w:color w:val="2D3748"/>
+                <w:sz w:val="18"/>
+              </w:rPr>
+              <w:t>R_ac = (8 * n^2) / π^2 * R_L = (8 * 16^2) / π^2 * 0.48 = (2048 * 0.48) / 9.8696 ≈ 99.6 Ω</w:t>
+            </w:r>
+          </w:p>
+        </w:tc>
+      </w:tr>
+    </w:tbl>
+    <w:p/>
     <w:p>
       <w:pPr>
         <w:pStyle w:val="ListNumber"/>
@@ -6224,7 +5123,7 @@
           <w:color w:val="282C34"/>
           <w:sz w:val="21"/>
         </w:rPr>
-        <w:t>Resonant Capacitor ($C_r$)</w:t>
+        <w:t>Resonant Capacitor (C_r)</w:t>
       </w:r>
       <w:r>
         <w:rPr>
@@ -6234,32 +5133,50 @@
         <w:t>:</w:t>
       </w:r>
     </w:p>
-    <w:p>
-      <w:pPr>
-        <w:spacing w:after="80"/>
-      </w:pPr>
-      <w:r>
-        <w:rPr>
-          <w:i/>
-          <w:color w:val="145AA0"/>
-          <w:sz w:val="21"/>
-        </w:rPr>
-      </w:r>
-      <w:r>
-        <w:rPr>
-          <w:color w:val="282C34"/>
-          <w:sz w:val="21"/>
-        </w:rPr>
-        <w:t>C_r = \frac{1}{2\pi \cdot f_r \cdot Q \cdot R_{ac}} = \frac{1}{2\pi \cdot 100\,000 \cdot 0.40 \cdot 99.6} \approx 40\,\text{nF} \implies \text{Select } 39\,\text{nF (Polypropylene Film)}</w:t>
-      </w:r>
-      <w:r>
-        <w:rPr>
-          <w:i/>
-          <w:color w:val="145AA0"/>
-          <w:sz w:val="21"/>
-        </w:rPr>
-      </w:r>
-    </w:p>
+    <w:tbl>
+      <w:tblPr>
+        <w:tblW w:type="auto" w:w="0"/>
+        <w:jc w:val="center"/>
+        <w:tblLook w:firstColumn="1" w:firstRow="1" w:lastColumn="0" w:lastRow="0" w:noHBand="0" w:noVBand="1" w:val="04A0"/>
+      </w:tblPr>
+      <w:tblGrid>
+        <w:gridCol w:w="9792"/>
+      </w:tblGrid>
+      <w:tr>
+        <w:tc>
+          <w:tcPr>
+            <w:tcW w:type="dxa" w:w="9792"/>
+            <w:shd w:fill="F5F6F8"/>
+            <w:tcMar>
+              <w:top w:w="80" w:type="dxa"/>
+              <w:bottom w:w="80" w:type="dxa"/>
+              <w:left w:w="140" w:type="dxa"/>
+              <w:right w:w="140" w:type="dxa"/>
+            </w:tcMar>
+            <w:tcBorders>
+              <w:left w:val="single" w:sz="18" w:space="0" w:color="CBD5E0"/>
+              <w:top w:val="none"/>
+              <w:right w:val="none"/>
+              <w:bottom w:val="none"/>
+            </w:tcBorders>
+          </w:tcPr>
+          <w:p>
+            <w:pPr>
+              <w:spacing w:line="240" w:lineRule="auto" w:after="0"/>
+            </w:pPr>
+            <w:r>
+              <w:rPr>
+                <w:rFonts w:ascii="Consolas" w:hAnsi="Consolas"/>
+                <w:color w:val="2D3748"/>
+                <w:sz w:val="18"/>
+              </w:rPr>
+              <w:t>C_r = 1 / (2π * f_r * Q * R_ac) = 1 / (2π * 100 000 * 0.40 * 99.6) ≈ 40 nF =&gt; Select 39 nF (Polypropylene Film)</w:t>
+            </w:r>
+          </w:p>
+        </w:tc>
+      </w:tr>
+    </w:tbl>
+    <w:p/>
     <w:p>
       <w:pPr>
         <w:pStyle w:val="ListNumber"/>
@@ -6272,7 +5189,7 @@
           <w:color w:val="282C34"/>
           <w:sz w:val="21"/>
         </w:rPr>
-        <w:t>Resonant Inductor ($L_r$)</w:t>
+        <w:t>Resonant Inductor (L_r)</w:t>
       </w:r>
       <w:r>
         <w:rPr>
@@ -6282,32 +5199,50 @@
         <w:t>:</w:t>
       </w:r>
     </w:p>
-    <w:p>
-      <w:pPr>
-        <w:spacing w:after="80"/>
-      </w:pPr>
-      <w:r>
-        <w:rPr>
-          <w:i/>
-          <w:color w:val="145AA0"/>
-          <w:sz w:val="21"/>
-        </w:rPr>
-      </w:r>
-      <w:r>
-        <w:rPr>
-          <w:color w:val="282C34"/>
-          <w:sz w:val="21"/>
-        </w:rPr>
-        <w:t>L_r = \frac{1}{(2\pi \cdot f_r)^2 \cdot C_r} = \frac{1}{(2\pi \cdot 100\,000)^2 \cdot 39 \cdot 10^{-9}} \approx 65\,\mu\text{H}</w:t>
-      </w:r>
-      <w:r>
-        <w:rPr>
-          <w:i/>
-          <w:color w:val="145AA0"/>
-          <w:sz w:val="21"/>
-        </w:rPr>
-      </w:r>
-    </w:p>
+    <w:tbl>
+      <w:tblPr>
+        <w:tblW w:type="auto" w:w="0"/>
+        <w:jc w:val="center"/>
+        <w:tblLook w:firstColumn="1" w:firstRow="1" w:lastColumn="0" w:lastRow="0" w:noHBand="0" w:noVBand="1" w:val="04A0"/>
+      </w:tblPr>
+      <w:tblGrid>
+        <w:gridCol w:w="9792"/>
+      </w:tblGrid>
+      <w:tr>
+        <w:tc>
+          <w:tcPr>
+            <w:tcW w:type="dxa" w:w="9792"/>
+            <w:shd w:fill="F5F6F8"/>
+            <w:tcMar>
+              <w:top w:w="80" w:type="dxa"/>
+              <w:bottom w:w="80" w:type="dxa"/>
+              <w:left w:w="140" w:type="dxa"/>
+              <w:right w:w="140" w:type="dxa"/>
+            </w:tcMar>
+            <w:tcBorders>
+              <w:left w:val="single" w:sz="18" w:space="0" w:color="CBD5E0"/>
+              <w:top w:val="none"/>
+              <w:right w:val="none"/>
+              <w:bottom w:val="none"/>
+            </w:tcBorders>
+          </w:tcPr>
+          <w:p>
+            <w:pPr>
+              <w:spacing w:line="240" w:lineRule="auto" w:after="0"/>
+            </w:pPr>
+            <w:r>
+              <w:rPr>
+                <w:rFonts w:ascii="Consolas" w:hAnsi="Consolas"/>
+                <w:color w:val="2D3748"/>
+                <w:sz w:val="18"/>
+              </w:rPr>
+              <w:t>L_r = 1 / ((2π * f_r)^2 * C_r) = 1 / ((2π * 100 000)^2 * 39 * 10^-9) ≈ 65 µH</w:t>
+            </w:r>
+          </w:p>
+        </w:tc>
+      </w:tr>
+    </w:tbl>
+    <w:p/>
     <w:p>
       <w:pPr>
         <w:pStyle w:val="ListNumber"/>
@@ -6320,7 +5255,7 @@
           <w:color w:val="282C34"/>
           <w:sz w:val="21"/>
         </w:rPr>
-        <w:t>Magnetizing Inductance ($L_m$)</w:t>
+        <w:t>Magnetizing Inductance (L_m)</w:t>
       </w:r>
       <w:r>
         <w:rPr>
@@ -6330,32 +5265,50 @@
         <w:t>:</w:t>
       </w:r>
     </w:p>
-    <w:p>
-      <w:pPr>
-        <w:spacing w:after="80"/>
-      </w:pPr>
-      <w:r>
-        <w:rPr>
-          <w:i/>
-          <w:color w:val="145AA0"/>
-          <w:sz w:val="21"/>
-        </w:rPr>
-      </w:r>
-      <w:r>
-        <w:rPr>
-          <w:color w:val="282C34"/>
-          <w:sz w:val="21"/>
-        </w:rPr>
-        <w:t>L_m = L_n \cdot L_r = 5 \cdot 65\,\mu\text{H} = 325\,\mu\text{H}</w:t>
-      </w:r>
-      <w:r>
-        <w:rPr>
-          <w:i/>
-          <w:color w:val="145AA0"/>
-          <w:sz w:val="21"/>
-        </w:rPr>
-      </w:r>
-    </w:p>
+    <w:tbl>
+      <w:tblPr>
+        <w:tblW w:type="auto" w:w="0"/>
+        <w:jc w:val="center"/>
+        <w:tblLook w:firstColumn="1" w:firstRow="1" w:lastColumn="0" w:lastRow="0" w:noHBand="0" w:noVBand="1" w:val="04A0"/>
+      </w:tblPr>
+      <w:tblGrid>
+        <w:gridCol w:w="9792"/>
+      </w:tblGrid>
+      <w:tr>
+        <w:tc>
+          <w:tcPr>
+            <w:tcW w:type="dxa" w:w="9792"/>
+            <w:shd w:fill="F5F6F8"/>
+            <w:tcMar>
+              <w:top w:w="80" w:type="dxa"/>
+              <w:bottom w:w="80" w:type="dxa"/>
+              <w:left w:w="140" w:type="dxa"/>
+              <w:right w:w="140" w:type="dxa"/>
+            </w:tcMar>
+            <w:tcBorders>
+              <w:left w:val="single" w:sz="18" w:space="0" w:color="CBD5E0"/>
+              <w:top w:val="none"/>
+              <w:right w:val="none"/>
+              <w:bottom w:val="none"/>
+            </w:tcBorders>
+          </w:tcPr>
+          <w:p>
+            <w:pPr>
+              <w:spacing w:line="240" w:lineRule="auto" w:after="0"/>
+            </w:pPr>
+            <w:r>
+              <w:rPr>
+                <w:rFonts w:ascii="Consolas" w:hAnsi="Consolas"/>
+                <w:color w:val="2D3748"/>
+                <w:sz w:val="18"/>
+              </w:rPr>
+              <w:t>L_m = L_n * L_r = 5 * 65 µH = 325 µH</w:t>
+            </w:r>
+          </w:p>
+        </w:tc>
+      </w:tr>
+    </w:tbl>
+    <w:p/>
     <w:p>
       <w:pPr>
         <w:spacing w:before="160" w:after="80"/>
@@ -6378,80 +5331,53 @@
           <w:color w:val="282C34"/>
           <w:sz w:val="21"/>
         </w:rPr>
-        <w:t xml:space="preserve">To guarantee ZVS at switch turn-on, the magnetizing current peak </w:t>
-      </w:r>
-      <w:r>
-        <w:rPr>
-          <w:i/>
-          <w:color w:val="145AA0"/>
-          <w:sz w:val="21"/>
-        </w:rPr>
-        <w:t>I_{m,pk</w:t>
-      </w:r>
-      <w:r>
-        <w:rPr>
-          <w:color w:val="282C34"/>
-          <w:sz w:val="21"/>
-        </w:rPr>
-        <w:t xml:space="preserve"> must discharge the two MOSFET output capacitances (</w:t>
-      </w:r>
-      <w:r>
-        <w:rPr>
-          <w:i/>
-          <w:color w:val="145AA0"/>
-          <w:sz w:val="21"/>
-        </w:rPr>
-        <w:t>2 C_{oss</w:t>
-      </w:r>
-      <w:r>
-        <w:rPr>
-          <w:color w:val="282C34"/>
-          <w:sz w:val="21"/>
-        </w:rPr>
-        <w:t xml:space="preserve">) during dead-time </w:t>
-      </w:r>
-      <w:r>
-        <w:rPr>
-          <w:i/>
-          <w:color w:val="145AA0"/>
-          <w:sz w:val="21"/>
-        </w:rPr>
-        <w:t>t_d</w:t>
-      </w:r>
-      <w:r>
-        <w:rPr>
-          <w:color w:val="282C34"/>
-          <w:sz w:val="21"/>
-        </w:rPr>
-        <w:t>:</w:t>
+        <w:t>To guarantee ZVS at switch turn-on, the magnetizing current peak I_m,pk must discharge the two MOSFET output capacitances (2 C_oss) during dead-time t_d:</w:t>
       </w:r>
     </w:p>
-    <w:p>
-      <w:pPr>
-        <w:spacing w:after="80"/>
-      </w:pPr>
-      <w:r>
-        <w:rPr>
-          <w:i/>
-          <w:color w:val="145AA0"/>
-          <w:sz w:val="21"/>
-        </w:rPr>
-      </w:r>
-      <w:r>
-        <w:rPr>
-          <w:color w:val="282C34"/>
-          <w:sz w:val="21"/>
-        </w:rPr>
-        <w:t>I_{m,pk} = \frac{n \cdot V_o}{4 \cdot L_m \cdot f_r} = \frac{16 \cdot 12\,\text{V}}{4 \cdot 325\,\mu\text{H} \cdot 100\,000\,\text{Hz}} = \frac{192}{130} \approx 1.48\,\text{A}</w:t>
-      </w:r>
-      <w:r>
-        <w:rPr>
-          <w:i/>
-          <w:color w:val="145AA0"/>
-          <w:sz w:val="21"/>
-        </w:rPr>
-      </w:r>
-    </w:p>
+    <w:tbl>
+      <w:tblPr>
+        <w:tblW w:type="auto" w:w="0"/>
+        <w:jc w:val="center"/>
+        <w:tblLook w:firstColumn="1" w:firstRow="1" w:lastColumn="0" w:lastRow="0" w:noHBand="0" w:noVBand="1" w:val="04A0"/>
+      </w:tblPr>
+      <w:tblGrid>
+        <w:gridCol w:w="9792"/>
+      </w:tblGrid>
+      <w:tr>
+        <w:tc>
+          <w:tcPr>
+            <w:tcW w:type="dxa" w:w="9792"/>
+            <w:shd w:fill="F5F6F8"/>
+            <w:tcMar>
+              <w:top w:w="80" w:type="dxa"/>
+              <w:bottom w:w="80" w:type="dxa"/>
+              <w:left w:w="140" w:type="dxa"/>
+              <w:right w:w="140" w:type="dxa"/>
+            </w:tcMar>
+            <w:tcBorders>
+              <w:left w:val="single" w:sz="18" w:space="0" w:color="CBD5E0"/>
+              <w:top w:val="none"/>
+              <w:right w:val="none"/>
+              <w:bottom w:val="none"/>
+            </w:tcBorders>
+          </w:tcPr>
+          <w:p>
+            <w:pPr>
+              <w:spacing w:line="240" w:lineRule="auto" w:after="0"/>
+            </w:pPr>
+            <w:r>
+              <w:rPr>
+                <w:rFonts w:ascii="Consolas" w:hAnsi="Consolas"/>
+                <w:color w:val="2D3748"/>
+                <w:sz w:val="18"/>
+              </w:rPr>
+              <w:t>I_m,pk = (n * V_o) / (4 * L_m * f_r) = (16 * 12 V) / (4 * 325 µH * 100 000 Hz) = 192 / 130 ≈ 1.48 A</w:t>
+            </w:r>
+          </w:p>
+        </w:tc>
+      </w:tr>
+    </w:tbl>
+    <w:p/>
     <w:p>
       <w:pPr>
         <w:spacing w:after="80"/>
@@ -6461,50 +5387,53 @@
           <w:color w:val="282C34"/>
           <w:sz w:val="21"/>
         </w:rPr>
-        <w:t xml:space="preserve">Required dead-time </w:t>
-      </w:r>
-      <w:r>
-        <w:rPr>
-          <w:i/>
-          <w:color w:val="145AA0"/>
-          <w:sz w:val="21"/>
-        </w:rPr>
-        <w:t>t_{d,min</w:t>
-      </w:r>
-      <w:r>
-        <w:rPr>
-          <w:color w:val="282C34"/>
-          <w:sz w:val="21"/>
-        </w:rPr>
-        <w:t>:</w:t>
+        <w:t>Required dead-time t_d,min:</w:t>
       </w:r>
     </w:p>
-    <w:p>
-      <w:pPr>
-        <w:spacing w:after="80"/>
-      </w:pPr>
-      <w:r>
-        <w:rPr>
-          <w:i/>
-          <w:color w:val="145AA0"/>
-          <w:sz w:val="21"/>
-        </w:rPr>
-      </w:r>
-      <w:r>
-        <w:rPr>
-          <w:color w:val="282C34"/>
-          <w:sz w:val="21"/>
-        </w:rPr>
-        <w:t>t_d \ge \frac{2 \cdot C_{oss} \cdot V_{IN}}{I_{m,pk}} = \frac{2 \cdot 150\,\text{pF} \cdot 400\,\text{V}}{1.48\,\text{A}} \approx 81\,\text{ns}</w:t>
-      </w:r>
-      <w:r>
-        <w:rPr>
-          <w:i/>
-          <w:color w:val="145AA0"/>
-          <w:sz w:val="21"/>
-        </w:rPr>
-      </w:r>
-    </w:p>
+    <w:tbl>
+      <w:tblPr>
+        <w:tblW w:type="auto" w:w="0"/>
+        <w:jc w:val="center"/>
+        <w:tblLook w:firstColumn="1" w:firstRow="1" w:lastColumn="0" w:lastRow="0" w:noHBand="0" w:noVBand="1" w:val="04A0"/>
+      </w:tblPr>
+      <w:tblGrid>
+        <w:gridCol w:w="9792"/>
+      </w:tblGrid>
+      <w:tr>
+        <w:tc>
+          <w:tcPr>
+            <w:tcW w:type="dxa" w:w="9792"/>
+            <w:shd w:fill="F5F6F8"/>
+            <w:tcMar>
+              <w:top w:w="80" w:type="dxa"/>
+              <w:bottom w:w="80" w:type="dxa"/>
+              <w:left w:w="140" w:type="dxa"/>
+              <w:right w:w="140" w:type="dxa"/>
+            </w:tcMar>
+            <w:tcBorders>
+              <w:left w:val="single" w:sz="18" w:space="0" w:color="CBD5E0"/>
+              <w:top w:val="none"/>
+              <w:right w:val="none"/>
+              <w:bottom w:val="none"/>
+            </w:tcBorders>
+          </w:tcPr>
+          <w:p>
+            <w:pPr>
+              <w:spacing w:line="240" w:lineRule="auto" w:after="0"/>
+            </w:pPr>
+            <w:r>
+              <w:rPr>
+                <w:rFonts w:ascii="Consolas" w:hAnsi="Consolas"/>
+                <w:color w:val="2D3748"/>
+                <w:sz w:val="18"/>
+              </w:rPr>
+              <w:t>t_d &gt;= (2 * C_oss * V_IN) / I_m,pk = (2 * 150 pF * 400 V) / 1.48 A ≈ 81 ns</w:t>
+            </w:r>
+          </w:p>
+        </w:tc>
+      </w:tr>
+    </w:tbl>
+    <w:p/>
     <w:p>
       <w:pPr>
         <w:spacing w:after="80"/>
@@ -6514,22 +5443,7 @@
           <w:color w:val="282C34"/>
           <w:sz w:val="21"/>
         </w:rPr>
-        <w:t xml:space="preserve">Setting dead-time </w:t>
-      </w:r>
-      <w:r>
-        <w:rPr>
-          <w:i/>
-          <w:color w:val="145AA0"/>
-          <w:sz w:val="21"/>
-        </w:rPr>
-        <w:t>t_d = 250\,ns \dots 350\,ns</w:t>
-      </w:r>
-      <w:r>
-        <w:rPr>
-          <w:color w:val="282C34"/>
-          <w:sz w:val="21"/>
-        </w:rPr>
-        <w:t xml:space="preserve"> guarantees complete, robust ZVS switching across all line and load variations.</w:t>
+        <w:t>Setting dead-time t_d = 250 ns ... 350 ns guarantees complete, robust ZVS switching across all line and load variations.</w:t>
       </w:r>
     </w:p>
     <w:p>
@@ -6572,52 +5486,7 @@
           <w:color w:val="282C34"/>
           <w:sz w:val="21"/>
         </w:rPr>
-        <w:t xml:space="preserve">: Rather than using a separate physical inductor for </w:t>
-      </w:r>
-      <w:r>
-        <w:rPr>
-          <w:i/>
-          <w:color w:val="145AA0"/>
-          <w:sz w:val="21"/>
-        </w:rPr>
-        <w:t>L_r</w:t>
-      </w:r>
-      <w:r>
-        <w:rPr>
-          <w:color w:val="282C34"/>
-          <w:sz w:val="21"/>
-        </w:rPr>
-        <w:t xml:space="preserve">, wind the transformer with intentional spatial separation or a magnetic shunt between primary and secondary sections to integrate </w:t>
-      </w:r>
-      <w:r>
-        <w:rPr>
-          <w:i/>
-          <w:color w:val="145AA0"/>
-          <w:sz w:val="21"/>
-        </w:rPr>
-        <w:t>L_r</w:t>
-      </w:r>
-      <w:r>
-        <w:rPr>
-          <w:color w:val="282C34"/>
-          <w:sz w:val="21"/>
-        </w:rPr>
-        <w:t xml:space="preserve"> directly as transformer leakage inductance (</w:t>
-      </w:r>
-      <w:r>
-        <w:rPr>
-          <w:i/>
-          <w:color w:val="145AA0"/>
-          <w:sz w:val="21"/>
-        </w:rPr>
-        <w:t>L_{lk = L_r</w:t>
-      </w:r>
-      <w:r>
-        <w:rPr>
-          <w:color w:val="282C34"/>
-          <w:sz w:val="21"/>
-        </w:rPr>
-        <w:t>).</w:t>
+        <w:t>: Rather than using a separate physical inductor for L_r, wind the transformer with intentional spatial separation or a magnetic shunt between primary and secondary sections to integrate L_r directly as transformer leakage inductance (L_lk = L_r).</w:t>
       </w:r>
     </w:p>
     <w:p>
@@ -6639,22 +5508,7 @@
           <w:color w:val="282C34"/>
           <w:sz w:val="21"/>
         </w:rPr>
-        <w:t>: The resonant capacitor carries full resonant AC current (</w:t>
-      </w:r>
-      <w:r>
-        <w:rPr>
-          <w:i/>
-          <w:color w:val="145AA0"/>
-          <w:sz w:val="21"/>
-        </w:rPr>
-        <w:t>I_{Cr,rms \approx 2 \dots 4\,A</w:t>
-      </w:r>
-      <w:r>
-        <w:rPr>
-          <w:color w:val="282C34"/>
-          <w:sz w:val="21"/>
-        </w:rPr>
-        <w:t xml:space="preserve">). Never use ceramic MLCCs (due to DC bias capacitance drop and acoustic microphonics) or polyester film. </w:t>
+        <w:t xml:space="preserve">: The resonant capacitor carries full resonant AC current (I_Cr,rms ≈ 2 ... 4 A). Never use ceramic MLCCs (due to DC bias capacitance drop and acoustic microphonics) or polyester film. </w:t>
       </w:r>
       <w:r>
         <w:rPr>
@@ -6691,67 +5545,7 @@
           <w:color w:val="282C34"/>
           <w:sz w:val="21"/>
         </w:rPr>
-        <w:t>: On the low-voltage high-current secondary (</w:t>
-      </w:r>
-      <w:r>
-        <w:rPr>
-          <w:i/>
-          <w:color w:val="145AA0"/>
-          <w:sz w:val="21"/>
-        </w:rPr>
-        <w:t>12\,V, 25\,A</w:t>
-      </w:r>
-      <w:r>
-        <w:rPr>
-          <w:color w:val="282C34"/>
-          <w:sz w:val="21"/>
-        </w:rPr>
-        <w:t xml:space="preserve">), replace Schottky diodes with low </w:t>
-      </w:r>
-      <w:r>
-        <w:rPr>
-          <w:i/>
-          <w:color w:val="145AA0"/>
-          <w:sz w:val="21"/>
-        </w:rPr>
-        <w:t>R_{DS(on)</w:t>
-      </w:r>
-      <w:r>
-        <w:rPr>
-          <w:color w:val="282C34"/>
-          <w:sz w:val="21"/>
-        </w:rPr>
-        <w:t xml:space="preserve"> MOSFETs (</w:t>
-      </w:r>
-      <w:r>
-        <w:rPr>
-          <w:i/>
-          <w:color w:val="145AA0"/>
-          <w:sz w:val="21"/>
-        </w:rPr>
-        <w:t>&lt; 2\,m\Omega</w:t>
-      </w:r>
-      <w:r>
-        <w:rPr>
-          <w:color w:val="282C34"/>
-          <w:sz w:val="21"/>
-        </w:rPr>
-        <w:t xml:space="preserve">) driven by specialized resonant SR controllers (e.g., TEA1995, MP6924) sensing drain-source </w:t>
-      </w:r>
-      <w:r>
-        <w:rPr>
-          <w:i/>
-          <w:color w:val="145AA0"/>
-          <w:sz w:val="21"/>
-        </w:rPr>
-        <w:t>V_{DS</w:t>
-      </w:r>
-      <w:r>
-        <w:rPr>
-          <w:color w:val="282C34"/>
-          <w:sz w:val="21"/>
-        </w:rPr>
-        <w:t xml:space="preserve"> ringing.</w:t>
+        <w:t>: On the low-voltage high-current secondary (12 V, 25 A), replace Schottky diodes with low R_DS(on) MOSFETs (&lt; 2 mΩ) driven by specialized resonant SR controllers (e.g., TEA1995, MP6924) sensing drain-source V_DS ringing.</w:t>
       </w:r>
     </w:p>
     <w:sectPr>
